--- a/docs/CT240_Nhóm 4_Tài liệu thiết kế.docx
+++ b/docs/CT240_Nhóm 4_Tài liệu thiết kế.docx
@@ -86,7 +86,7 @@
         <w:rPr>
           <w:rFonts w:ascii="Times New Roman" w:hAnsi="Times New Roman"/>
         </w:rPr>
-        <w:t>5</w:t>
+        <w:t>6</w:t>
       </w:r>
       <w:r>
         <w:rPr>
@@ -270,11 +270,11 @@
           <w:rFonts w:ascii="Times New Roman" w:hAnsi="Times New Roman"/>
         </w:rPr>
       </w:pPr>
-      <w:bookmarkStart w:id="0" w:name="_Toc346509227"/>
-      <w:bookmarkStart w:id="1" w:name="_Toc344877432"/>
-      <w:bookmarkStart w:id="2" w:name="_Toc344879822"/>
-      <w:bookmarkStart w:id="3" w:name="_Toc346508722"/>
-      <w:bookmarkStart w:id="4" w:name="_Toc346508952"/>
+      <w:bookmarkStart w:id="0" w:name="_Toc344877432"/>
+      <w:bookmarkStart w:id="1" w:name="_Toc344879822"/>
+      <w:bookmarkStart w:id="2" w:name="_Toc346509227"/>
+      <w:bookmarkStart w:id="3" w:name="_Toc346508952"/>
+      <w:bookmarkStart w:id="4" w:name="_Toc346508722"/>
       <w:bookmarkStart w:id="5" w:name="_Toc225162772"/>
       <w:bookmarkEnd w:id="0"/>
       <w:bookmarkEnd w:id="1"/>
@@ -293,12 +293,13 @@
     <w:p>
       <w:pPr>
         <w:pStyle w:val="TOC1"/>
+        <w:spacing w:line="360" w:lineRule="auto"/>
         <w:rPr>
           <w:rFonts w:asciiTheme="minorHAnsi" w:eastAsiaTheme="minorEastAsia" w:hAnsiTheme="minorHAnsi" w:cstheme="minorBidi"/>
           <w:b w:val="0"/>
-          <w:noProof/>
           <w:kern w:val="2"/>
-          <w:szCs w:val="24"/>
+          <w:sz w:val="32"/>
+          <w:szCs w:val="32"/>
           <w14:ligatures w14:val="standardContextual"/>
         </w:rPr>
       </w:pPr>
@@ -306,6 +307,8 @@
         <w:rPr>
           <w:rFonts w:ascii="Times New Roman" w:hAnsi="Times New Roman"/>
           <w:b w:val="0"/>
+          <w:sz w:val="32"/>
+          <w:szCs w:val="22"/>
         </w:rPr>
         <w:fldChar w:fldCharType="begin"/>
       </w:r>
@@ -313,6 +316,8 @@
         <w:rPr>
           <w:rFonts w:ascii="Times New Roman" w:hAnsi="Times New Roman"/>
           <w:b w:val="0"/>
+          <w:sz w:val="32"/>
+          <w:szCs w:val="22"/>
         </w:rPr>
         <w:instrText xml:space="preserve"> TOC \o "1-2" \h \z \t "TOCentry,1" </w:instrText>
       </w:r>
@@ -320,6 +325,8 @@
         <w:rPr>
           <w:rFonts w:ascii="Times New Roman" w:hAnsi="Times New Roman"/>
           <w:b w:val="0"/>
+          <w:sz w:val="32"/>
+          <w:szCs w:val="22"/>
         </w:rPr>
         <w:fldChar w:fldCharType="separate"/>
       </w:r>
@@ -328,55 +335,56 @@
           <w:rPr>
             <w:rStyle w:val="Hyperlink"/>
             <w:rFonts w:ascii="Times New Roman" w:hAnsi="Times New Roman"/>
-            <w:noProof/>
+            <w:sz w:val="32"/>
+            <w:szCs w:val="22"/>
           </w:rPr>
           <w:t>Mục Lục</w:t>
         </w:r>
         <w:r>
           <w:rPr>
-            <w:noProof/>
-            <w:webHidden/>
+            <w:sz w:val="32"/>
+            <w:szCs w:val="22"/>
           </w:rPr>
           <w:tab/>
         </w:r>
         <w:r>
           <w:rPr>
-            <w:noProof/>
-            <w:webHidden/>
+            <w:sz w:val="32"/>
+            <w:szCs w:val="22"/>
           </w:rPr>
           <w:fldChar w:fldCharType="begin"/>
         </w:r>
         <w:r>
           <w:rPr>
-            <w:noProof/>
-            <w:webHidden/>
+            <w:sz w:val="32"/>
+            <w:szCs w:val="22"/>
           </w:rPr>
           <w:instrText xml:space="preserve"> PAGEREF _Toc225162772 \h </w:instrText>
         </w:r>
         <w:r>
           <w:rPr>
-            <w:noProof/>
-            <w:webHidden/>
+            <w:sz w:val="32"/>
+            <w:szCs w:val="22"/>
           </w:rPr>
         </w:r>
         <w:r>
           <w:rPr>
-            <w:noProof/>
-            <w:webHidden/>
+            <w:sz w:val="32"/>
+            <w:szCs w:val="22"/>
           </w:rPr>
           <w:fldChar w:fldCharType="separate"/>
         </w:r>
         <w:r>
           <w:rPr>
-            <w:noProof/>
-            <w:webHidden/>
+            <w:sz w:val="32"/>
+            <w:szCs w:val="22"/>
           </w:rPr>
           <w:t>ii</w:t>
         </w:r>
         <w:r>
           <w:rPr>
-            <w:noProof/>
-            <w:webHidden/>
+            <w:sz w:val="32"/>
+            <w:szCs w:val="22"/>
           </w:rPr>
           <w:fldChar w:fldCharType="end"/>
         </w:r>
@@ -385,12 +393,13 @@
     <w:p>
       <w:pPr>
         <w:pStyle w:val="TOC1"/>
+        <w:spacing w:line="360" w:lineRule="auto"/>
         <w:rPr>
           <w:rFonts w:asciiTheme="minorHAnsi" w:eastAsiaTheme="minorEastAsia" w:hAnsiTheme="minorHAnsi" w:cstheme="minorBidi"/>
           <w:b w:val="0"/>
-          <w:noProof/>
           <w:kern w:val="2"/>
-          <w:szCs w:val="24"/>
+          <w:sz w:val="32"/>
+          <w:szCs w:val="32"/>
           <w14:ligatures w14:val="standardContextual"/>
         </w:rPr>
       </w:pPr>
@@ -399,7 +408,8 @@
           <w:rPr>
             <w:rStyle w:val="Hyperlink"/>
             <w:rFonts w:ascii="Times New Roman" w:hAnsi="Times New Roman"/>
-            <w:noProof/>
+            <w:sz w:val="32"/>
+            <w:szCs w:val="22"/>
           </w:rPr>
           <w:t>1.</w:t>
         </w:r>
@@ -407,9 +417,9 @@
           <w:rPr>
             <w:rFonts w:asciiTheme="minorHAnsi" w:eastAsiaTheme="minorEastAsia" w:hAnsiTheme="minorHAnsi" w:cstheme="minorBidi"/>
             <w:b w:val="0"/>
-            <w:noProof/>
             <w:kern w:val="2"/>
-            <w:szCs w:val="24"/>
+            <w:sz w:val="32"/>
+            <w:szCs w:val="32"/>
             <w14:ligatures w14:val="standardContextual"/>
           </w:rPr>
           <w:tab/>
@@ -418,55 +428,56 @@
           <w:rPr>
             <w:rStyle w:val="Hyperlink"/>
             <w:rFonts w:ascii="Times New Roman" w:hAnsi="Times New Roman"/>
-            <w:noProof/>
+            <w:sz w:val="32"/>
+            <w:szCs w:val="22"/>
           </w:rPr>
           <w:t>Giới thiệu</w:t>
         </w:r>
         <w:r>
           <w:rPr>
-            <w:noProof/>
-            <w:webHidden/>
+            <w:sz w:val="32"/>
+            <w:szCs w:val="22"/>
           </w:rPr>
           <w:tab/>
         </w:r>
         <w:r>
           <w:rPr>
-            <w:noProof/>
-            <w:webHidden/>
+            <w:sz w:val="32"/>
+            <w:szCs w:val="22"/>
           </w:rPr>
           <w:fldChar w:fldCharType="begin"/>
         </w:r>
         <w:r>
           <w:rPr>
-            <w:noProof/>
-            <w:webHidden/>
+            <w:sz w:val="32"/>
+            <w:szCs w:val="22"/>
           </w:rPr>
           <w:instrText xml:space="preserve"> PAGEREF _Toc225162773 \h </w:instrText>
         </w:r>
         <w:r>
           <w:rPr>
-            <w:noProof/>
-            <w:webHidden/>
+            <w:sz w:val="32"/>
+            <w:szCs w:val="22"/>
           </w:rPr>
         </w:r>
         <w:r>
           <w:rPr>
-            <w:noProof/>
-            <w:webHidden/>
+            <w:sz w:val="32"/>
+            <w:szCs w:val="22"/>
           </w:rPr>
           <w:fldChar w:fldCharType="separate"/>
         </w:r>
         <w:r>
           <w:rPr>
-            <w:noProof/>
-            <w:webHidden/>
+            <w:sz w:val="32"/>
+            <w:szCs w:val="22"/>
           </w:rPr>
           <w:t>1</w:t>
         </w:r>
         <w:r>
           <w:rPr>
-            <w:noProof/>
-            <w:webHidden/>
+            <w:sz w:val="32"/>
+            <w:szCs w:val="22"/>
           </w:rPr>
           <w:fldChar w:fldCharType="end"/>
         </w:r>
@@ -478,12 +489,12 @@
         <w:tabs>
           <w:tab w:val="left" w:pos="960"/>
         </w:tabs>
+        <w:spacing w:line="360" w:lineRule="auto"/>
         <w:rPr>
           <w:rFonts w:asciiTheme="minorHAnsi" w:eastAsiaTheme="minorEastAsia" w:hAnsiTheme="minorHAnsi" w:cstheme="minorBidi"/>
-          <w:noProof/>
           <w:kern w:val="2"/>
-          <w:sz w:val="24"/>
-          <w:szCs w:val="24"/>
+          <w:sz w:val="32"/>
+          <w:szCs w:val="32"/>
           <w14:ligatures w14:val="standardContextual"/>
         </w:rPr>
       </w:pPr>
@@ -492,17 +503,17 @@
           <w:rPr>
             <w:rStyle w:val="Hyperlink"/>
             <w:rFonts w:ascii="Times New Roman" w:hAnsi="Times New Roman"/>
-            <w:noProof/>
+            <w:sz w:val="28"/>
+            <w:szCs w:val="22"/>
           </w:rPr>
           <w:t>1.1</w:t>
         </w:r>
         <w:r>
           <w:rPr>
             <w:rFonts w:asciiTheme="minorHAnsi" w:eastAsiaTheme="minorEastAsia" w:hAnsiTheme="minorHAnsi" w:cstheme="minorBidi"/>
-            <w:noProof/>
             <w:kern w:val="2"/>
-            <w:sz w:val="24"/>
-            <w:szCs w:val="24"/>
+            <w:sz w:val="32"/>
+            <w:szCs w:val="32"/>
             <w14:ligatures w14:val="standardContextual"/>
           </w:rPr>
           <w:tab/>
@@ -511,55 +522,56 @@
           <w:rPr>
             <w:rStyle w:val="Hyperlink"/>
             <w:rFonts w:ascii="Times New Roman" w:hAnsi="Times New Roman"/>
-            <w:noProof/>
+            <w:sz w:val="28"/>
+            <w:szCs w:val="22"/>
           </w:rPr>
           <w:t>Mục đích</w:t>
         </w:r>
         <w:r>
           <w:rPr>
-            <w:noProof/>
-            <w:webHidden/>
+            <w:sz w:val="28"/>
+            <w:szCs w:val="22"/>
           </w:rPr>
           <w:tab/>
         </w:r>
         <w:r>
           <w:rPr>
-            <w:noProof/>
-            <w:webHidden/>
+            <w:sz w:val="28"/>
+            <w:szCs w:val="22"/>
           </w:rPr>
           <w:fldChar w:fldCharType="begin"/>
         </w:r>
         <w:r>
           <w:rPr>
-            <w:noProof/>
-            <w:webHidden/>
+            <w:sz w:val="28"/>
+            <w:szCs w:val="22"/>
           </w:rPr>
           <w:instrText xml:space="preserve"> PAGEREF _Toc225162774 \h </w:instrText>
         </w:r>
         <w:r>
           <w:rPr>
-            <w:noProof/>
-            <w:webHidden/>
+            <w:sz w:val="28"/>
+            <w:szCs w:val="22"/>
           </w:rPr>
         </w:r>
         <w:r>
           <w:rPr>
-            <w:noProof/>
-            <w:webHidden/>
+            <w:sz w:val="28"/>
+            <w:szCs w:val="22"/>
           </w:rPr>
           <w:fldChar w:fldCharType="separate"/>
         </w:r>
         <w:r>
           <w:rPr>
-            <w:noProof/>
-            <w:webHidden/>
+            <w:sz w:val="28"/>
+            <w:szCs w:val="22"/>
           </w:rPr>
           <w:t>1</w:t>
         </w:r>
         <w:r>
           <w:rPr>
-            <w:noProof/>
-            <w:webHidden/>
+            <w:sz w:val="28"/>
+            <w:szCs w:val="22"/>
           </w:rPr>
           <w:fldChar w:fldCharType="end"/>
         </w:r>
@@ -571,12 +583,12 @@
         <w:tabs>
           <w:tab w:val="left" w:pos="960"/>
         </w:tabs>
+        <w:spacing w:line="360" w:lineRule="auto"/>
         <w:rPr>
           <w:rFonts w:asciiTheme="minorHAnsi" w:eastAsiaTheme="minorEastAsia" w:hAnsiTheme="minorHAnsi" w:cstheme="minorBidi"/>
-          <w:noProof/>
           <w:kern w:val="2"/>
-          <w:sz w:val="24"/>
-          <w:szCs w:val="24"/>
+          <w:sz w:val="32"/>
+          <w:szCs w:val="32"/>
           <w14:ligatures w14:val="standardContextual"/>
         </w:rPr>
       </w:pPr>
@@ -585,17 +597,17 @@
           <w:rPr>
             <w:rStyle w:val="Hyperlink"/>
             <w:rFonts w:ascii="Times New Roman" w:hAnsi="Times New Roman"/>
-            <w:noProof/>
+            <w:sz w:val="28"/>
+            <w:szCs w:val="22"/>
           </w:rPr>
           <w:t>1.2</w:t>
         </w:r>
         <w:r>
           <w:rPr>
             <w:rFonts w:asciiTheme="minorHAnsi" w:eastAsiaTheme="minorEastAsia" w:hAnsiTheme="minorHAnsi" w:cstheme="minorBidi"/>
-            <w:noProof/>
             <w:kern w:val="2"/>
-            <w:sz w:val="24"/>
-            <w:szCs w:val="24"/>
+            <w:sz w:val="32"/>
+            <w:szCs w:val="32"/>
             <w14:ligatures w14:val="standardContextual"/>
           </w:rPr>
           <w:tab/>
@@ -604,55 +616,56 @@
           <w:rPr>
             <w:rStyle w:val="Hyperlink"/>
             <w:rFonts w:ascii="Times New Roman" w:hAnsi="Times New Roman"/>
-            <w:noProof/>
+            <w:sz w:val="28"/>
+            <w:szCs w:val="22"/>
           </w:rPr>
           <w:t>Phạm vi</w:t>
         </w:r>
         <w:r>
           <w:rPr>
-            <w:noProof/>
-            <w:webHidden/>
+            <w:sz w:val="28"/>
+            <w:szCs w:val="22"/>
           </w:rPr>
           <w:tab/>
         </w:r>
         <w:r>
           <w:rPr>
-            <w:noProof/>
-            <w:webHidden/>
+            <w:sz w:val="28"/>
+            <w:szCs w:val="22"/>
           </w:rPr>
           <w:fldChar w:fldCharType="begin"/>
         </w:r>
         <w:r>
           <w:rPr>
-            <w:noProof/>
-            <w:webHidden/>
+            <w:sz w:val="28"/>
+            <w:szCs w:val="22"/>
           </w:rPr>
           <w:instrText xml:space="preserve"> PAGEREF _Toc225162775 \h </w:instrText>
         </w:r>
         <w:r>
           <w:rPr>
-            <w:noProof/>
-            <w:webHidden/>
+            <w:sz w:val="28"/>
+            <w:szCs w:val="22"/>
           </w:rPr>
         </w:r>
         <w:r>
           <w:rPr>
-            <w:noProof/>
-            <w:webHidden/>
+            <w:sz w:val="28"/>
+            <w:szCs w:val="22"/>
           </w:rPr>
           <w:fldChar w:fldCharType="separate"/>
         </w:r>
         <w:r>
           <w:rPr>
-            <w:noProof/>
-            <w:webHidden/>
+            <w:sz w:val="28"/>
+            <w:szCs w:val="22"/>
           </w:rPr>
           <w:t>1</w:t>
         </w:r>
         <w:r>
           <w:rPr>
-            <w:noProof/>
-            <w:webHidden/>
+            <w:sz w:val="28"/>
+            <w:szCs w:val="22"/>
           </w:rPr>
           <w:fldChar w:fldCharType="end"/>
         </w:r>
@@ -664,12 +677,12 @@
         <w:tabs>
           <w:tab w:val="left" w:pos="960"/>
         </w:tabs>
+        <w:spacing w:line="360" w:lineRule="auto"/>
         <w:rPr>
           <w:rFonts w:asciiTheme="minorHAnsi" w:eastAsiaTheme="minorEastAsia" w:hAnsiTheme="minorHAnsi" w:cstheme="minorBidi"/>
-          <w:noProof/>
           <w:kern w:val="2"/>
-          <w:sz w:val="24"/>
-          <w:szCs w:val="24"/>
+          <w:sz w:val="32"/>
+          <w:szCs w:val="32"/>
           <w14:ligatures w14:val="standardContextual"/>
         </w:rPr>
       </w:pPr>
@@ -678,17 +691,17 @@
           <w:rPr>
             <w:rStyle w:val="Hyperlink"/>
             <w:rFonts w:ascii="Times New Roman" w:hAnsi="Times New Roman"/>
-            <w:noProof/>
+            <w:sz w:val="28"/>
+            <w:szCs w:val="22"/>
           </w:rPr>
           <w:t>1.3</w:t>
         </w:r>
         <w:r>
           <w:rPr>
             <w:rFonts w:asciiTheme="minorHAnsi" w:eastAsiaTheme="minorEastAsia" w:hAnsiTheme="minorHAnsi" w:cstheme="minorBidi"/>
-            <w:noProof/>
             <w:kern w:val="2"/>
-            <w:sz w:val="24"/>
-            <w:szCs w:val="24"/>
+            <w:sz w:val="32"/>
+            <w:szCs w:val="32"/>
             <w14:ligatures w14:val="standardContextual"/>
           </w:rPr>
           <w:tab/>
@@ -697,55 +710,56 @@
           <w:rPr>
             <w:rStyle w:val="Hyperlink"/>
             <w:rFonts w:ascii="Times New Roman" w:hAnsi="Times New Roman"/>
-            <w:noProof/>
+            <w:sz w:val="28"/>
+            <w:szCs w:val="22"/>
           </w:rPr>
           <w:t>Bảng chú giải thuật ngữ</w:t>
         </w:r>
         <w:r>
           <w:rPr>
-            <w:noProof/>
-            <w:webHidden/>
+            <w:sz w:val="28"/>
+            <w:szCs w:val="22"/>
           </w:rPr>
           <w:tab/>
         </w:r>
         <w:r>
           <w:rPr>
-            <w:noProof/>
-            <w:webHidden/>
+            <w:sz w:val="28"/>
+            <w:szCs w:val="22"/>
           </w:rPr>
           <w:fldChar w:fldCharType="begin"/>
         </w:r>
         <w:r>
           <w:rPr>
-            <w:noProof/>
-            <w:webHidden/>
+            <w:sz w:val="28"/>
+            <w:szCs w:val="22"/>
           </w:rPr>
           <w:instrText xml:space="preserve"> PAGEREF _Toc225162776 \h </w:instrText>
         </w:r>
         <w:r>
           <w:rPr>
-            <w:noProof/>
-            <w:webHidden/>
+            <w:sz w:val="28"/>
+            <w:szCs w:val="22"/>
           </w:rPr>
         </w:r>
         <w:r>
           <w:rPr>
-            <w:noProof/>
-            <w:webHidden/>
+            <w:sz w:val="28"/>
+            <w:szCs w:val="22"/>
           </w:rPr>
           <w:fldChar w:fldCharType="separate"/>
         </w:r>
         <w:r>
           <w:rPr>
-            <w:noProof/>
-            <w:webHidden/>
+            <w:sz w:val="28"/>
+            <w:szCs w:val="22"/>
           </w:rPr>
           <w:t>2</w:t>
         </w:r>
         <w:r>
           <w:rPr>
-            <w:noProof/>
-            <w:webHidden/>
+            <w:sz w:val="28"/>
+            <w:szCs w:val="22"/>
           </w:rPr>
           <w:fldChar w:fldCharType="end"/>
         </w:r>
@@ -757,12 +771,12 @@
         <w:tabs>
           <w:tab w:val="left" w:pos="960"/>
         </w:tabs>
+        <w:spacing w:line="360" w:lineRule="auto"/>
         <w:rPr>
           <w:rFonts w:asciiTheme="minorHAnsi" w:eastAsiaTheme="minorEastAsia" w:hAnsiTheme="minorHAnsi" w:cstheme="minorBidi"/>
-          <w:noProof/>
           <w:kern w:val="2"/>
-          <w:sz w:val="24"/>
-          <w:szCs w:val="24"/>
+          <w:sz w:val="32"/>
+          <w:szCs w:val="32"/>
           <w14:ligatures w14:val="standardContextual"/>
         </w:rPr>
       </w:pPr>
@@ -771,17 +785,17 @@
           <w:rPr>
             <w:rStyle w:val="Hyperlink"/>
             <w:rFonts w:ascii="Times New Roman" w:hAnsi="Times New Roman"/>
-            <w:noProof/>
+            <w:sz w:val="28"/>
+            <w:szCs w:val="22"/>
           </w:rPr>
           <w:t>1.4</w:t>
         </w:r>
         <w:r>
           <w:rPr>
             <w:rFonts w:asciiTheme="minorHAnsi" w:eastAsiaTheme="minorEastAsia" w:hAnsiTheme="minorHAnsi" w:cstheme="minorBidi"/>
-            <w:noProof/>
             <w:kern w:val="2"/>
-            <w:sz w:val="24"/>
-            <w:szCs w:val="24"/>
+            <w:sz w:val="32"/>
+            <w:szCs w:val="32"/>
             <w14:ligatures w14:val="standardContextual"/>
           </w:rPr>
           <w:tab/>
@@ -790,55 +804,56 @@
           <w:rPr>
             <w:rStyle w:val="Hyperlink"/>
             <w:rFonts w:ascii="Times New Roman" w:hAnsi="Times New Roman"/>
-            <w:noProof/>
+            <w:sz w:val="28"/>
+            <w:szCs w:val="22"/>
           </w:rPr>
           <w:t>Tài liệu tham khảo</w:t>
         </w:r>
         <w:r>
           <w:rPr>
-            <w:noProof/>
-            <w:webHidden/>
+            <w:sz w:val="28"/>
+            <w:szCs w:val="22"/>
           </w:rPr>
           <w:tab/>
         </w:r>
         <w:r>
           <w:rPr>
-            <w:noProof/>
-            <w:webHidden/>
+            <w:sz w:val="28"/>
+            <w:szCs w:val="22"/>
           </w:rPr>
           <w:fldChar w:fldCharType="begin"/>
         </w:r>
         <w:r>
           <w:rPr>
-            <w:noProof/>
-            <w:webHidden/>
+            <w:sz w:val="28"/>
+            <w:szCs w:val="22"/>
           </w:rPr>
           <w:instrText xml:space="preserve"> PAGEREF _Toc225162777 \h </w:instrText>
         </w:r>
         <w:r>
           <w:rPr>
-            <w:noProof/>
-            <w:webHidden/>
+            <w:sz w:val="28"/>
+            <w:szCs w:val="22"/>
           </w:rPr>
         </w:r>
         <w:r>
           <w:rPr>
-            <w:noProof/>
-            <w:webHidden/>
+            <w:sz w:val="28"/>
+            <w:szCs w:val="22"/>
           </w:rPr>
           <w:fldChar w:fldCharType="separate"/>
         </w:r>
         <w:r>
           <w:rPr>
-            <w:noProof/>
-            <w:webHidden/>
+            <w:sz w:val="28"/>
+            <w:szCs w:val="22"/>
           </w:rPr>
           <w:t>3</w:t>
         </w:r>
         <w:r>
           <w:rPr>
-            <w:noProof/>
-            <w:webHidden/>
+            <w:sz w:val="28"/>
+            <w:szCs w:val="22"/>
           </w:rPr>
           <w:fldChar w:fldCharType="end"/>
         </w:r>
@@ -850,12 +865,12 @@
         <w:tabs>
           <w:tab w:val="left" w:pos="960"/>
         </w:tabs>
+        <w:spacing w:line="360" w:lineRule="auto"/>
         <w:rPr>
           <w:rFonts w:asciiTheme="minorHAnsi" w:eastAsiaTheme="minorEastAsia" w:hAnsiTheme="minorHAnsi" w:cstheme="minorBidi"/>
-          <w:noProof/>
           <w:kern w:val="2"/>
-          <w:sz w:val="24"/>
-          <w:szCs w:val="24"/>
+          <w:sz w:val="32"/>
+          <w:szCs w:val="32"/>
           <w14:ligatures w14:val="standardContextual"/>
         </w:rPr>
       </w:pPr>
@@ -864,17 +879,17 @@
           <w:rPr>
             <w:rStyle w:val="Hyperlink"/>
             <w:rFonts w:ascii="Times New Roman" w:hAnsi="Times New Roman"/>
-            <w:noProof/>
+            <w:sz w:val="28"/>
+            <w:szCs w:val="22"/>
           </w:rPr>
           <w:t>1.5</w:t>
         </w:r>
         <w:r>
           <w:rPr>
             <w:rFonts w:asciiTheme="minorHAnsi" w:eastAsiaTheme="minorEastAsia" w:hAnsiTheme="minorHAnsi" w:cstheme="minorBidi"/>
-            <w:noProof/>
             <w:kern w:val="2"/>
-            <w:sz w:val="24"/>
-            <w:szCs w:val="24"/>
+            <w:sz w:val="32"/>
+            <w:szCs w:val="32"/>
             <w14:ligatures w14:val="standardContextual"/>
           </w:rPr>
           <w:tab/>
@@ -883,55 +898,56 @@
           <w:rPr>
             <w:rStyle w:val="Hyperlink"/>
             <w:rFonts w:ascii="Times New Roman" w:hAnsi="Times New Roman"/>
-            <w:noProof/>
+            <w:sz w:val="28"/>
+            <w:szCs w:val="22"/>
           </w:rPr>
           <w:t>Tổng quan về tài liệu</w:t>
         </w:r>
         <w:r>
           <w:rPr>
-            <w:noProof/>
-            <w:webHidden/>
+            <w:sz w:val="28"/>
+            <w:szCs w:val="22"/>
           </w:rPr>
           <w:tab/>
         </w:r>
         <w:r>
           <w:rPr>
-            <w:noProof/>
-            <w:webHidden/>
+            <w:sz w:val="28"/>
+            <w:szCs w:val="22"/>
           </w:rPr>
           <w:fldChar w:fldCharType="begin"/>
         </w:r>
         <w:r>
           <w:rPr>
-            <w:noProof/>
-            <w:webHidden/>
+            <w:sz w:val="28"/>
+            <w:szCs w:val="22"/>
           </w:rPr>
           <w:instrText xml:space="preserve"> PAGEREF _Toc225162778 \h </w:instrText>
         </w:r>
         <w:r>
           <w:rPr>
-            <w:noProof/>
-            <w:webHidden/>
+            <w:sz w:val="28"/>
+            <w:szCs w:val="22"/>
           </w:rPr>
         </w:r>
         <w:r>
           <w:rPr>
-            <w:noProof/>
-            <w:webHidden/>
+            <w:sz w:val="28"/>
+            <w:szCs w:val="22"/>
           </w:rPr>
           <w:fldChar w:fldCharType="separate"/>
         </w:r>
         <w:r>
           <w:rPr>
-            <w:noProof/>
-            <w:webHidden/>
+            <w:sz w:val="28"/>
+            <w:szCs w:val="22"/>
           </w:rPr>
           <w:t>3</w:t>
         </w:r>
         <w:r>
           <w:rPr>
-            <w:noProof/>
-            <w:webHidden/>
+            <w:sz w:val="28"/>
+            <w:szCs w:val="22"/>
           </w:rPr>
           <w:fldChar w:fldCharType="end"/>
         </w:r>
@@ -940,12 +956,13 @@
     <w:p>
       <w:pPr>
         <w:pStyle w:val="TOC1"/>
+        <w:spacing w:line="360" w:lineRule="auto"/>
         <w:rPr>
           <w:rFonts w:asciiTheme="minorHAnsi" w:eastAsiaTheme="minorEastAsia" w:hAnsiTheme="minorHAnsi" w:cstheme="minorBidi"/>
           <w:b w:val="0"/>
-          <w:noProof/>
           <w:kern w:val="2"/>
-          <w:szCs w:val="24"/>
+          <w:sz w:val="32"/>
+          <w:szCs w:val="32"/>
           <w14:ligatures w14:val="standardContextual"/>
         </w:rPr>
       </w:pPr>
@@ -954,7 +971,8 @@
           <w:rPr>
             <w:rStyle w:val="Hyperlink"/>
             <w:rFonts w:ascii="Times New Roman" w:hAnsi="Times New Roman"/>
-            <w:noProof/>
+            <w:sz w:val="32"/>
+            <w:szCs w:val="22"/>
           </w:rPr>
           <w:t>2.</w:t>
         </w:r>
@@ -962,9 +980,9 @@
           <w:rPr>
             <w:rFonts w:asciiTheme="minorHAnsi" w:eastAsiaTheme="minorEastAsia" w:hAnsiTheme="minorHAnsi" w:cstheme="minorBidi"/>
             <w:b w:val="0"/>
-            <w:noProof/>
             <w:kern w:val="2"/>
-            <w:szCs w:val="24"/>
+            <w:sz w:val="32"/>
+            <w:szCs w:val="32"/>
             <w14:ligatures w14:val="standardContextual"/>
           </w:rPr>
           <w:tab/>
@@ -973,55 +991,56 @@
           <w:rPr>
             <w:rStyle w:val="Hyperlink"/>
             <w:rFonts w:ascii="Times New Roman" w:hAnsi="Times New Roman"/>
-            <w:noProof/>
+            <w:sz w:val="32"/>
+            <w:szCs w:val="22"/>
           </w:rPr>
           <w:t>Tổng quan hệ thống</w:t>
         </w:r>
         <w:r>
           <w:rPr>
-            <w:noProof/>
-            <w:webHidden/>
+            <w:sz w:val="32"/>
+            <w:szCs w:val="22"/>
           </w:rPr>
           <w:tab/>
         </w:r>
         <w:r>
           <w:rPr>
-            <w:noProof/>
-            <w:webHidden/>
+            <w:sz w:val="32"/>
+            <w:szCs w:val="22"/>
           </w:rPr>
           <w:fldChar w:fldCharType="begin"/>
         </w:r>
         <w:r>
           <w:rPr>
-            <w:noProof/>
-            <w:webHidden/>
+            <w:sz w:val="32"/>
+            <w:szCs w:val="22"/>
           </w:rPr>
           <w:instrText xml:space="preserve"> PAGEREF _Toc225162779 \h </w:instrText>
         </w:r>
         <w:r>
           <w:rPr>
-            <w:noProof/>
-            <w:webHidden/>
+            <w:sz w:val="32"/>
+            <w:szCs w:val="22"/>
           </w:rPr>
         </w:r>
         <w:r>
           <w:rPr>
-            <w:noProof/>
-            <w:webHidden/>
+            <w:sz w:val="32"/>
+            <w:szCs w:val="22"/>
           </w:rPr>
           <w:fldChar w:fldCharType="separate"/>
         </w:r>
         <w:r>
           <w:rPr>
-            <w:noProof/>
-            <w:webHidden/>
+            <w:sz w:val="32"/>
+            <w:szCs w:val="22"/>
           </w:rPr>
           <w:t>3</w:t>
         </w:r>
         <w:r>
           <w:rPr>
-            <w:noProof/>
-            <w:webHidden/>
+            <w:sz w:val="32"/>
+            <w:szCs w:val="22"/>
           </w:rPr>
           <w:fldChar w:fldCharType="end"/>
         </w:r>
@@ -1030,12 +1049,13 @@
     <w:p>
       <w:pPr>
         <w:pStyle w:val="TOC1"/>
+        <w:spacing w:line="360" w:lineRule="auto"/>
         <w:rPr>
           <w:rFonts w:asciiTheme="minorHAnsi" w:eastAsiaTheme="minorEastAsia" w:hAnsiTheme="minorHAnsi" w:cstheme="minorBidi"/>
           <w:b w:val="0"/>
-          <w:noProof/>
           <w:kern w:val="2"/>
-          <w:szCs w:val="24"/>
+          <w:sz w:val="32"/>
+          <w:szCs w:val="32"/>
           <w14:ligatures w14:val="standardContextual"/>
         </w:rPr>
       </w:pPr>
@@ -1044,7 +1064,8 @@
           <w:rPr>
             <w:rStyle w:val="Hyperlink"/>
             <w:rFonts w:ascii="Times New Roman" w:hAnsi="Times New Roman"/>
-            <w:noProof/>
+            <w:sz w:val="32"/>
+            <w:szCs w:val="22"/>
           </w:rPr>
           <w:t>3.</w:t>
         </w:r>
@@ -1052,9 +1073,9 @@
           <w:rPr>
             <w:rFonts w:asciiTheme="minorHAnsi" w:eastAsiaTheme="minorEastAsia" w:hAnsiTheme="minorHAnsi" w:cstheme="minorBidi"/>
             <w:b w:val="0"/>
-            <w:noProof/>
             <w:kern w:val="2"/>
-            <w:szCs w:val="24"/>
+            <w:sz w:val="32"/>
+            <w:szCs w:val="32"/>
             <w14:ligatures w14:val="standardContextual"/>
           </w:rPr>
           <w:tab/>
@@ -1063,55 +1084,56 @@
           <w:rPr>
             <w:rStyle w:val="Hyperlink"/>
             <w:rFonts w:ascii="Times New Roman" w:hAnsi="Times New Roman"/>
-            <w:noProof/>
+            <w:sz w:val="32"/>
+            <w:szCs w:val="22"/>
           </w:rPr>
           <w:t>Kiến trúc hệ thống</w:t>
         </w:r>
         <w:r>
           <w:rPr>
-            <w:noProof/>
-            <w:webHidden/>
+            <w:sz w:val="32"/>
+            <w:szCs w:val="22"/>
           </w:rPr>
           <w:tab/>
         </w:r>
         <w:r>
           <w:rPr>
-            <w:noProof/>
-            <w:webHidden/>
+            <w:sz w:val="32"/>
+            <w:szCs w:val="22"/>
           </w:rPr>
           <w:fldChar w:fldCharType="begin"/>
         </w:r>
         <w:r>
           <w:rPr>
-            <w:noProof/>
-            <w:webHidden/>
+            <w:sz w:val="32"/>
+            <w:szCs w:val="22"/>
           </w:rPr>
           <w:instrText xml:space="preserve"> PAGEREF _Toc225162780 \h </w:instrText>
         </w:r>
         <w:r>
           <w:rPr>
-            <w:noProof/>
-            <w:webHidden/>
+            <w:sz w:val="32"/>
+            <w:szCs w:val="22"/>
           </w:rPr>
         </w:r>
         <w:r>
           <w:rPr>
-            <w:noProof/>
-            <w:webHidden/>
+            <w:sz w:val="32"/>
+            <w:szCs w:val="22"/>
           </w:rPr>
           <w:fldChar w:fldCharType="separate"/>
         </w:r>
         <w:r>
           <w:rPr>
-            <w:noProof/>
-            <w:webHidden/>
+            <w:sz w:val="32"/>
+            <w:szCs w:val="22"/>
           </w:rPr>
           <w:t>3</w:t>
         </w:r>
         <w:r>
           <w:rPr>
-            <w:noProof/>
-            <w:webHidden/>
+            <w:sz w:val="32"/>
+            <w:szCs w:val="22"/>
           </w:rPr>
           <w:fldChar w:fldCharType="end"/>
         </w:r>
@@ -1123,12 +1145,12 @@
         <w:tabs>
           <w:tab w:val="left" w:pos="960"/>
         </w:tabs>
+        <w:spacing w:line="360" w:lineRule="auto"/>
         <w:rPr>
           <w:rFonts w:asciiTheme="minorHAnsi" w:eastAsiaTheme="minorEastAsia" w:hAnsiTheme="minorHAnsi" w:cstheme="minorBidi"/>
-          <w:noProof/>
           <w:kern w:val="2"/>
-          <w:sz w:val="24"/>
-          <w:szCs w:val="24"/>
+          <w:sz w:val="32"/>
+          <w:szCs w:val="32"/>
           <w14:ligatures w14:val="standardContextual"/>
         </w:rPr>
       </w:pPr>
@@ -1137,7 +1159,8 @@
           <w:rPr>
             <w:rStyle w:val="Hyperlink"/>
             <w:rFonts w:ascii="Times New Roman" w:hAnsi="Times New Roman"/>
-            <w:noProof/>
+            <w:sz w:val="28"/>
+            <w:szCs w:val="22"/>
             <w:lang w:val="vi-VN"/>
           </w:rPr>
           <w:t>3.1</w:t>
@@ -1145,10 +1168,9 @@
         <w:r>
           <w:rPr>
             <w:rFonts w:asciiTheme="minorHAnsi" w:eastAsiaTheme="minorEastAsia" w:hAnsiTheme="minorHAnsi" w:cstheme="minorBidi"/>
-            <w:noProof/>
             <w:kern w:val="2"/>
-            <w:sz w:val="24"/>
-            <w:szCs w:val="24"/>
+            <w:sz w:val="32"/>
+            <w:szCs w:val="32"/>
             <w14:ligatures w14:val="standardContextual"/>
           </w:rPr>
           <w:tab/>
@@ -1157,55 +1179,56 @@
           <w:rPr>
             <w:rStyle w:val="Hyperlink"/>
             <w:rFonts w:ascii="Times New Roman" w:hAnsi="Times New Roman"/>
-            <w:noProof/>
+            <w:sz w:val="28"/>
+            <w:szCs w:val="22"/>
           </w:rPr>
           <w:t>Thiết kế kiến trúc</w:t>
         </w:r>
         <w:r>
           <w:rPr>
-            <w:noProof/>
-            <w:webHidden/>
+            <w:sz w:val="28"/>
+            <w:szCs w:val="22"/>
           </w:rPr>
           <w:tab/>
         </w:r>
         <w:r>
           <w:rPr>
-            <w:noProof/>
-            <w:webHidden/>
+            <w:sz w:val="28"/>
+            <w:szCs w:val="22"/>
           </w:rPr>
           <w:fldChar w:fldCharType="begin"/>
         </w:r>
         <w:r>
           <w:rPr>
-            <w:noProof/>
-            <w:webHidden/>
+            <w:sz w:val="28"/>
+            <w:szCs w:val="22"/>
           </w:rPr>
           <w:instrText xml:space="preserve"> PAGEREF _Toc225162781 \h </w:instrText>
         </w:r>
         <w:r>
           <w:rPr>
-            <w:noProof/>
-            <w:webHidden/>
+            <w:sz w:val="28"/>
+            <w:szCs w:val="22"/>
           </w:rPr>
         </w:r>
         <w:r>
           <w:rPr>
-            <w:noProof/>
-            <w:webHidden/>
+            <w:sz w:val="28"/>
+            <w:szCs w:val="22"/>
           </w:rPr>
           <w:fldChar w:fldCharType="separate"/>
         </w:r>
         <w:r>
           <w:rPr>
-            <w:noProof/>
-            <w:webHidden/>
+            <w:sz w:val="28"/>
+            <w:szCs w:val="22"/>
           </w:rPr>
           <w:t>3</w:t>
         </w:r>
         <w:r>
           <w:rPr>
-            <w:noProof/>
-            <w:webHidden/>
+            <w:sz w:val="28"/>
+            <w:szCs w:val="22"/>
           </w:rPr>
           <w:fldChar w:fldCharType="end"/>
         </w:r>
@@ -1217,12 +1240,12 @@
         <w:tabs>
           <w:tab w:val="left" w:pos="960"/>
         </w:tabs>
+        <w:spacing w:line="360" w:lineRule="auto"/>
         <w:rPr>
           <w:rFonts w:asciiTheme="minorHAnsi" w:eastAsiaTheme="minorEastAsia" w:hAnsiTheme="minorHAnsi" w:cstheme="minorBidi"/>
-          <w:noProof/>
           <w:kern w:val="2"/>
-          <w:sz w:val="24"/>
-          <w:szCs w:val="24"/>
+          <w:sz w:val="32"/>
+          <w:szCs w:val="32"/>
           <w14:ligatures w14:val="standardContextual"/>
         </w:rPr>
       </w:pPr>
@@ -1231,7 +1254,8 @@
           <w:rPr>
             <w:rStyle w:val="Hyperlink"/>
             <w:rFonts w:ascii="Times New Roman" w:hAnsi="Times New Roman"/>
-            <w:noProof/>
+            <w:sz w:val="28"/>
+            <w:szCs w:val="22"/>
             <w:lang w:val="vi-VN"/>
           </w:rPr>
           <w:t>3.2</w:t>
@@ -1239,10 +1263,9 @@
         <w:r>
           <w:rPr>
             <w:rFonts w:asciiTheme="minorHAnsi" w:eastAsiaTheme="minorEastAsia" w:hAnsiTheme="minorHAnsi" w:cstheme="minorBidi"/>
-            <w:noProof/>
             <w:kern w:val="2"/>
-            <w:sz w:val="24"/>
-            <w:szCs w:val="24"/>
+            <w:sz w:val="32"/>
+            <w:szCs w:val="32"/>
             <w14:ligatures w14:val="standardContextual"/>
           </w:rPr>
           <w:tab/>
@@ -1251,55 +1274,56 @@
           <w:rPr>
             <w:rStyle w:val="Hyperlink"/>
             <w:rFonts w:ascii="Times New Roman" w:hAnsi="Times New Roman"/>
-            <w:noProof/>
+            <w:sz w:val="28"/>
+            <w:szCs w:val="22"/>
           </w:rPr>
           <w:t>Mô tả sự phân rã</w:t>
         </w:r>
         <w:r>
           <w:rPr>
-            <w:noProof/>
-            <w:webHidden/>
+            <w:sz w:val="28"/>
+            <w:szCs w:val="22"/>
           </w:rPr>
           <w:tab/>
         </w:r>
         <w:r>
           <w:rPr>
-            <w:noProof/>
-            <w:webHidden/>
+            <w:sz w:val="28"/>
+            <w:szCs w:val="22"/>
           </w:rPr>
           <w:fldChar w:fldCharType="begin"/>
         </w:r>
         <w:r>
           <w:rPr>
-            <w:noProof/>
-            <w:webHidden/>
+            <w:sz w:val="28"/>
+            <w:szCs w:val="22"/>
           </w:rPr>
           <w:instrText xml:space="preserve"> PAGEREF _Toc225162782 \h </w:instrText>
         </w:r>
         <w:r>
           <w:rPr>
-            <w:noProof/>
-            <w:webHidden/>
+            <w:sz w:val="28"/>
+            <w:szCs w:val="22"/>
           </w:rPr>
         </w:r>
         <w:r>
           <w:rPr>
-            <w:noProof/>
-            <w:webHidden/>
+            <w:sz w:val="28"/>
+            <w:szCs w:val="22"/>
           </w:rPr>
           <w:fldChar w:fldCharType="separate"/>
         </w:r>
         <w:r>
           <w:rPr>
-            <w:noProof/>
-            <w:webHidden/>
+            <w:sz w:val="28"/>
+            <w:szCs w:val="22"/>
           </w:rPr>
           <w:t>6</w:t>
         </w:r>
         <w:r>
           <w:rPr>
-            <w:noProof/>
-            <w:webHidden/>
+            <w:sz w:val="28"/>
+            <w:szCs w:val="22"/>
           </w:rPr>
           <w:fldChar w:fldCharType="end"/>
         </w:r>
@@ -1311,12 +1335,12 @@
         <w:tabs>
           <w:tab w:val="left" w:pos="960"/>
         </w:tabs>
+        <w:spacing w:line="360" w:lineRule="auto"/>
         <w:rPr>
           <w:rFonts w:asciiTheme="minorHAnsi" w:eastAsiaTheme="minorEastAsia" w:hAnsiTheme="minorHAnsi" w:cstheme="minorBidi"/>
-          <w:noProof/>
           <w:kern w:val="2"/>
-          <w:sz w:val="24"/>
-          <w:szCs w:val="24"/>
+          <w:sz w:val="32"/>
+          <w:szCs w:val="32"/>
           <w14:ligatures w14:val="standardContextual"/>
         </w:rPr>
       </w:pPr>
@@ -1325,7 +1349,8 @@
           <w:rPr>
             <w:rStyle w:val="Hyperlink"/>
             <w:rFonts w:ascii="Times New Roman" w:hAnsi="Times New Roman"/>
-            <w:noProof/>
+            <w:sz w:val="28"/>
+            <w:szCs w:val="22"/>
             <w:lang w:val="vi-VN"/>
           </w:rPr>
           <w:t>3.3</w:t>
@@ -1333,10 +1358,9 @@
         <w:r>
           <w:rPr>
             <w:rFonts w:asciiTheme="minorHAnsi" w:eastAsiaTheme="minorEastAsia" w:hAnsiTheme="minorHAnsi" w:cstheme="minorBidi"/>
-            <w:noProof/>
             <w:kern w:val="2"/>
-            <w:sz w:val="24"/>
-            <w:szCs w:val="24"/>
+            <w:sz w:val="32"/>
+            <w:szCs w:val="32"/>
             <w14:ligatures w14:val="standardContextual"/>
           </w:rPr>
           <w:tab/>
@@ -1345,55 +1369,56 @@
           <w:rPr>
             <w:rStyle w:val="Hyperlink"/>
             <w:rFonts w:ascii="Times New Roman" w:hAnsi="Times New Roman"/>
-            <w:noProof/>
+            <w:sz w:val="28"/>
+            <w:szCs w:val="22"/>
           </w:rPr>
           <w:t>Cơ sở thiết kế</w:t>
         </w:r>
         <w:r>
           <w:rPr>
-            <w:noProof/>
-            <w:webHidden/>
+            <w:sz w:val="28"/>
+            <w:szCs w:val="22"/>
           </w:rPr>
           <w:tab/>
         </w:r>
         <w:r>
           <w:rPr>
-            <w:noProof/>
-            <w:webHidden/>
+            <w:sz w:val="28"/>
+            <w:szCs w:val="22"/>
           </w:rPr>
           <w:fldChar w:fldCharType="begin"/>
         </w:r>
         <w:r>
           <w:rPr>
-            <w:noProof/>
-            <w:webHidden/>
+            <w:sz w:val="28"/>
+            <w:szCs w:val="22"/>
           </w:rPr>
           <w:instrText xml:space="preserve"> PAGEREF _Toc225162783 \h </w:instrText>
         </w:r>
         <w:r>
           <w:rPr>
-            <w:noProof/>
-            <w:webHidden/>
+            <w:sz w:val="28"/>
+            <w:szCs w:val="22"/>
           </w:rPr>
         </w:r>
         <w:r>
           <w:rPr>
-            <w:noProof/>
-            <w:webHidden/>
+            <w:sz w:val="28"/>
+            <w:szCs w:val="22"/>
           </w:rPr>
           <w:fldChar w:fldCharType="separate"/>
         </w:r>
         <w:r>
           <w:rPr>
-            <w:noProof/>
-            <w:webHidden/>
+            <w:sz w:val="28"/>
+            <w:szCs w:val="22"/>
           </w:rPr>
           <w:t>6</w:t>
         </w:r>
         <w:r>
           <w:rPr>
-            <w:noProof/>
-            <w:webHidden/>
+            <w:sz w:val="28"/>
+            <w:szCs w:val="22"/>
           </w:rPr>
           <w:fldChar w:fldCharType="end"/>
         </w:r>
@@ -1402,12 +1427,13 @@
     <w:p>
       <w:pPr>
         <w:pStyle w:val="TOC1"/>
+        <w:spacing w:line="360" w:lineRule="auto"/>
         <w:rPr>
           <w:rFonts w:asciiTheme="minorHAnsi" w:eastAsiaTheme="minorEastAsia" w:hAnsiTheme="minorHAnsi" w:cstheme="minorBidi"/>
           <w:b w:val="0"/>
-          <w:noProof/>
           <w:kern w:val="2"/>
-          <w:szCs w:val="24"/>
+          <w:sz w:val="32"/>
+          <w:szCs w:val="32"/>
           <w14:ligatures w14:val="standardContextual"/>
         </w:rPr>
       </w:pPr>
@@ -1416,7 +1442,8 @@
           <w:rPr>
             <w:rStyle w:val="Hyperlink"/>
             <w:rFonts w:ascii="Times New Roman" w:hAnsi="Times New Roman"/>
-            <w:noProof/>
+            <w:sz w:val="32"/>
+            <w:szCs w:val="22"/>
           </w:rPr>
           <w:t>4.</w:t>
         </w:r>
@@ -1424,9 +1451,9 @@
           <w:rPr>
             <w:rFonts w:asciiTheme="minorHAnsi" w:eastAsiaTheme="minorEastAsia" w:hAnsiTheme="minorHAnsi" w:cstheme="minorBidi"/>
             <w:b w:val="0"/>
-            <w:noProof/>
             <w:kern w:val="2"/>
-            <w:szCs w:val="24"/>
+            <w:sz w:val="32"/>
+            <w:szCs w:val="32"/>
             <w14:ligatures w14:val="standardContextual"/>
           </w:rPr>
           <w:tab/>
@@ -1435,55 +1462,56 @@
           <w:rPr>
             <w:rStyle w:val="Hyperlink"/>
             <w:rFonts w:ascii="Times New Roman" w:hAnsi="Times New Roman"/>
-            <w:noProof/>
+            <w:sz w:val="32"/>
+            <w:szCs w:val="22"/>
           </w:rPr>
           <w:t>Thiết kế dữ liệu</w:t>
         </w:r>
         <w:r>
           <w:rPr>
-            <w:noProof/>
-            <w:webHidden/>
+            <w:sz w:val="32"/>
+            <w:szCs w:val="22"/>
           </w:rPr>
           <w:tab/>
         </w:r>
         <w:r>
           <w:rPr>
-            <w:noProof/>
-            <w:webHidden/>
+            <w:sz w:val="32"/>
+            <w:szCs w:val="22"/>
           </w:rPr>
           <w:fldChar w:fldCharType="begin"/>
         </w:r>
         <w:r>
           <w:rPr>
-            <w:noProof/>
-            <w:webHidden/>
+            <w:sz w:val="32"/>
+            <w:szCs w:val="22"/>
           </w:rPr>
           <w:instrText xml:space="preserve"> PAGEREF _Toc225162784 \h </w:instrText>
         </w:r>
         <w:r>
           <w:rPr>
-            <w:noProof/>
-            <w:webHidden/>
+            <w:sz w:val="32"/>
+            <w:szCs w:val="22"/>
           </w:rPr>
         </w:r>
         <w:r>
           <w:rPr>
-            <w:noProof/>
-            <w:webHidden/>
+            <w:sz w:val="32"/>
+            <w:szCs w:val="22"/>
           </w:rPr>
           <w:fldChar w:fldCharType="separate"/>
         </w:r>
         <w:r>
           <w:rPr>
-            <w:noProof/>
-            <w:webHidden/>
+            <w:sz w:val="32"/>
+            <w:szCs w:val="22"/>
           </w:rPr>
           <w:t>8</w:t>
         </w:r>
         <w:r>
           <w:rPr>
-            <w:noProof/>
-            <w:webHidden/>
+            <w:sz w:val="32"/>
+            <w:szCs w:val="22"/>
           </w:rPr>
           <w:fldChar w:fldCharType="end"/>
         </w:r>
@@ -1495,12 +1523,12 @@
         <w:tabs>
           <w:tab w:val="left" w:pos="960"/>
         </w:tabs>
+        <w:spacing w:line="360" w:lineRule="auto"/>
         <w:rPr>
           <w:rFonts w:asciiTheme="minorHAnsi" w:eastAsiaTheme="minorEastAsia" w:hAnsiTheme="minorHAnsi" w:cstheme="minorBidi"/>
-          <w:noProof/>
           <w:kern w:val="2"/>
-          <w:sz w:val="24"/>
-          <w:szCs w:val="24"/>
+          <w:sz w:val="32"/>
+          <w:szCs w:val="32"/>
           <w14:ligatures w14:val="standardContextual"/>
         </w:rPr>
       </w:pPr>
@@ -1509,17 +1537,17 @@
           <w:rPr>
             <w:rStyle w:val="Hyperlink"/>
             <w:rFonts w:ascii="Times New Roman" w:hAnsi="Times New Roman"/>
-            <w:noProof/>
+            <w:sz w:val="28"/>
+            <w:szCs w:val="22"/>
           </w:rPr>
           <w:t>4.1</w:t>
         </w:r>
         <w:r>
           <w:rPr>
             <w:rFonts w:asciiTheme="minorHAnsi" w:eastAsiaTheme="minorEastAsia" w:hAnsiTheme="minorHAnsi" w:cstheme="minorBidi"/>
-            <w:noProof/>
             <w:kern w:val="2"/>
-            <w:sz w:val="24"/>
-            <w:szCs w:val="24"/>
+            <w:sz w:val="32"/>
+            <w:szCs w:val="32"/>
             <w14:ligatures w14:val="standardContextual"/>
           </w:rPr>
           <w:tab/>
@@ -1528,55 +1556,56 @@
           <w:rPr>
             <w:rStyle w:val="Hyperlink"/>
             <w:rFonts w:ascii="Times New Roman" w:hAnsi="Times New Roman"/>
-            <w:noProof/>
+            <w:sz w:val="28"/>
+            <w:szCs w:val="22"/>
           </w:rPr>
           <w:t>Mô tả dữ liệu</w:t>
         </w:r>
         <w:r>
           <w:rPr>
-            <w:noProof/>
-            <w:webHidden/>
+            <w:sz w:val="28"/>
+            <w:szCs w:val="22"/>
           </w:rPr>
           <w:tab/>
         </w:r>
         <w:r>
           <w:rPr>
-            <w:noProof/>
-            <w:webHidden/>
+            <w:sz w:val="28"/>
+            <w:szCs w:val="22"/>
           </w:rPr>
           <w:fldChar w:fldCharType="begin"/>
         </w:r>
         <w:r>
           <w:rPr>
-            <w:noProof/>
-            <w:webHidden/>
+            <w:sz w:val="28"/>
+            <w:szCs w:val="22"/>
           </w:rPr>
           <w:instrText xml:space="preserve"> PAGEREF _Toc225162785 \h </w:instrText>
         </w:r>
         <w:r>
           <w:rPr>
-            <w:noProof/>
-            <w:webHidden/>
+            <w:sz w:val="28"/>
+            <w:szCs w:val="22"/>
           </w:rPr>
         </w:r>
         <w:r>
           <w:rPr>
-            <w:noProof/>
-            <w:webHidden/>
+            <w:sz w:val="28"/>
+            <w:szCs w:val="22"/>
           </w:rPr>
           <w:fldChar w:fldCharType="separate"/>
         </w:r>
         <w:r>
           <w:rPr>
-            <w:noProof/>
-            <w:webHidden/>
+            <w:sz w:val="28"/>
+            <w:szCs w:val="22"/>
           </w:rPr>
           <w:t>8</w:t>
         </w:r>
         <w:r>
           <w:rPr>
-            <w:noProof/>
-            <w:webHidden/>
+            <w:sz w:val="28"/>
+            <w:szCs w:val="22"/>
           </w:rPr>
           <w:fldChar w:fldCharType="end"/>
         </w:r>
@@ -1588,12 +1617,12 @@
         <w:tabs>
           <w:tab w:val="left" w:pos="960"/>
         </w:tabs>
+        <w:spacing w:line="360" w:lineRule="auto"/>
         <w:rPr>
           <w:rFonts w:asciiTheme="minorHAnsi" w:eastAsiaTheme="minorEastAsia" w:hAnsiTheme="minorHAnsi" w:cstheme="minorBidi"/>
-          <w:noProof/>
           <w:kern w:val="2"/>
-          <w:sz w:val="24"/>
-          <w:szCs w:val="24"/>
+          <w:sz w:val="32"/>
+          <w:szCs w:val="32"/>
           <w14:ligatures w14:val="standardContextual"/>
         </w:rPr>
       </w:pPr>
@@ -1602,17 +1631,17 @@
           <w:rPr>
             <w:rStyle w:val="Hyperlink"/>
             <w:rFonts w:ascii="Times New Roman" w:hAnsi="Times New Roman"/>
-            <w:noProof/>
+            <w:sz w:val="28"/>
+            <w:szCs w:val="22"/>
           </w:rPr>
           <w:t>4.2</w:t>
         </w:r>
         <w:r>
           <w:rPr>
             <w:rFonts w:asciiTheme="minorHAnsi" w:eastAsiaTheme="minorEastAsia" w:hAnsiTheme="minorHAnsi" w:cstheme="minorBidi"/>
-            <w:noProof/>
             <w:kern w:val="2"/>
-            <w:sz w:val="24"/>
-            <w:szCs w:val="24"/>
+            <w:sz w:val="32"/>
+            <w:szCs w:val="32"/>
             <w14:ligatures w14:val="standardContextual"/>
           </w:rPr>
           <w:tab/>
@@ -1621,55 +1650,56 @@
           <w:rPr>
             <w:rStyle w:val="Hyperlink"/>
             <w:rFonts w:ascii="Times New Roman" w:hAnsi="Times New Roman"/>
-            <w:noProof/>
+            <w:sz w:val="28"/>
+            <w:szCs w:val="22"/>
           </w:rPr>
           <w:t>Từ điển dữ liệu</w:t>
         </w:r>
         <w:r>
           <w:rPr>
-            <w:noProof/>
-            <w:webHidden/>
+            <w:sz w:val="28"/>
+            <w:szCs w:val="22"/>
           </w:rPr>
           <w:tab/>
         </w:r>
         <w:r>
           <w:rPr>
-            <w:noProof/>
-            <w:webHidden/>
+            <w:sz w:val="28"/>
+            <w:szCs w:val="22"/>
           </w:rPr>
           <w:fldChar w:fldCharType="begin"/>
         </w:r>
         <w:r>
           <w:rPr>
-            <w:noProof/>
-            <w:webHidden/>
+            <w:sz w:val="28"/>
+            <w:szCs w:val="22"/>
           </w:rPr>
           <w:instrText xml:space="preserve"> PAGEREF _Toc225162786 \h </w:instrText>
         </w:r>
         <w:r>
           <w:rPr>
-            <w:noProof/>
-            <w:webHidden/>
+            <w:sz w:val="28"/>
+            <w:szCs w:val="22"/>
           </w:rPr>
         </w:r>
         <w:r>
           <w:rPr>
-            <w:noProof/>
-            <w:webHidden/>
+            <w:sz w:val="28"/>
+            <w:szCs w:val="22"/>
           </w:rPr>
           <w:fldChar w:fldCharType="separate"/>
         </w:r>
         <w:r>
           <w:rPr>
-            <w:noProof/>
-            <w:webHidden/>
+            <w:sz w:val="28"/>
+            <w:szCs w:val="22"/>
           </w:rPr>
           <w:t>9</w:t>
         </w:r>
         <w:r>
           <w:rPr>
-            <w:noProof/>
-            <w:webHidden/>
+            <w:sz w:val="28"/>
+            <w:szCs w:val="22"/>
           </w:rPr>
           <w:fldChar w:fldCharType="end"/>
         </w:r>
@@ -1678,12 +1708,13 @@
     <w:p>
       <w:pPr>
         <w:pStyle w:val="TOC1"/>
+        <w:spacing w:line="360" w:lineRule="auto"/>
         <w:rPr>
           <w:rFonts w:asciiTheme="minorHAnsi" w:eastAsiaTheme="minorEastAsia" w:hAnsiTheme="minorHAnsi" w:cstheme="minorBidi"/>
           <w:b w:val="0"/>
-          <w:noProof/>
           <w:kern w:val="2"/>
-          <w:szCs w:val="24"/>
+          <w:sz w:val="32"/>
+          <w:szCs w:val="32"/>
           <w14:ligatures w14:val="standardContextual"/>
         </w:rPr>
       </w:pPr>
@@ -1692,7 +1723,8 @@
           <w:rPr>
             <w:rStyle w:val="Hyperlink"/>
             <w:rFonts w:ascii="Times New Roman" w:hAnsi="Times New Roman"/>
-            <w:noProof/>
+            <w:sz w:val="32"/>
+            <w:szCs w:val="22"/>
           </w:rPr>
           <w:t>5.</w:t>
         </w:r>
@@ -1700,9 +1732,9 @@
           <w:rPr>
             <w:rFonts w:asciiTheme="minorHAnsi" w:eastAsiaTheme="minorEastAsia" w:hAnsiTheme="minorHAnsi" w:cstheme="minorBidi"/>
             <w:b w:val="0"/>
-            <w:noProof/>
             <w:kern w:val="2"/>
-            <w:szCs w:val="24"/>
+            <w:sz w:val="32"/>
+            <w:szCs w:val="32"/>
             <w14:ligatures w14:val="standardContextual"/>
           </w:rPr>
           <w:tab/>
@@ -1711,55 +1743,56 @@
           <w:rPr>
             <w:rStyle w:val="Hyperlink"/>
             <w:rFonts w:ascii="Times New Roman" w:hAnsi="Times New Roman"/>
-            <w:noProof/>
+            <w:sz w:val="32"/>
+            <w:szCs w:val="22"/>
           </w:rPr>
           <w:t>Thiết kế theo chức năng</w:t>
         </w:r>
         <w:r>
           <w:rPr>
-            <w:noProof/>
-            <w:webHidden/>
+            <w:sz w:val="32"/>
+            <w:szCs w:val="22"/>
           </w:rPr>
           <w:tab/>
         </w:r>
         <w:r>
           <w:rPr>
-            <w:noProof/>
-            <w:webHidden/>
+            <w:sz w:val="32"/>
+            <w:szCs w:val="22"/>
           </w:rPr>
           <w:fldChar w:fldCharType="begin"/>
         </w:r>
         <w:r>
           <w:rPr>
-            <w:noProof/>
-            <w:webHidden/>
+            <w:sz w:val="32"/>
+            <w:szCs w:val="22"/>
           </w:rPr>
           <w:instrText xml:space="preserve"> PAGEREF _Toc225162787 \h </w:instrText>
         </w:r>
         <w:r>
           <w:rPr>
-            <w:noProof/>
-            <w:webHidden/>
+            <w:sz w:val="32"/>
+            <w:szCs w:val="22"/>
           </w:rPr>
         </w:r>
         <w:r>
           <w:rPr>
-            <w:noProof/>
-            <w:webHidden/>
+            <w:sz w:val="32"/>
+            <w:szCs w:val="22"/>
           </w:rPr>
           <w:fldChar w:fldCharType="separate"/>
         </w:r>
         <w:r>
           <w:rPr>
-            <w:noProof/>
-            <w:webHidden/>
+            <w:sz w:val="32"/>
+            <w:szCs w:val="22"/>
           </w:rPr>
           <w:t>16</w:t>
         </w:r>
         <w:r>
           <w:rPr>
-            <w:noProof/>
-            <w:webHidden/>
+            <w:sz w:val="32"/>
+            <w:szCs w:val="22"/>
           </w:rPr>
           <w:fldChar w:fldCharType="end"/>
         </w:r>
@@ -1771,12 +1804,12 @@
         <w:tabs>
           <w:tab w:val="left" w:pos="960"/>
         </w:tabs>
+        <w:spacing w:line="360" w:lineRule="auto"/>
         <w:rPr>
           <w:rFonts w:asciiTheme="minorHAnsi" w:eastAsiaTheme="minorEastAsia" w:hAnsiTheme="minorHAnsi" w:cstheme="minorBidi"/>
-          <w:noProof/>
           <w:kern w:val="2"/>
-          <w:sz w:val="24"/>
-          <w:szCs w:val="24"/>
+          <w:sz w:val="32"/>
+          <w:szCs w:val="32"/>
           <w14:ligatures w14:val="standardContextual"/>
         </w:rPr>
       </w:pPr>
@@ -1785,17 +1818,17 @@
           <w:rPr>
             <w:rStyle w:val="Hyperlink"/>
             <w:rFonts w:ascii="Times New Roman" w:hAnsi="Times New Roman"/>
-            <w:noProof/>
+            <w:sz w:val="28"/>
+            <w:szCs w:val="22"/>
           </w:rPr>
           <w:t>5.1</w:t>
         </w:r>
         <w:r>
           <w:rPr>
             <w:rFonts w:asciiTheme="minorHAnsi" w:eastAsiaTheme="minorEastAsia" w:hAnsiTheme="minorHAnsi" w:cstheme="minorBidi"/>
-            <w:noProof/>
             <w:kern w:val="2"/>
-            <w:sz w:val="24"/>
-            <w:szCs w:val="24"/>
+            <w:sz w:val="32"/>
+            <w:szCs w:val="32"/>
             <w14:ligatures w14:val="standardContextual"/>
           </w:rPr>
           <w:tab/>
@@ -1804,7 +1837,8 @@
           <w:rPr>
             <w:rStyle w:val="Hyperlink"/>
             <w:rFonts w:ascii="Times New Roman" w:hAnsi="Times New Roman"/>
-            <w:noProof/>
+            <w:sz w:val="28"/>
+            <w:szCs w:val="22"/>
           </w:rPr>
           <w:t>Chức năng Đăng</w:t>
         </w:r>
@@ -1812,56 +1846,57 @@
           <w:rPr>
             <w:rStyle w:val="Hyperlink"/>
             <w:rFonts w:ascii="Times New Roman" w:hAnsi="Times New Roman"/>
-            <w:noProof/>
+            <w:sz w:val="28"/>
+            <w:szCs w:val="22"/>
             <w:lang w:val="vi-VN"/>
           </w:rPr>
           <w:t xml:space="preserve"> nhập</w:t>
         </w:r>
         <w:r>
           <w:rPr>
-            <w:noProof/>
-            <w:webHidden/>
+            <w:sz w:val="28"/>
+            <w:szCs w:val="22"/>
           </w:rPr>
           <w:tab/>
         </w:r>
         <w:r>
           <w:rPr>
-            <w:noProof/>
-            <w:webHidden/>
+            <w:sz w:val="28"/>
+            <w:szCs w:val="22"/>
           </w:rPr>
           <w:fldChar w:fldCharType="begin"/>
         </w:r>
         <w:r>
           <w:rPr>
-            <w:noProof/>
-            <w:webHidden/>
+            <w:sz w:val="28"/>
+            <w:szCs w:val="22"/>
           </w:rPr>
           <w:instrText xml:space="preserve"> PAGEREF _Toc225162788 \h </w:instrText>
         </w:r>
         <w:r>
           <w:rPr>
-            <w:noProof/>
-            <w:webHidden/>
+            <w:sz w:val="28"/>
+            <w:szCs w:val="22"/>
           </w:rPr>
         </w:r>
         <w:r>
           <w:rPr>
-            <w:noProof/>
-            <w:webHidden/>
+            <w:sz w:val="28"/>
+            <w:szCs w:val="22"/>
           </w:rPr>
           <w:fldChar w:fldCharType="separate"/>
         </w:r>
         <w:r>
           <w:rPr>
-            <w:noProof/>
-            <w:webHidden/>
+            <w:sz w:val="28"/>
+            <w:szCs w:val="22"/>
           </w:rPr>
           <w:t>16</w:t>
         </w:r>
         <w:r>
           <w:rPr>
-            <w:noProof/>
-            <w:webHidden/>
+            <w:sz w:val="28"/>
+            <w:szCs w:val="22"/>
           </w:rPr>
           <w:fldChar w:fldCharType="end"/>
         </w:r>
@@ -1873,12 +1908,12 @@
         <w:tabs>
           <w:tab w:val="left" w:pos="960"/>
         </w:tabs>
+        <w:spacing w:line="360" w:lineRule="auto"/>
         <w:rPr>
           <w:rFonts w:asciiTheme="minorHAnsi" w:eastAsiaTheme="minorEastAsia" w:hAnsiTheme="minorHAnsi" w:cstheme="minorBidi"/>
-          <w:noProof/>
           <w:kern w:val="2"/>
-          <w:sz w:val="24"/>
-          <w:szCs w:val="24"/>
+          <w:sz w:val="32"/>
+          <w:szCs w:val="32"/>
           <w14:ligatures w14:val="standardContextual"/>
         </w:rPr>
       </w:pPr>
@@ -1887,7 +1922,8 @@
           <w:rPr>
             <w:rStyle w:val="Hyperlink"/>
             <w:rFonts w:ascii="Times New Roman" w:hAnsi="Times New Roman"/>
-            <w:noProof/>
+            <w:sz w:val="28"/>
+            <w:szCs w:val="22"/>
             <w:lang w:val="vi-VN"/>
           </w:rPr>
           <w:t>5.2</w:t>
@@ -1895,10 +1931,9 @@
         <w:r>
           <w:rPr>
             <w:rFonts w:asciiTheme="minorHAnsi" w:eastAsiaTheme="minorEastAsia" w:hAnsiTheme="minorHAnsi" w:cstheme="minorBidi"/>
-            <w:noProof/>
             <w:kern w:val="2"/>
-            <w:sz w:val="24"/>
-            <w:szCs w:val="24"/>
+            <w:sz w:val="32"/>
+            <w:szCs w:val="32"/>
             <w14:ligatures w14:val="standardContextual"/>
           </w:rPr>
           <w:tab/>
@@ -1907,7 +1942,8 @@
           <w:rPr>
             <w:rStyle w:val="Hyperlink"/>
             <w:rFonts w:ascii="Times New Roman" w:hAnsi="Times New Roman"/>
-            <w:noProof/>
+            <w:sz w:val="28"/>
+            <w:szCs w:val="22"/>
           </w:rPr>
           <w:t>Chức năng Đăng</w:t>
         </w:r>
@@ -1915,56 +1951,57 @@
           <w:rPr>
             <w:rStyle w:val="Hyperlink"/>
             <w:rFonts w:ascii="Times New Roman" w:hAnsi="Times New Roman"/>
-            <w:noProof/>
+            <w:sz w:val="28"/>
+            <w:szCs w:val="22"/>
             <w:lang w:val="vi-VN"/>
           </w:rPr>
           <w:t xml:space="preserve"> ký</w:t>
         </w:r>
         <w:r>
           <w:rPr>
-            <w:noProof/>
-            <w:webHidden/>
+            <w:sz w:val="28"/>
+            <w:szCs w:val="22"/>
           </w:rPr>
           <w:tab/>
         </w:r>
         <w:r>
           <w:rPr>
-            <w:noProof/>
-            <w:webHidden/>
+            <w:sz w:val="28"/>
+            <w:szCs w:val="22"/>
           </w:rPr>
           <w:fldChar w:fldCharType="begin"/>
         </w:r>
         <w:r>
           <w:rPr>
-            <w:noProof/>
-            <w:webHidden/>
+            <w:sz w:val="28"/>
+            <w:szCs w:val="22"/>
           </w:rPr>
           <w:instrText xml:space="preserve"> PAGEREF _Toc225162789 \h </w:instrText>
         </w:r>
         <w:r>
           <w:rPr>
-            <w:noProof/>
-            <w:webHidden/>
+            <w:sz w:val="28"/>
+            <w:szCs w:val="22"/>
           </w:rPr>
         </w:r>
         <w:r>
           <w:rPr>
-            <w:noProof/>
-            <w:webHidden/>
+            <w:sz w:val="28"/>
+            <w:szCs w:val="22"/>
           </w:rPr>
           <w:fldChar w:fldCharType="separate"/>
         </w:r>
         <w:r>
           <w:rPr>
-            <w:noProof/>
-            <w:webHidden/>
+            <w:sz w:val="28"/>
+            <w:szCs w:val="22"/>
           </w:rPr>
           <w:t>19</w:t>
         </w:r>
         <w:r>
           <w:rPr>
-            <w:noProof/>
-            <w:webHidden/>
+            <w:sz w:val="28"/>
+            <w:szCs w:val="22"/>
           </w:rPr>
           <w:fldChar w:fldCharType="end"/>
         </w:r>
@@ -1976,12 +2013,12 @@
         <w:tabs>
           <w:tab w:val="left" w:pos="960"/>
         </w:tabs>
+        <w:spacing w:line="360" w:lineRule="auto"/>
         <w:rPr>
           <w:rFonts w:asciiTheme="minorHAnsi" w:eastAsiaTheme="minorEastAsia" w:hAnsiTheme="minorHAnsi" w:cstheme="minorBidi"/>
-          <w:noProof/>
           <w:kern w:val="2"/>
-          <w:sz w:val="24"/>
-          <w:szCs w:val="24"/>
+          <w:sz w:val="32"/>
+          <w:szCs w:val="32"/>
           <w14:ligatures w14:val="standardContextual"/>
         </w:rPr>
       </w:pPr>
@@ -1990,17 +2027,17 @@
           <w:rPr>
             <w:rStyle w:val="Hyperlink"/>
             <w:rFonts w:ascii="Times New Roman" w:hAnsi="Times New Roman"/>
-            <w:noProof/>
+            <w:sz w:val="28"/>
+            <w:szCs w:val="22"/>
           </w:rPr>
           <w:t>5.3</w:t>
         </w:r>
         <w:r>
           <w:rPr>
             <w:rFonts w:asciiTheme="minorHAnsi" w:eastAsiaTheme="minorEastAsia" w:hAnsiTheme="minorHAnsi" w:cstheme="minorBidi"/>
-            <w:noProof/>
             <w:kern w:val="2"/>
-            <w:sz w:val="24"/>
-            <w:szCs w:val="24"/>
+            <w:sz w:val="32"/>
+            <w:szCs w:val="32"/>
             <w14:ligatures w14:val="standardContextual"/>
           </w:rPr>
           <w:tab/>
@@ -2009,55 +2046,56 @@
           <w:rPr>
             <w:rStyle w:val="Hyperlink"/>
             <w:rFonts w:ascii="Times New Roman" w:hAnsi="Times New Roman"/>
-            <w:noProof/>
+            <w:sz w:val="28"/>
+            <w:szCs w:val="22"/>
           </w:rPr>
           <w:t>Chức năng Quản lý hồ sơ</w:t>
         </w:r>
         <w:r>
           <w:rPr>
-            <w:noProof/>
-            <w:webHidden/>
+            <w:sz w:val="28"/>
+            <w:szCs w:val="22"/>
           </w:rPr>
           <w:tab/>
         </w:r>
         <w:r>
           <w:rPr>
-            <w:noProof/>
-            <w:webHidden/>
+            <w:sz w:val="28"/>
+            <w:szCs w:val="22"/>
           </w:rPr>
           <w:fldChar w:fldCharType="begin"/>
         </w:r>
         <w:r>
           <w:rPr>
-            <w:noProof/>
-            <w:webHidden/>
+            <w:sz w:val="28"/>
+            <w:szCs w:val="22"/>
           </w:rPr>
           <w:instrText xml:space="preserve"> PAGEREF _Toc225162790 \h </w:instrText>
         </w:r>
         <w:r>
           <w:rPr>
-            <w:noProof/>
-            <w:webHidden/>
+            <w:sz w:val="28"/>
+            <w:szCs w:val="22"/>
           </w:rPr>
         </w:r>
         <w:r>
           <w:rPr>
-            <w:noProof/>
-            <w:webHidden/>
+            <w:sz w:val="28"/>
+            <w:szCs w:val="22"/>
           </w:rPr>
           <w:fldChar w:fldCharType="separate"/>
         </w:r>
         <w:r>
           <w:rPr>
-            <w:noProof/>
-            <w:webHidden/>
+            <w:sz w:val="28"/>
+            <w:szCs w:val="22"/>
           </w:rPr>
           <w:t>22</w:t>
         </w:r>
         <w:r>
           <w:rPr>
-            <w:noProof/>
-            <w:webHidden/>
+            <w:sz w:val="28"/>
+            <w:szCs w:val="22"/>
           </w:rPr>
           <w:fldChar w:fldCharType="end"/>
         </w:r>
@@ -2069,12 +2107,12 @@
         <w:tabs>
           <w:tab w:val="left" w:pos="960"/>
         </w:tabs>
+        <w:spacing w:line="360" w:lineRule="auto"/>
         <w:rPr>
           <w:rFonts w:asciiTheme="minorHAnsi" w:eastAsiaTheme="minorEastAsia" w:hAnsiTheme="minorHAnsi" w:cstheme="minorBidi"/>
-          <w:noProof/>
           <w:kern w:val="2"/>
-          <w:sz w:val="24"/>
-          <w:szCs w:val="24"/>
+          <w:sz w:val="32"/>
+          <w:szCs w:val="32"/>
           <w14:ligatures w14:val="standardContextual"/>
         </w:rPr>
       </w:pPr>
@@ -2083,7 +2121,8 @@
           <w:rPr>
             <w:rStyle w:val="Hyperlink"/>
             <w:rFonts w:ascii="Times New Roman" w:hAnsi="Times New Roman"/>
-            <w:noProof/>
+            <w:sz w:val="28"/>
+            <w:szCs w:val="22"/>
             <w:lang w:val="vi-VN"/>
           </w:rPr>
           <w:t>5.4</w:t>
@@ -2091,10 +2130,9 @@
         <w:r>
           <w:rPr>
             <w:rFonts w:asciiTheme="minorHAnsi" w:eastAsiaTheme="minorEastAsia" w:hAnsiTheme="minorHAnsi" w:cstheme="minorBidi"/>
-            <w:noProof/>
             <w:kern w:val="2"/>
-            <w:sz w:val="24"/>
-            <w:szCs w:val="24"/>
+            <w:sz w:val="32"/>
+            <w:szCs w:val="32"/>
             <w14:ligatures w14:val="standardContextual"/>
           </w:rPr>
           <w:tab/>
@@ -2103,7 +2141,8 @@
           <w:rPr>
             <w:rStyle w:val="Hyperlink"/>
             <w:rFonts w:ascii="Times New Roman" w:hAnsi="Times New Roman"/>
-            <w:noProof/>
+            <w:sz w:val="28"/>
+            <w:szCs w:val="22"/>
           </w:rPr>
           <w:t>Chức năng Thiết</w:t>
         </w:r>
@@ -2111,56 +2150,57 @@
           <w:rPr>
             <w:rStyle w:val="Hyperlink"/>
             <w:rFonts w:ascii="Times New Roman" w:hAnsi="Times New Roman"/>
-            <w:noProof/>
+            <w:sz w:val="28"/>
+            <w:szCs w:val="22"/>
             <w:lang w:val="vi-VN"/>
           </w:rPr>
           <w:t xml:space="preserve"> lập dự án</w:t>
         </w:r>
         <w:r>
           <w:rPr>
-            <w:noProof/>
-            <w:webHidden/>
+            <w:sz w:val="28"/>
+            <w:szCs w:val="22"/>
           </w:rPr>
           <w:tab/>
         </w:r>
         <w:r>
           <w:rPr>
-            <w:noProof/>
-            <w:webHidden/>
+            <w:sz w:val="28"/>
+            <w:szCs w:val="22"/>
           </w:rPr>
           <w:fldChar w:fldCharType="begin"/>
         </w:r>
         <w:r>
           <w:rPr>
-            <w:noProof/>
-            <w:webHidden/>
+            <w:sz w:val="28"/>
+            <w:szCs w:val="22"/>
           </w:rPr>
           <w:instrText xml:space="preserve"> PAGEREF _Toc225162791 \h </w:instrText>
         </w:r>
         <w:r>
           <w:rPr>
-            <w:noProof/>
-            <w:webHidden/>
+            <w:sz w:val="28"/>
+            <w:szCs w:val="22"/>
           </w:rPr>
         </w:r>
         <w:r>
           <w:rPr>
-            <w:noProof/>
-            <w:webHidden/>
+            <w:sz w:val="28"/>
+            <w:szCs w:val="22"/>
           </w:rPr>
           <w:fldChar w:fldCharType="separate"/>
         </w:r>
         <w:r>
           <w:rPr>
-            <w:noProof/>
-            <w:webHidden/>
+            <w:sz w:val="28"/>
+            <w:szCs w:val="22"/>
           </w:rPr>
           <w:t>25</w:t>
         </w:r>
         <w:r>
           <w:rPr>
-            <w:noProof/>
-            <w:webHidden/>
+            <w:sz w:val="28"/>
+            <w:szCs w:val="22"/>
           </w:rPr>
           <w:fldChar w:fldCharType="end"/>
         </w:r>
@@ -2172,12 +2212,12 @@
         <w:tabs>
           <w:tab w:val="left" w:pos="960"/>
         </w:tabs>
+        <w:spacing w:line="360" w:lineRule="auto"/>
         <w:rPr>
           <w:rFonts w:asciiTheme="minorHAnsi" w:eastAsiaTheme="minorEastAsia" w:hAnsiTheme="minorHAnsi" w:cstheme="minorBidi"/>
-          <w:noProof/>
           <w:kern w:val="2"/>
-          <w:sz w:val="24"/>
-          <w:szCs w:val="24"/>
+          <w:sz w:val="32"/>
+          <w:szCs w:val="32"/>
           <w14:ligatures w14:val="standardContextual"/>
         </w:rPr>
       </w:pPr>
@@ -2186,17 +2226,17 @@
           <w:rPr>
             <w:rStyle w:val="Hyperlink"/>
             <w:rFonts w:ascii="Times New Roman" w:hAnsi="Times New Roman"/>
-            <w:noProof/>
+            <w:sz w:val="28"/>
+            <w:szCs w:val="22"/>
           </w:rPr>
           <w:t>5.5</w:t>
         </w:r>
         <w:r>
           <w:rPr>
             <w:rFonts w:asciiTheme="minorHAnsi" w:eastAsiaTheme="minorEastAsia" w:hAnsiTheme="minorHAnsi" w:cstheme="minorBidi"/>
-            <w:noProof/>
             <w:kern w:val="2"/>
-            <w:sz w:val="24"/>
-            <w:szCs w:val="24"/>
+            <w:sz w:val="32"/>
+            <w:szCs w:val="32"/>
             <w14:ligatures w14:val="standardContextual"/>
           </w:rPr>
           <w:tab/>
@@ -2205,55 +2245,56 @@
           <w:rPr>
             <w:rStyle w:val="Hyperlink"/>
             <w:rFonts w:ascii="Times New Roman" w:hAnsi="Times New Roman"/>
-            <w:noProof/>
+            <w:sz w:val="28"/>
+            <w:szCs w:val="22"/>
           </w:rPr>
           <w:t>Chức năng Thống kê người dùng</w:t>
         </w:r>
         <w:r>
           <w:rPr>
-            <w:noProof/>
-            <w:webHidden/>
+            <w:sz w:val="28"/>
+            <w:szCs w:val="22"/>
           </w:rPr>
           <w:tab/>
         </w:r>
         <w:r>
           <w:rPr>
-            <w:noProof/>
-            <w:webHidden/>
+            <w:sz w:val="28"/>
+            <w:szCs w:val="22"/>
           </w:rPr>
           <w:fldChar w:fldCharType="begin"/>
         </w:r>
         <w:r>
           <w:rPr>
-            <w:noProof/>
-            <w:webHidden/>
+            <w:sz w:val="28"/>
+            <w:szCs w:val="22"/>
           </w:rPr>
           <w:instrText xml:space="preserve"> PAGEREF _Toc225162792 \h </w:instrText>
         </w:r>
         <w:r>
           <w:rPr>
-            <w:noProof/>
-            <w:webHidden/>
+            <w:sz w:val="28"/>
+            <w:szCs w:val="22"/>
           </w:rPr>
         </w:r>
         <w:r>
           <w:rPr>
-            <w:noProof/>
-            <w:webHidden/>
+            <w:sz w:val="28"/>
+            <w:szCs w:val="22"/>
           </w:rPr>
           <w:fldChar w:fldCharType="separate"/>
         </w:r>
         <w:r>
           <w:rPr>
-            <w:noProof/>
-            <w:webHidden/>
+            <w:sz w:val="28"/>
+            <w:szCs w:val="22"/>
           </w:rPr>
           <w:t>27</w:t>
         </w:r>
         <w:r>
           <w:rPr>
-            <w:noProof/>
-            <w:webHidden/>
+            <w:sz w:val="28"/>
+            <w:szCs w:val="22"/>
           </w:rPr>
           <w:fldChar w:fldCharType="end"/>
         </w:r>
@@ -2265,12 +2306,12 @@
         <w:tabs>
           <w:tab w:val="left" w:pos="960"/>
         </w:tabs>
+        <w:spacing w:line="360" w:lineRule="auto"/>
         <w:rPr>
           <w:rFonts w:asciiTheme="minorHAnsi" w:eastAsiaTheme="minorEastAsia" w:hAnsiTheme="minorHAnsi" w:cstheme="minorBidi"/>
-          <w:noProof/>
           <w:kern w:val="2"/>
-          <w:sz w:val="24"/>
-          <w:szCs w:val="24"/>
+          <w:sz w:val="32"/>
+          <w:szCs w:val="32"/>
           <w14:ligatures w14:val="standardContextual"/>
         </w:rPr>
       </w:pPr>
@@ -2279,17 +2320,17 @@
           <w:rPr>
             <w:rStyle w:val="Hyperlink"/>
             <w:rFonts w:ascii="Times New Roman" w:hAnsi="Times New Roman"/>
-            <w:noProof/>
+            <w:sz w:val="28"/>
+            <w:szCs w:val="22"/>
           </w:rPr>
           <w:t>5.6</w:t>
         </w:r>
         <w:r>
           <w:rPr>
             <w:rFonts w:asciiTheme="minorHAnsi" w:eastAsiaTheme="minorEastAsia" w:hAnsiTheme="minorHAnsi" w:cstheme="minorBidi"/>
-            <w:noProof/>
             <w:kern w:val="2"/>
-            <w:sz w:val="24"/>
-            <w:szCs w:val="24"/>
+            <w:sz w:val="32"/>
+            <w:szCs w:val="32"/>
             <w14:ligatures w14:val="standardContextual"/>
           </w:rPr>
           <w:tab/>
@@ -2298,55 +2339,56 @@
           <w:rPr>
             <w:rStyle w:val="Hyperlink"/>
             <w:rFonts w:ascii="Times New Roman" w:hAnsi="Times New Roman"/>
-            <w:noProof/>
+            <w:sz w:val="28"/>
+            <w:szCs w:val="22"/>
           </w:rPr>
           <w:t>Chức năng Thiết lập công việc</w:t>
         </w:r>
         <w:r>
           <w:rPr>
-            <w:noProof/>
-            <w:webHidden/>
+            <w:sz w:val="28"/>
+            <w:szCs w:val="22"/>
           </w:rPr>
           <w:tab/>
         </w:r>
         <w:r>
           <w:rPr>
-            <w:noProof/>
-            <w:webHidden/>
+            <w:sz w:val="28"/>
+            <w:szCs w:val="22"/>
           </w:rPr>
           <w:fldChar w:fldCharType="begin"/>
         </w:r>
         <w:r>
           <w:rPr>
-            <w:noProof/>
-            <w:webHidden/>
+            <w:sz w:val="28"/>
+            <w:szCs w:val="22"/>
           </w:rPr>
           <w:instrText xml:space="preserve"> PAGEREF _Toc225162793 \h </w:instrText>
         </w:r>
         <w:r>
           <w:rPr>
-            <w:noProof/>
-            <w:webHidden/>
+            <w:sz w:val="28"/>
+            <w:szCs w:val="22"/>
           </w:rPr>
         </w:r>
         <w:r>
           <w:rPr>
-            <w:noProof/>
-            <w:webHidden/>
+            <w:sz w:val="28"/>
+            <w:szCs w:val="22"/>
           </w:rPr>
           <w:fldChar w:fldCharType="separate"/>
         </w:r>
         <w:r>
           <w:rPr>
-            <w:noProof/>
-            <w:webHidden/>
+            <w:sz w:val="28"/>
+            <w:szCs w:val="22"/>
           </w:rPr>
           <w:t>29</w:t>
         </w:r>
         <w:r>
           <w:rPr>
-            <w:noProof/>
-            <w:webHidden/>
+            <w:sz w:val="28"/>
+            <w:szCs w:val="22"/>
           </w:rPr>
           <w:fldChar w:fldCharType="end"/>
         </w:r>
@@ -2358,12 +2400,12 @@
         <w:tabs>
           <w:tab w:val="left" w:pos="960"/>
         </w:tabs>
+        <w:spacing w:line="360" w:lineRule="auto"/>
         <w:rPr>
           <w:rFonts w:asciiTheme="minorHAnsi" w:eastAsiaTheme="minorEastAsia" w:hAnsiTheme="minorHAnsi" w:cstheme="minorBidi"/>
-          <w:noProof/>
           <w:kern w:val="2"/>
-          <w:sz w:val="24"/>
-          <w:szCs w:val="24"/>
+          <w:sz w:val="32"/>
+          <w:szCs w:val="32"/>
           <w14:ligatures w14:val="standardContextual"/>
         </w:rPr>
       </w:pPr>
@@ -2372,17 +2414,17 @@
           <w:rPr>
             <w:rStyle w:val="Hyperlink"/>
             <w:rFonts w:ascii="Times New Roman" w:hAnsi="Times New Roman"/>
-            <w:noProof/>
+            <w:sz w:val="28"/>
+            <w:szCs w:val="22"/>
           </w:rPr>
           <w:t>5.7</w:t>
         </w:r>
         <w:r>
           <w:rPr>
             <w:rFonts w:asciiTheme="minorHAnsi" w:eastAsiaTheme="minorEastAsia" w:hAnsiTheme="minorHAnsi" w:cstheme="minorBidi"/>
-            <w:noProof/>
             <w:kern w:val="2"/>
-            <w:sz w:val="24"/>
-            <w:szCs w:val="24"/>
+            <w:sz w:val="32"/>
+            <w:szCs w:val="32"/>
             <w14:ligatures w14:val="standardContextual"/>
           </w:rPr>
           <w:tab/>
@@ -2391,55 +2433,56 @@
           <w:rPr>
             <w:rStyle w:val="Hyperlink"/>
             <w:rFonts w:ascii="Times New Roman" w:hAnsi="Times New Roman"/>
-            <w:noProof/>
+            <w:sz w:val="28"/>
+            <w:szCs w:val="22"/>
           </w:rPr>
           <w:t>Chức năng Quản lý thành viên dự án</w:t>
         </w:r>
         <w:r>
           <w:rPr>
-            <w:noProof/>
-            <w:webHidden/>
+            <w:sz w:val="28"/>
+            <w:szCs w:val="22"/>
           </w:rPr>
           <w:tab/>
         </w:r>
         <w:r>
           <w:rPr>
-            <w:noProof/>
-            <w:webHidden/>
+            <w:sz w:val="28"/>
+            <w:szCs w:val="22"/>
           </w:rPr>
           <w:fldChar w:fldCharType="begin"/>
         </w:r>
         <w:r>
           <w:rPr>
-            <w:noProof/>
-            <w:webHidden/>
+            <w:sz w:val="28"/>
+            <w:szCs w:val="22"/>
           </w:rPr>
           <w:instrText xml:space="preserve"> PAGEREF _Toc225162794 \h </w:instrText>
         </w:r>
         <w:r>
           <w:rPr>
-            <w:noProof/>
-            <w:webHidden/>
+            <w:sz w:val="28"/>
+            <w:szCs w:val="22"/>
           </w:rPr>
         </w:r>
         <w:r>
           <w:rPr>
-            <w:noProof/>
-            <w:webHidden/>
+            <w:sz w:val="28"/>
+            <w:szCs w:val="22"/>
           </w:rPr>
           <w:fldChar w:fldCharType="separate"/>
         </w:r>
         <w:r>
           <w:rPr>
-            <w:noProof/>
-            <w:webHidden/>
+            <w:sz w:val="28"/>
+            <w:szCs w:val="22"/>
           </w:rPr>
           <w:t>31</w:t>
         </w:r>
         <w:r>
           <w:rPr>
-            <w:noProof/>
-            <w:webHidden/>
+            <w:sz w:val="28"/>
+            <w:szCs w:val="22"/>
           </w:rPr>
           <w:fldChar w:fldCharType="end"/>
         </w:r>
@@ -2451,12 +2494,12 @@
         <w:tabs>
           <w:tab w:val="left" w:pos="960"/>
         </w:tabs>
+        <w:spacing w:line="360" w:lineRule="auto"/>
         <w:rPr>
           <w:rFonts w:asciiTheme="minorHAnsi" w:eastAsiaTheme="minorEastAsia" w:hAnsiTheme="minorHAnsi" w:cstheme="minorBidi"/>
-          <w:noProof/>
           <w:kern w:val="2"/>
-          <w:sz w:val="24"/>
-          <w:szCs w:val="24"/>
+          <w:sz w:val="32"/>
+          <w:szCs w:val="32"/>
           <w14:ligatures w14:val="standardContextual"/>
         </w:rPr>
       </w:pPr>
@@ -2465,17 +2508,17 @@
           <w:rPr>
             <w:rStyle w:val="Hyperlink"/>
             <w:rFonts w:ascii="Times New Roman" w:hAnsi="Times New Roman"/>
-            <w:noProof/>
+            <w:sz w:val="28"/>
+            <w:szCs w:val="22"/>
           </w:rPr>
           <w:t>5.8</w:t>
         </w:r>
         <w:r>
           <w:rPr>
             <w:rFonts w:asciiTheme="minorHAnsi" w:eastAsiaTheme="minorEastAsia" w:hAnsiTheme="minorHAnsi" w:cstheme="minorBidi"/>
-            <w:noProof/>
             <w:kern w:val="2"/>
-            <w:sz w:val="24"/>
-            <w:szCs w:val="24"/>
+            <w:sz w:val="32"/>
+            <w:szCs w:val="32"/>
             <w14:ligatures w14:val="standardContextual"/>
           </w:rPr>
           <w:tab/>
@@ -2484,55 +2527,56 @@
           <w:rPr>
             <w:rStyle w:val="Hyperlink"/>
             <w:rFonts w:ascii="Times New Roman" w:hAnsi="Times New Roman"/>
-            <w:noProof/>
+            <w:sz w:val="28"/>
+            <w:szCs w:val="22"/>
           </w:rPr>
           <w:t>Chức năng Quản lý công việc</w:t>
         </w:r>
         <w:r>
           <w:rPr>
-            <w:noProof/>
-            <w:webHidden/>
+            <w:sz w:val="28"/>
+            <w:szCs w:val="22"/>
           </w:rPr>
           <w:tab/>
         </w:r>
         <w:r>
           <w:rPr>
-            <w:noProof/>
-            <w:webHidden/>
+            <w:sz w:val="28"/>
+            <w:szCs w:val="22"/>
           </w:rPr>
           <w:fldChar w:fldCharType="begin"/>
         </w:r>
         <w:r>
           <w:rPr>
-            <w:noProof/>
-            <w:webHidden/>
+            <w:sz w:val="28"/>
+            <w:szCs w:val="22"/>
           </w:rPr>
           <w:instrText xml:space="preserve"> PAGEREF _Toc225162795 \h </w:instrText>
         </w:r>
         <w:r>
           <w:rPr>
-            <w:noProof/>
-            <w:webHidden/>
+            <w:sz w:val="28"/>
+            <w:szCs w:val="22"/>
           </w:rPr>
         </w:r>
         <w:r>
           <w:rPr>
-            <w:noProof/>
-            <w:webHidden/>
+            <w:sz w:val="28"/>
+            <w:szCs w:val="22"/>
           </w:rPr>
           <w:fldChar w:fldCharType="separate"/>
         </w:r>
         <w:r>
           <w:rPr>
-            <w:noProof/>
-            <w:webHidden/>
+            <w:sz w:val="28"/>
+            <w:szCs w:val="22"/>
           </w:rPr>
           <w:t>32</w:t>
         </w:r>
         <w:r>
           <w:rPr>
-            <w:noProof/>
-            <w:webHidden/>
+            <w:sz w:val="28"/>
+            <w:szCs w:val="22"/>
           </w:rPr>
           <w:fldChar w:fldCharType="end"/>
         </w:r>
@@ -2544,12 +2588,12 @@
         <w:tabs>
           <w:tab w:val="left" w:pos="960"/>
         </w:tabs>
+        <w:spacing w:line="360" w:lineRule="auto"/>
         <w:rPr>
           <w:rFonts w:asciiTheme="minorHAnsi" w:eastAsiaTheme="minorEastAsia" w:hAnsiTheme="minorHAnsi" w:cstheme="minorBidi"/>
-          <w:noProof/>
           <w:kern w:val="2"/>
-          <w:sz w:val="24"/>
-          <w:szCs w:val="24"/>
+          <w:sz w:val="32"/>
+          <w:szCs w:val="32"/>
           <w14:ligatures w14:val="standardContextual"/>
         </w:rPr>
       </w:pPr>
@@ -2558,17 +2602,17 @@
           <w:rPr>
             <w:rStyle w:val="Hyperlink"/>
             <w:rFonts w:ascii="Times New Roman" w:hAnsi="Times New Roman"/>
-            <w:noProof/>
+            <w:sz w:val="28"/>
+            <w:szCs w:val="22"/>
           </w:rPr>
           <w:t>5.9</w:t>
         </w:r>
         <w:r>
           <w:rPr>
             <w:rFonts w:asciiTheme="minorHAnsi" w:eastAsiaTheme="minorEastAsia" w:hAnsiTheme="minorHAnsi" w:cstheme="minorBidi"/>
-            <w:noProof/>
             <w:kern w:val="2"/>
-            <w:sz w:val="24"/>
-            <w:szCs w:val="24"/>
+            <w:sz w:val="32"/>
+            <w:szCs w:val="32"/>
             <w14:ligatures w14:val="standardContextual"/>
           </w:rPr>
           <w:tab/>
@@ -2577,55 +2621,56 @@
           <w:rPr>
             <w:rStyle w:val="Hyperlink"/>
             <w:rFonts w:ascii="Times New Roman" w:hAnsi="Times New Roman"/>
-            <w:noProof/>
+            <w:sz w:val="28"/>
+            <w:szCs w:val="22"/>
           </w:rPr>
           <w:t>Chức năng Bình luận</w:t>
         </w:r>
         <w:r>
           <w:rPr>
-            <w:noProof/>
-            <w:webHidden/>
+            <w:sz w:val="28"/>
+            <w:szCs w:val="22"/>
           </w:rPr>
           <w:tab/>
         </w:r>
         <w:r>
           <w:rPr>
-            <w:noProof/>
-            <w:webHidden/>
+            <w:sz w:val="28"/>
+            <w:szCs w:val="22"/>
           </w:rPr>
           <w:fldChar w:fldCharType="begin"/>
         </w:r>
         <w:r>
           <w:rPr>
-            <w:noProof/>
-            <w:webHidden/>
+            <w:sz w:val="28"/>
+            <w:szCs w:val="22"/>
           </w:rPr>
           <w:instrText xml:space="preserve"> PAGEREF _Toc225162796 \h </w:instrText>
         </w:r>
         <w:r>
           <w:rPr>
-            <w:noProof/>
-            <w:webHidden/>
+            <w:sz w:val="28"/>
+            <w:szCs w:val="22"/>
           </w:rPr>
         </w:r>
         <w:r>
           <w:rPr>
-            <w:noProof/>
-            <w:webHidden/>
+            <w:sz w:val="28"/>
+            <w:szCs w:val="22"/>
           </w:rPr>
           <w:fldChar w:fldCharType="separate"/>
         </w:r>
         <w:r>
           <w:rPr>
-            <w:noProof/>
-            <w:webHidden/>
+            <w:sz w:val="28"/>
+            <w:szCs w:val="22"/>
           </w:rPr>
           <w:t>35</w:t>
         </w:r>
         <w:r>
           <w:rPr>
-            <w:noProof/>
-            <w:webHidden/>
+            <w:sz w:val="28"/>
+            <w:szCs w:val="22"/>
           </w:rPr>
           <w:fldChar w:fldCharType="end"/>
         </w:r>
@@ -2637,12 +2682,12 @@
         <w:tabs>
           <w:tab w:val="left" w:pos="960"/>
         </w:tabs>
+        <w:spacing w:line="360" w:lineRule="auto"/>
         <w:rPr>
           <w:rFonts w:asciiTheme="minorHAnsi" w:eastAsiaTheme="minorEastAsia" w:hAnsiTheme="minorHAnsi" w:cstheme="minorBidi"/>
-          <w:noProof/>
           <w:kern w:val="2"/>
-          <w:sz w:val="24"/>
-          <w:szCs w:val="24"/>
+          <w:sz w:val="32"/>
+          <w:szCs w:val="32"/>
           <w14:ligatures w14:val="standardContextual"/>
         </w:rPr>
       </w:pPr>
@@ -2651,17 +2696,17 @@
           <w:rPr>
             <w:rStyle w:val="Hyperlink"/>
             <w:rFonts w:ascii="Times New Roman" w:hAnsi="Times New Roman"/>
-            <w:noProof/>
+            <w:sz w:val="28"/>
+            <w:szCs w:val="22"/>
           </w:rPr>
           <w:t>5.10</w:t>
         </w:r>
         <w:r>
           <w:rPr>
             <w:rFonts w:asciiTheme="minorHAnsi" w:eastAsiaTheme="minorEastAsia" w:hAnsiTheme="minorHAnsi" w:cstheme="minorBidi"/>
-            <w:noProof/>
             <w:kern w:val="2"/>
-            <w:sz w:val="24"/>
-            <w:szCs w:val="24"/>
+            <w:sz w:val="32"/>
+            <w:szCs w:val="32"/>
             <w14:ligatures w14:val="standardContextual"/>
           </w:rPr>
           <w:tab/>
@@ -2670,55 +2715,56 @@
           <w:rPr>
             <w:rStyle w:val="Hyperlink"/>
             <w:rFonts w:ascii="Times New Roman" w:hAnsi="Times New Roman"/>
-            <w:noProof/>
+            <w:sz w:val="28"/>
+            <w:szCs w:val="22"/>
           </w:rPr>
           <w:t>Chức năng Thông báo</w:t>
         </w:r>
         <w:r>
           <w:rPr>
-            <w:noProof/>
-            <w:webHidden/>
+            <w:sz w:val="28"/>
+            <w:szCs w:val="22"/>
           </w:rPr>
           <w:tab/>
         </w:r>
         <w:r>
           <w:rPr>
-            <w:noProof/>
-            <w:webHidden/>
+            <w:sz w:val="28"/>
+            <w:szCs w:val="22"/>
           </w:rPr>
           <w:fldChar w:fldCharType="begin"/>
         </w:r>
         <w:r>
           <w:rPr>
-            <w:noProof/>
-            <w:webHidden/>
+            <w:sz w:val="28"/>
+            <w:szCs w:val="22"/>
           </w:rPr>
           <w:instrText xml:space="preserve"> PAGEREF _Toc225162797 \h </w:instrText>
         </w:r>
         <w:r>
           <w:rPr>
-            <w:noProof/>
-            <w:webHidden/>
+            <w:sz w:val="28"/>
+            <w:szCs w:val="22"/>
           </w:rPr>
         </w:r>
         <w:r>
           <w:rPr>
-            <w:noProof/>
-            <w:webHidden/>
+            <w:sz w:val="28"/>
+            <w:szCs w:val="22"/>
           </w:rPr>
           <w:fldChar w:fldCharType="separate"/>
         </w:r>
         <w:r>
           <w:rPr>
-            <w:noProof/>
-            <w:webHidden/>
+            <w:sz w:val="28"/>
+            <w:szCs w:val="22"/>
           </w:rPr>
           <w:t>37</w:t>
         </w:r>
         <w:r>
           <w:rPr>
-            <w:noProof/>
-            <w:webHidden/>
+            <w:sz w:val="28"/>
+            <w:szCs w:val="22"/>
           </w:rPr>
           <w:fldChar w:fldCharType="end"/>
         </w:r>
@@ -2730,12 +2776,12 @@
         <w:tabs>
           <w:tab w:val="left" w:pos="960"/>
         </w:tabs>
+        <w:spacing w:line="360" w:lineRule="auto"/>
         <w:rPr>
           <w:rFonts w:asciiTheme="minorHAnsi" w:eastAsiaTheme="minorEastAsia" w:hAnsiTheme="minorHAnsi" w:cstheme="minorBidi"/>
-          <w:noProof/>
           <w:kern w:val="2"/>
-          <w:sz w:val="24"/>
-          <w:szCs w:val="24"/>
+          <w:sz w:val="32"/>
+          <w:szCs w:val="32"/>
           <w14:ligatures w14:val="standardContextual"/>
         </w:rPr>
       </w:pPr>
@@ -2744,17 +2790,17 @@
           <w:rPr>
             <w:rStyle w:val="Hyperlink"/>
             <w:rFonts w:ascii="Times New Roman" w:hAnsi="Times New Roman"/>
-            <w:noProof/>
+            <w:sz w:val="28"/>
+            <w:szCs w:val="22"/>
           </w:rPr>
           <w:t>5.11</w:t>
         </w:r>
         <w:r>
           <w:rPr>
             <w:rFonts w:asciiTheme="minorHAnsi" w:eastAsiaTheme="minorEastAsia" w:hAnsiTheme="minorHAnsi" w:cstheme="minorBidi"/>
-            <w:noProof/>
             <w:kern w:val="2"/>
-            <w:sz w:val="24"/>
-            <w:szCs w:val="24"/>
+            <w:sz w:val="32"/>
+            <w:szCs w:val="32"/>
             <w14:ligatures w14:val="standardContextual"/>
           </w:rPr>
           <w:tab/>
@@ -2763,55 +2809,56 @@
           <w:rPr>
             <w:rStyle w:val="Hyperlink"/>
             <w:rFonts w:ascii="Times New Roman" w:hAnsi="Times New Roman"/>
-            <w:noProof/>
+            <w:sz w:val="28"/>
+            <w:szCs w:val="22"/>
           </w:rPr>
           <w:t>Chức năng Plugin</w:t>
         </w:r>
         <w:r>
           <w:rPr>
-            <w:noProof/>
-            <w:webHidden/>
+            <w:sz w:val="28"/>
+            <w:szCs w:val="22"/>
           </w:rPr>
           <w:tab/>
         </w:r>
         <w:r>
           <w:rPr>
-            <w:noProof/>
-            <w:webHidden/>
+            <w:sz w:val="28"/>
+            <w:szCs w:val="22"/>
           </w:rPr>
           <w:fldChar w:fldCharType="begin"/>
         </w:r>
         <w:r>
           <w:rPr>
-            <w:noProof/>
-            <w:webHidden/>
+            <w:sz w:val="28"/>
+            <w:szCs w:val="22"/>
           </w:rPr>
           <w:instrText xml:space="preserve"> PAGEREF _Toc225162798 \h </w:instrText>
         </w:r>
         <w:r>
           <w:rPr>
-            <w:noProof/>
-            <w:webHidden/>
+            <w:sz w:val="28"/>
+            <w:szCs w:val="22"/>
           </w:rPr>
         </w:r>
         <w:r>
           <w:rPr>
-            <w:noProof/>
-            <w:webHidden/>
+            <w:sz w:val="28"/>
+            <w:szCs w:val="22"/>
           </w:rPr>
           <w:fldChar w:fldCharType="separate"/>
         </w:r>
         <w:r>
           <w:rPr>
-            <w:noProof/>
-            <w:webHidden/>
+            <w:sz w:val="28"/>
+            <w:szCs w:val="22"/>
           </w:rPr>
           <w:t>39</w:t>
         </w:r>
         <w:r>
           <w:rPr>
-            <w:noProof/>
-            <w:webHidden/>
+            <w:sz w:val="28"/>
+            <w:szCs w:val="22"/>
           </w:rPr>
           <w:fldChar w:fldCharType="end"/>
         </w:r>
@@ -2820,12 +2867,13 @@
     <w:p>
       <w:pPr>
         <w:pStyle w:val="TOC1"/>
+        <w:spacing w:line="360" w:lineRule="auto"/>
         <w:rPr>
           <w:rFonts w:asciiTheme="minorHAnsi" w:eastAsiaTheme="minorEastAsia" w:hAnsiTheme="minorHAnsi" w:cstheme="minorBidi"/>
           <w:b w:val="0"/>
-          <w:noProof/>
           <w:kern w:val="2"/>
-          <w:szCs w:val="24"/>
+          <w:sz w:val="32"/>
+          <w:szCs w:val="32"/>
           <w14:ligatures w14:val="standardContextual"/>
         </w:rPr>
       </w:pPr>
@@ -2834,7 +2882,8 @@
           <w:rPr>
             <w:rStyle w:val="Hyperlink"/>
             <w:rFonts w:ascii="Times New Roman" w:hAnsi="Times New Roman"/>
-            <w:noProof/>
+            <w:sz w:val="32"/>
+            <w:szCs w:val="22"/>
           </w:rPr>
           <w:t>6.</w:t>
         </w:r>
@@ -2842,9 +2891,9 @@
           <w:rPr>
             <w:rFonts w:asciiTheme="minorHAnsi" w:eastAsiaTheme="minorEastAsia" w:hAnsiTheme="minorHAnsi" w:cstheme="minorBidi"/>
             <w:b w:val="0"/>
-            <w:noProof/>
             <w:kern w:val="2"/>
-            <w:szCs w:val="24"/>
+            <w:sz w:val="32"/>
+            <w:szCs w:val="32"/>
             <w14:ligatures w14:val="standardContextual"/>
           </w:rPr>
           <w:tab/>
@@ -2853,55 +2902,56 @@
           <w:rPr>
             <w:rStyle w:val="Hyperlink"/>
             <w:rFonts w:ascii="Times New Roman" w:hAnsi="Times New Roman"/>
-            <w:noProof/>
+            <w:sz w:val="32"/>
+            <w:szCs w:val="22"/>
           </w:rPr>
           <w:t>Tham khảo tới các yêu cầu</w:t>
         </w:r>
         <w:r>
           <w:rPr>
-            <w:noProof/>
-            <w:webHidden/>
+            <w:sz w:val="32"/>
+            <w:szCs w:val="22"/>
           </w:rPr>
           <w:tab/>
         </w:r>
         <w:r>
           <w:rPr>
-            <w:noProof/>
-            <w:webHidden/>
+            <w:sz w:val="32"/>
+            <w:szCs w:val="22"/>
           </w:rPr>
           <w:fldChar w:fldCharType="begin"/>
         </w:r>
         <w:r>
           <w:rPr>
-            <w:noProof/>
-            <w:webHidden/>
+            <w:sz w:val="32"/>
+            <w:szCs w:val="22"/>
           </w:rPr>
           <w:instrText xml:space="preserve"> PAGEREF _Toc225162799 \h </w:instrText>
         </w:r>
         <w:r>
           <w:rPr>
-            <w:noProof/>
-            <w:webHidden/>
+            <w:sz w:val="32"/>
+            <w:szCs w:val="22"/>
           </w:rPr>
         </w:r>
         <w:r>
           <w:rPr>
-            <w:noProof/>
-            <w:webHidden/>
+            <w:sz w:val="32"/>
+            <w:szCs w:val="22"/>
           </w:rPr>
           <w:fldChar w:fldCharType="separate"/>
         </w:r>
         <w:r>
           <w:rPr>
-            <w:noProof/>
-            <w:webHidden/>
+            <w:sz w:val="32"/>
+            <w:szCs w:val="22"/>
           </w:rPr>
           <w:t>40</w:t>
         </w:r>
         <w:r>
           <w:rPr>
-            <w:noProof/>
-            <w:webHidden/>
+            <w:sz w:val="32"/>
+            <w:szCs w:val="22"/>
           </w:rPr>
           <w:fldChar w:fldCharType="end"/>
         </w:r>
@@ -2910,12 +2960,13 @@
     <w:p>
       <w:pPr>
         <w:pStyle w:val="TOC1"/>
+        <w:spacing w:line="360" w:lineRule="auto"/>
         <w:rPr>
           <w:rFonts w:asciiTheme="minorHAnsi" w:eastAsiaTheme="minorEastAsia" w:hAnsiTheme="minorHAnsi" w:cstheme="minorBidi"/>
           <w:b w:val="0"/>
-          <w:noProof/>
           <w:kern w:val="2"/>
-          <w:szCs w:val="24"/>
+          <w:sz w:val="32"/>
+          <w:szCs w:val="32"/>
           <w14:ligatures w14:val="standardContextual"/>
         </w:rPr>
       </w:pPr>
@@ -2924,7 +2975,8 @@
           <w:rPr>
             <w:rStyle w:val="Hyperlink"/>
             <w:rFonts w:ascii="Times New Roman" w:hAnsi="Times New Roman"/>
-            <w:noProof/>
+            <w:sz w:val="32"/>
+            <w:szCs w:val="22"/>
           </w:rPr>
           <w:t>7.</w:t>
         </w:r>
@@ -2932,9 +2984,9 @@
           <w:rPr>
             <w:rFonts w:asciiTheme="minorHAnsi" w:eastAsiaTheme="minorEastAsia" w:hAnsiTheme="minorHAnsi" w:cstheme="minorBidi"/>
             <w:b w:val="0"/>
-            <w:noProof/>
             <w:kern w:val="2"/>
-            <w:szCs w:val="24"/>
+            <w:sz w:val="32"/>
+            <w:szCs w:val="32"/>
             <w14:ligatures w14:val="standardContextual"/>
           </w:rPr>
           <w:tab/>
@@ -2943,55 +2995,56 @@
           <w:rPr>
             <w:rStyle w:val="Hyperlink"/>
             <w:rFonts w:ascii="Times New Roman" w:hAnsi="Times New Roman"/>
-            <w:noProof/>
+            <w:sz w:val="32"/>
+            <w:szCs w:val="22"/>
           </w:rPr>
           <w:t>Các phụ lục</w:t>
         </w:r>
         <w:r>
           <w:rPr>
-            <w:noProof/>
-            <w:webHidden/>
+            <w:sz w:val="32"/>
+            <w:szCs w:val="22"/>
           </w:rPr>
           <w:tab/>
         </w:r>
         <w:r>
           <w:rPr>
-            <w:noProof/>
-            <w:webHidden/>
+            <w:sz w:val="32"/>
+            <w:szCs w:val="22"/>
           </w:rPr>
           <w:fldChar w:fldCharType="begin"/>
         </w:r>
         <w:r>
           <w:rPr>
-            <w:noProof/>
-            <w:webHidden/>
+            <w:sz w:val="32"/>
+            <w:szCs w:val="22"/>
           </w:rPr>
           <w:instrText xml:space="preserve"> PAGEREF _Toc225162800 \h </w:instrText>
         </w:r>
         <w:r>
           <w:rPr>
-            <w:noProof/>
-            <w:webHidden/>
+            <w:sz w:val="32"/>
+            <w:szCs w:val="22"/>
           </w:rPr>
         </w:r>
         <w:r>
           <w:rPr>
-            <w:noProof/>
-            <w:webHidden/>
+            <w:sz w:val="32"/>
+            <w:szCs w:val="22"/>
           </w:rPr>
           <w:fldChar w:fldCharType="separate"/>
         </w:r>
         <w:r>
           <w:rPr>
-            <w:noProof/>
-            <w:webHidden/>
+            <w:sz w:val="32"/>
+            <w:szCs w:val="22"/>
           </w:rPr>
           <w:t>42</w:t>
         </w:r>
         <w:r>
           <w:rPr>
-            <w:noProof/>
-            <w:webHidden/>
+            <w:sz w:val="32"/>
+            <w:szCs w:val="22"/>
           </w:rPr>
           <w:fldChar w:fldCharType="end"/>
         </w:r>
@@ -2999,7 +3052,7 @@
     </w:p>
     <w:p>
       <w:pPr>
-        <w:spacing w:before="60"/>
+        <w:spacing w:before="60" w:line="360" w:lineRule="auto"/>
         <w:jc w:val="both"/>
         <w:rPr>
           <w:rFonts w:ascii="Times New Roman" w:hAnsi="Times New Roman"/>
@@ -3010,6 +3063,8 @@
           <w:rFonts w:ascii="Times New Roman" w:hAnsi="Times New Roman"/>
           <w:b/>
           <w:bCs/>
+          <w:sz w:val="32"/>
+          <w:szCs w:val="22"/>
         </w:rPr>
         <w:fldChar w:fldCharType="end"/>
       </w:r>
@@ -3059,8 +3114,8 @@
           </w:tcPr>
           <w:p>
             <w:pPr>
-              <w:spacing w:before="40" w:after="40"/>
-              <w:jc w:val="both"/>
+              <w:spacing w:before="40" w:after="40" w:line="240" w:lineRule="auto"/>
+              <w:jc w:val="center"/>
               <w:rPr>
                 <w:rFonts w:ascii="Times New Roman" w:hAnsi="Times New Roman"/>
                 <w:b/>
@@ -3086,8 +3141,8 @@
           </w:tcPr>
           <w:p>
             <w:pPr>
-              <w:spacing w:before="40" w:after="40"/>
-              <w:jc w:val="both"/>
+              <w:spacing w:before="40" w:after="40" w:line="240" w:lineRule="auto"/>
+              <w:jc w:val="center"/>
               <w:rPr>
                 <w:rFonts w:ascii="Times New Roman" w:hAnsi="Times New Roman"/>
                 <w:b/>
@@ -3113,8 +3168,8 @@
           </w:tcPr>
           <w:p>
             <w:pPr>
-              <w:spacing w:before="40" w:after="40"/>
-              <w:jc w:val="both"/>
+              <w:spacing w:before="40" w:after="40" w:line="240" w:lineRule="auto"/>
+              <w:jc w:val="center"/>
               <w:rPr>
                 <w:rFonts w:ascii="Times New Roman" w:hAnsi="Times New Roman"/>
                 <w:b/>
@@ -3140,8 +3195,8 @@
           </w:tcPr>
           <w:p>
             <w:pPr>
-              <w:spacing w:before="40" w:after="40"/>
-              <w:jc w:val="both"/>
+              <w:spacing w:before="40" w:after="40" w:line="240" w:lineRule="auto"/>
+              <w:jc w:val="center"/>
               <w:rPr>
                 <w:rFonts w:ascii="Times New Roman" w:hAnsi="Times New Roman"/>
                 <w:b/>
@@ -3167,8 +3222,8 @@
           </w:tcPr>
           <w:p>
             <w:pPr>
-              <w:spacing w:before="40" w:after="40"/>
-              <w:jc w:val="both"/>
+              <w:spacing w:before="40" w:after="40" w:line="240" w:lineRule="auto"/>
+              <w:jc w:val="center"/>
               <w:rPr>
                 <w:rFonts w:ascii="Times New Roman" w:hAnsi="Times New Roman"/>
                 <w:lang w:val="vi-VN"/>
@@ -3192,8 +3247,8 @@
           </w:tcPr>
           <w:p>
             <w:pPr>
-              <w:spacing w:before="40" w:after="40"/>
-              <w:jc w:val="both"/>
+              <w:spacing w:before="40" w:after="40" w:line="240" w:lineRule="auto"/>
+              <w:jc w:val="center"/>
               <w:rPr>
                 <w:rFonts w:ascii="Times New Roman" w:hAnsi="Times New Roman"/>
                 <w:lang w:val="vi-VN"/>
@@ -3217,8 +3272,8 @@
           </w:tcPr>
           <w:p>
             <w:pPr>
-              <w:spacing w:before="40" w:after="40"/>
-              <w:jc w:val="both"/>
+              <w:spacing w:before="40" w:after="40" w:line="240" w:lineRule="auto"/>
+              <w:jc w:val="center"/>
               <w:rPr>
                 <w:rFonts w:ascii="Times New Roman" w:hAnsi="Times New Roman"/>
                 <w:lang w:val="vi-VN"/>
@@ -3248,8 +3303,8 @@
           </w:tcPr>
           <w:p>
             <w:pPr>
-              <w:spacing w:before="40" w:after="40"/>
-              <w:jc w:val="both"/>
+              <w:spacing w:before="40" w:after="40" w:line="240" w:lineRule="auto"/>
+              <w:jc w:val="center"/>
               <w:rPr>
                 <w:rFonts w:ascii="Times New Roman" w:hAnsi="Times New Roman"/>
                 <w:lang w:val="vi-VN"/>
@@ -3278,8 +3333,8 @@
           </w:tcPr>
           <w:p>
             <w:pPr>
-              <w:spacing w:before="40" w:after="40"/>
-              <w:jc w:val="both"/>
+              <w:spacing w:before="40" w:after="40" w:line="240" w:lineRule="auto"/>
+              <w:jc w:val="center"/>
               <w:rPr>
                 <w:rFonts w:ascii="Times New Roman" w:hAnsi="Times New Roman"/>
                 <w:lang w:val="vi-VN"/>
@@ -3306,8 +3361,8 @@
           </w:tcPr>
           <w:p>
             <w:pPr>
-              <w:spacing w:before="40" w:after="40"/>
-              <w:jc w:val="both"/>
+              <w:spacing w:before="40" w:after="40" w:line="240" w:lineRule="auto"/>
+              <w:jc w:val="center"/>
               <w:rPr>
                 <w:rFonts w:ascii="Times New Roman" w:hAnsi="Times New Roman"/>
                 <w:lang w:val="vi-VN"/>
@@ -3334,8 +3389,8 @@
           </w:tcPr>
           <w:p>
             <w:pPr>
-              <w:spacing w:before="40" w:after="40"/>
-              <w:jc w:val="both"/>
+              <w:spacing w:before="40" w:after="40" w:line="240" w:lineRule="auto"/>
+              <w:jc w:val="center"/>
               <w:rPr>
                 <w:rFonts w:ascii="Times New Roman" w:hAnsi="Times New Roman"/>
                 <w:lang w:val="vi-VN"/>
@@ -3362,8 +3417,8 @@
           </w:tcPr>
           <w:p>
             <w:pPr>
-              <w:spacing w:before="40" w:after="40"/>
-              <w:jc w:val="both"/>
+              <w:spacing w:before="40" w:after="40" w:line="240" w:lineRule="auto"/>
+              <w:jc w:val="center"/>
               <w:rPr>
                 <w:rFonts w:ascii="Times New Roman" w:hAnsi="Times New Roman"/>
                 <w:lang w:val="vi-VN"/>
@@ -3392,8 +3447,8 @@
           </w:tcPr>
           <w:p>
             <w:pPr>
-              <w:spacing w:before="40" w:after="40"/>
-              <w:jc w:val="both"/>
+              <w:spacing w:before="40" w:after="40" w:line="240" w:lineRule="auto"/>
+              <w:jc w:val="center"/>
               <w:rPr>
                 <w:rFonts w:ascii="Times New Roman" w:hAnsi="Times New Roman"/>
                 <w:lang w:val="vi-VN"/>
@@ -3420,8 +3475,8 @@
           </w:tcPr>
           <w:p>
             <w:pPr>
-              <w:spacing w:before="40" w:after="40"/>
-              <w:jc w:val="both"/>
+              <w:spacing w:before="40" w:after="40" w:line="240" w:lineRule="auto"/>
+              <w:jc w:val="center"/>
               <w:rPr>
                 <w:rFonts w:ascii="Times New Roman" w:hAnsi="Times New Roman"/>
                 <w:lang w:val="vi-VN"/>
@@ -3448,8 +3503,8 @@
           </w:tcPr>
           <w:p>
             <w:pPr>
-              <w:spacing w:before="40" w:after="40"/>
-              <w:jc w:val="both"/>
+              <w:spacing w:before="40" w:after="40" w:line="240" w:lineRule="auto"/>
+              <w:jc w:val="center"/>
               <w:rPr>
                 <w:rFonts w:ascii="Times New Roman" w:hAnsi="Times New Roman"/>
                 <w:lang w:val="vi-VN"/>
@@ -3476,8 +3531,8 @@
           </w:tcPr>
           <w:p>
             <w:pPr>
-              <w:spacing w:before="40" w:after="40"/>
-              <w:jc w:val="both"/>
+              <w:spacing w:before="40" w:after="40" w:line="240" w:lineRule="auto"/>
+              <w:jc w:val="center"/>
               <w:rPr>
                 <w:rFonts w:ascii="Times New Roman" w:hAnsi="Times New Roman"/>
                 <w:lang w:val="vi-VN"/>
@@ -3509,8 +3564,8 @@
           </w:tcPr>
           <w:p>
             <w:pPr>
-              <w:spacing w:before="40" w:after="40"/>
-              <w:jc w:val="both"/>
+              <w:spacing w:before="40" w:after="40" w:line="240" w:lineRule="auto"/>
+              <w:jc w:val="center"/>
               <w:rPr>
                 <w:rFonts w:ascii="Times New Roman" w:hAnsi="Times New Roman"/>
                 <w:lang w:val="vi-VN"/>
@@ -3540,8 +3595,8 @@
           </w:tcPr>
           <w:p>
             <w:pPr>
-              <w:spacing w:before="40" w:after="40"/>
-              <w:jc w:val="both"/>
+              <w:spacing w:before="40" w:after="40" w:line="240" w:lineRule="auto"/>
+              <w:jc w:val="center"/>
               <w:rPr>
                 <w:rFonts w:ascii="Times New Roman" w:hAnsi="Times New Roman"/>
                 <w:lang w:val="vi-VN"/>
@@ -3571,8 +3626,8 @@
           </w:tcPr>
           <w:p>
             <w:pPr>
-              <w:spacing w:before="40" w:after="40"/>
-              <w:jc w:val="both"/>
+              <w:spacing w:before="40" w:after="40" w:line="240" w:lineRule="auto"/>
+              <w:jc w:val="center"/>
               <w:rPr>
                 <w:rFonts w:ascii="Times New Roman" w:hAnsi="Times New Roman"/>
                 <w:lang w:val="vi-VN"/>
@@ -3602,8 +3657,8 @@
           </w:tcPr>
           <w:p>
             <w:pPr>
-              <w:spacing w:before="40" w:after="40"/>
-              <w:jc w:val="both"/>
+              <w:spacing w:before="40" w:after="40" w:line="240" w:lineRule="auto"/>
+              <w:jc w:val="center"/>
               <w:rPr>
                 <w:rFonts w:ascii="Times New Roman" w:hAnsi="Times New Roman"/>
                 <w:lang w:val="vi-VN"/>
@@ -3621,6 +3676,91 @@
                 <w:lang w:val="vi-VN"/>
               </w:rPr>
               <w:t>.3</w:t>
+            </w:r>
+          </w:p>
+        </w:tc>
+      </w:tr>
+      <w:tr>
+        <w:trPr>
+          <w:trHeight w:val="618"/>
+        </w:trPr>
+        <w:tc>
+          <w:tcPr>
+            <w:tcW w:w="1384" w:type="dxa"/>
+          </w:tcPr>
+          <w:p>
+            <w:pPr>
+              <w:spacing w:line="240" w:lineRule="auto"/>
+              <w:jc w:val="center"/>
+              <w:rPr>
+                <w:rFonts w:ascii="Times New Roman" w:hAnsi="Times New Roman"/>
+              </w:rPr>
+            </w:pPr>
+            <w:r>
+              <w:rPr>
+                <w:rFonts w:ascii="Times New Roman" w:hAnsi="Times New Roman"/>
+              </w:rPr>
+              <w:t>Nhóm 4</w:t>
+            </w:r>
+          </w:p>
+        </w:tc>
+        <w:tc>
+          <w:tcPr>
+            <w:tcW w:w="1701" w:type="dxa"/>
+          </w:tcPr>
+          <w:p>
+            <w:pPr>
+              <w:spacing w:line="240" w:lineRule="auto"/>
+              <w:jc w:val="center"/>
+              <w:rPr>
+                <w:rFonts w:ascii="Times New Roman" w:hAnsi="Times New Roman"/>
+              </w:rPr>
+            </w:pPr>
+            <w:r>
+              <w:rPr>
+                <w:rFonts w:ascii="Times New Roman" w:hAnsi="Times New Roman"/>
+              </w:rPr>
+              <w:t>22/03/2026</w:t>
+            </w:r>
+          </w:p>
+        </w:tc>
+        <w:tc>
+          <w:tcPr>
+            <w:tcW w:w="5199" w:type="dxa"/>
+          </w:tcPr>
+          <w:p>
+            <w:pPr>
+              <w:spacing w:line="240" w:lineRule="auto"/>
+              <w:jc w:val="center"/>
+              <w:rPr>
+                <w:rFonts w:ascii="Times New Roman" w:hAnsi="Times New Roman"/>
+              </w:rPr>
+            </w:pPr>
+            <w:r>
+              <w:rPr>
+                <w:rFonts w:ascii="Times New Roman" w:hAnsi="Times New Roman"/>
+              </w:rPr>
+              <w:t>Bổ sung luồng hoạt động các tính năng, hoàn thiện chi tiết tài liệu</w:t>
+            </w:r>
+          </w:p>
+        </w:tc>
+        <w:tc>
+          <w:tcPr>
+            <w:tcW w:w="1584" w:type="dxa"/>
+          </w:tcPr>
+          <w:p>
+            <w:pPr>
+              <w:spacing w:line="240" w:lineRule="auto"/>
+              <w:jc w:val="center"/>
+              <w:rPr>
+                <w:rFonts w:ascii="Times New Roman" w:hAnsi="Times New Roman"/>
+              </w:rPr>
+            </w:pPr>
+            <w:r>
+              <w:rPr>
+                <w:rFonts w:ascii="Times New Roman" w:hAnsi="Times New Roman"/>
+              </w:rPr>
+              <w:t>1.4</w:t>
             </w:r>
           </w:p>
         </w:tc>
@@ -3635,7 +3775,8 @@
           </w:tcPr>
           <w:p>
             <w:pPr>
-              <w:jc w:val="both"/>
+              <w:spacing w:line="240" w:lineRule="auto"/>
+              <w:jc w:val="center"/>
               <w:rPr>
                 <w:rFonts w:ascii="Times New Roman" w:hAnsi="Times New Roman"/>
               </w:rPr>
@@ -3654,16 +3795,17 @@
           </w:tcPr>
           <w:p>
             <w:pPr>
-              <w:jc w:val="both"/>
-              <w:rPr>
-                <w:rFonts w:ascii="Times New Roman" w:hAnsi="Times New Roman"/>
-              </w:rPr>
-            </w:pPr>
-            <w:r>
-              <w:rPr>
-                <w:rFonts w:ascii="Times New Roman" w:hAnsi="Times New Roman"/>
-              </w:rPr>
-              <w:t>22/03/2026</w:t>
+              <w:spacing w:line="240" w:lineRule="auto"/>
+              <w:jc w:val="center"/>
+              <w:rPr>
+                <w:rFonts w:ascii="Times New Roman" w:hAnsi="Times New Roman"/>
+              </w:rPr>
+            </w:pPr>
+            <w:r>
+              <w:rPr>
+                <w:rFonts w:ascii="Times New Roman" w:hAnsi="Times New Roman"/>
+              </w:rPr>
+              <w:t>23/03/2026</w:t>
             </w:r>
           </w:p>
         </w:tc>
@@ -3673,16 +3815,17 @@
           </w:tcPr>
           <w:p>
             <w:pPr>
-              <w:jc w:val="both"/>
-              <w:rPr>
-                <w:rFonts w:ascii="Times New Roman" w:hAnsi="Times New Roman"/>
-              </w:rPr>
-            </w:pPr>
-            <w:r>
-              <w:rPr>
-                <w:rFonts w:ascii="Times New Roman" w:hAnsi="Times New Roman"/>
-              </w:rPr>
-              <w:t>Bổ sung luồng hoạt động các tính năng, hoàn thiện chi tiết tài liệu</w:t>
+              <w:spacing w:line="240" w:lineRule="auto"/>
+              <w:jc w:val="center"/>
+              <w:rPr>
+                <w:rFonts w:ascii="Times New Roman" w:hAnsi="Times New Roman"/>
+              </w:rPr>
+            </w:pPr>
+            <w:r>
+              <w:rPr>
+                <w:rFonts w:ascii="Times New Roman" w:hAnsi="Times New Roman"/>
+              </w:rPr>
+              <w:t>Bổ sung mục 6 và 7</w:t>
             </w:r>
           </w:p>
         </w:tc>
@@ -3692,23 +3835,24 @@
           </w:tcPr>
           <w:p>
             <w:pPr>
-              <w:jc w:val="both"/>
-              <w:rPr>
-                <w:rFonts w:ascii="Times New Roman" w:hAnsi="Times New Roman"/>
-              </w:rPr>
-            </w:pPr>
-            <w:r>
-              <w:rPr>
-                <w:rFonts w:ascii="Times New Roman" w:hAnsi="Times New Roman"/>
-              </w:rPr>
-              <w:t>1.4</w:t>
+              <w:spacing w:line="240" w:lineRule="auto"/>
+              <w:jc w:val="center"/>
+              <w:rPr>
+                <w:rFonts w:ascii="Times New Roman" w:hAnsi="Times New Roman"/>
+              </w:rPr>
+            </w:pPr>
+            <w:r>
+              <w:rPr>
+                <w:rFonts w:ascii="Times New Roman" w:hAnsi="Times New Roman"/>
+              </w:rPr>
+              <w:t>1.5</w:t>
             </w:r>
           </w:p>
         </w:tc>
       </w:tr>
       <w:tr>
         <w:trPr>
-          <w:trHeight w:val="300"/>
+          <w:trHeight w:val="420"/>
         </w:trPr>
         <w:tc>
           <w:tcPr>
@@ -3719,7 +3863,8 @@
           </w:tcPr>
           <w:p>
             <w:pPr>
-              <w:jc w:val="both"/>
+              <w:spacing w:line="240" w:lineRule="auto"/>
+              <w:jc w:val="center"/>
               <w:rPr>
                 <w:rFonts w:ascii="Times New Roman" w:hAnsi="Times New Roman"/>
               </w:rPr>
@@ -3741,16 +3886,17 @@
           </w:tcPr>
           <w:p>
             <w:pPr>
-              <w:jc w:val="both"/>
-              <w:rPr>
-                <w:rFonts w:ascii="Times New Roman" w:hAnsi="Times New Roman"/>
-              </w:rPr>
-            </w:pPr>
-            <w:r>
-              <w:rPr>
-                <w:rFonts w:ascii="Times New Roman" w:hAnsi="Times New Roman"/>
-              </w:rPr>
-              <w:t>23/03/2026</w:t>
+              <w:spacing w:line="240" w:lineRule="auto"/>
+              <w:jc w:val="center"/>
+              <w:rPr>
+                <w:rFonts w:ascii="Times New Roman" w:hAnsi="Times New Roman"/>
+              </w:rPr>
+            </w:pPr>
+            <w:r>
+              <w:rPr>
+                <w:rFonts w:ascii="Times New Roman" w:hAnsi="Times New Roman"/>
+              </w:rPr>
+              <w:t>28/03/2026</w:t>
             </w:r>
           </w:p>
         </w:tc>
@@ -3763,16 +3909,17 @@
           </w:tcPr>
           <w:p>
             <w:pPr>
-              <w:jc w:val="both"/>
-              <w:rPr>
-                <w:rFonts w:ascii="Times New Roman" w:hAnsi="Times New Roman"/>
-              </w:rPr>
-            </w:pPr>
-            <w:r>
-              <w:rPr>
-                <w:rFonts w:ascii="Times New Roman" w:hAnsi="Times New Roman"/>
-              </w:rPr>
-              <w:t>Bổ sung mục 6 và 7</w:t>
+              <w:spacing w:line="240" w:lineRule="auto"/>
+              <w:jc w:val="center"/>
+              <w:rPr>
+                <w:rFonts w:ascii="Times New Roman" w:hAnsi="Times New Roman"/>
+              </w:rPr>
+            </w:pPr>
+            <w:r>
+              <w:rPr>
+                <w:rFonts w:ascii="Times New Roman" w:hAnsi="Times New Roman"/>
+              </w:rPr>
+              <w:t>Cập nhật bảng theo dõi tiến độ công việc</w:t>
             </w:r>
           </w:p>
         </w:tc>
@@ -3785,16 +3932,17 @@
           </w:tcPr>
           <w:p>
             <w:pPr>
-              <w:jc w:val="both"/>
-              <w:rPr>
-                <w:rFonts w:ascii="Times New Roman" w:hAnsi="Times New Roman"/>
-              </w:rPr>
-            </w:pPr>
-            <w:r>
-              <w:rPr>
-                <w:rFonts w:ascii="Times New Roman" w:hAnsi="Times New Roman"/>
-              </w:rPr>
-              <w:t>1.5</w:t>
+              <w:spacing w:line="240" w:lineRule="auto"/>
+              <w:jc w:val="center"/>
+              <w:rPr>
+                <w:rFonts w:ascii="Times New Roman" w:hAnsi="Times New Roman"/>
+              </w:rPr>
+            </w:pPr>
+            <w:r>
+              <w:rPr>
+                <w:rFonts w:ascii="Times New Roman" w:hAnsi="Times New Roman"/>
+              </w:rPr>
+              <w:t>1.6</w:t>
             </w:r>
           </w:p>
         </w:tc>
@@ -5031,7 +5179,7 @@
           <w:szCs w:val="28"/>
         </w:rPr>
         <w:drawing>
-          <wp:anchor distT="0" distB="0" distL="114300" distR="114300" simplePos="0" relativeHeight="251654144" behindDoc="0" locked="0" layoutInCell="1" allowOverlap="1" wp14:anchorId="3C7EC50F" wp14:editId="665AA1BF">
+          <wp:anchor distT="0" distB="0" distL="114300" distR="114300" simplePos="0" relativeHeight="251660288" behindDoc="0" locked="0" layoutInCell="1" allowOverlap="1" wp14:anchorId="01B1095D" wp14:editId="7FC0E842">
             <wp:simplePos x="0" y="0"/>
             <wp:positionH relativeFrom="column">
               <wp:posOffset>609600</wp:posOffset>
@@ -5150,7 +5298,7 @@
         </w:rPr>
         <w:lastRenderedPageBreak/>
         <w:drawing>
-          <wp:anchor distT="0" distB="0" distL="114300" distR="114300" simplePos="0" relativeHeight="251659264" behindDoc="0" locked="0" layoutInCell="1" allowOverlap="1" wp14:anchorId="3DFBF94C" wp14:editId="0697BB72">
+          <wp:anchor distT="0" distB="0" distL="114300" distR="114300" simplePos="0" relativeHeight="251665408" behindDoc="0" locked="0" layoutInCell="1" allowOverlap="1" wp14:anchorId="269B2404" wp14:editId="28C1778F">
             <wp:simplePos x="0" y="0"/>
             <wp:positionH relativeFrom="margin">
               <wp:align>center</wp:align>
@@ -5460,7 +5608,7 @@
         </w:rPr>
         <w:lastRenderedPageBreak/>
         <w:drawing>
-          <wp:anchor distT="0" distB="0" distL="114300" distR="114300" simplePos="0" relativeHeight="251658240" behindDoc="0" locked="0" layoutInCell="1" allowOverlap="1" wp14:anchorId="05FEA7EF" wp14:editId="157D330D">
+          <wp:anchor distT="0" distB="0" distL="114300" distR="114300" simplePos="0" relativeHeight="251664384" behindDoc="0" locked="0" layoutInCell="1" allowOverlap="1" wp14:anchorId="21147514" wp14:editId="28DC48B9">
             <wp:simplePos x="0" y="0"/>
             <wp:positionH relativeFrom="margin">
               <wp:align>right</wp:align>
@@ -5985,7 +6133,7 @@
           <w:lang w:val="vi-VN"/>
         </w:rPr>
         <w:drawing>
-          <wp:anchor distT="0" distB="0" distL="114300" distR="114300" simplePos="0" relativeHeight="251655168" behindDoc="0" locked="0" layoutInCell="1" allowOverlap="1" wp14:anchorId="7F1C282D" wp14:editId="3C48A512">
+          <wp:anchor distT="0" distB="0" distL="114300" distR="114300" simplePos="0" relativeHeight="251661312" behindDoc="0" locked="0" layoutInCell="1" allowOverlap="1" wp14:anchorId="25DEAD7C" wp14:editId="518AB2E8">
             <wp:simplePos x="0" y="0"/>
             <wp:positionH relativeFrom="margin">
               <wp:posOffset>-41910</wp:posOffset>
@@ -31556,15 +31704,15 @@
           <w:rFonts w:ascii="Times New Roman" w:hAnsi="Times New Roman"/>
         </w:rPr>
       </w:pPr>
-      <w:bookmarkStart w:id="20" w:name="_Toc439994690"/>
-      <w:bookmarkStart w:id="21" w:name="_Toc225162787"/>
+      <w:bookmarkStart w:id="20" w:name="_Toc225162787"/>
+      <w:bookmarkStart w:id="21" w:name="_Toc439994690"/>
       <w:r>
         <w:rPr>
           <w:rFonts w:ascii="Times New Roman" w:hAnsi="Times New Roman"/>
         </w:rPr>
         <w:t>Thiết kế theo chức năng</w:t>
       </w:r>
-      <w:bookmarkEnd w:id="21"/>
+      <w:bookmarkEnd w:id="20"/>
     </w:p>
     <w:p>
       <w:pPr>
@@ -31574,9 +31722,9 @@
           <w:rFonts w:ascii="Times New Roman" w:hAnsi="Times New Roman"/>
         </w:rPr>
       </w:pPr>
-      <w:bookmarkStart w:id="22" w:name="_Toc439994697"/>
-      <w:bookmarkStart w:id="23" w:name="_Toc225162788"/>
-      <w:bookmarkEnd w:id="20"/>
+      <w:bookmarkStart w:id="22" w:name="_Toc225162788"/>
+      <w:bookmarkStart w:id="23" w:name="_Toc439994697"/>
+      <w:bookmarkEnd w:id="21"/>
       <w:r>
         <w:rPr>
           <w:rFonts w:ascii="Times New Roman" w:hAnsi="Times New Roman"/>
@@ -31590,7 +31738,7 @@
         </w:rPr>
         <w:t xml:space="preserve"> nhập</w:t>
       </w:r>
-      <w:bookmarkEnd w:id="23"/>
+      <w:bookmarkEnd w:id="22"/>
     </w:p>
     <w:p>
       <w:pPr>
@@ -31688,7 +31836,7 @@
         </w:rPr>
         <w:lastRenderedPageBreak/>
         <w:drawing>
-          <wp:anchor distT="0" distB="0" distL="114300" distR="114300" simplePos="0" relativeHeight="251653120" behindDoc="0" locked="0" layoutInCell="1" allowOverlap="1" wp14:anchorId="4BF1FA51" wp14:editId="1D1CD7F5">
+          <wp:anchor distT="0" distB="0" distL="114300" distR="114300" simplePos="0" relativeHeight="251659264" behindDoc="0" locked="0" layoutInCell="1" allowOverlap="1" wp14:anchorId="53F86716" wp14:editId="7B978E21">
             <wp:simplePos x="0" y="0"/>
             <wp:positionH relativeFrom="column">
               <wp:posOffset>235585</wp:posOffset>
@@ -32854,7 +33002,7 @@
           <w:noProof/>
         </w:rPr>
         <w:drawing>
-          <wp:inline distT="0" distB="0" distL="0" distR="0" wp14:anchorId="7695A65F" wp14:editId="661C7894">
+          <wp:inline distT="0" distB="0" distL="0" distR="0" wp14:anchorId="003491B6" wp14:editId="7BC6A132">
             <wp:extent cx="4347210" cy="7712710"/>
             <wp:effectExtent l="0" t="0" r="0" b="0"/>
             <wp:docPr id="1678243165" name="drawing"/>
@@ -33013,7 +33161,7 @@
           <w:szCs w:val="28"/>
         </w:rPr>
         <w:drawing>
-          <wp:inline distT="0" distB="0" distL="0" distR="0" wp14:anchorId="6D4ABF86" wp14:editId="67A257E3">
+          <wp:inline distT="0" distB="0" distL="0" distR="0" wp14:anchorId="0E22F035" wp14:editId="6D65D879">
             <wp:extent cx="6126480" cy="3446145"/>
             <wp:effectExtent l="0" t="0" r="7620" b="1905"/>
             <wp:docPr id="5" name="Picture 5"/>
@@ -34353,7 +34501,7 @@
         </w:rPr>
         <w:lastRenderedPageBreak/>
         <w:drawing>
-          <wp:inline distT="0" distB="0" distL="0" distR="0" wp14:anchorId="5A1281FF" wp14:editId="1311E802">
+          <wp:inline distT="0" distB="0" distL="0" distR="0" wp14:anchorId="772E9523" wp14:editId="511C513B">
             <wp:extent cx="5245735" cy="8543925"/>
             <wp:effectExtent l="0" t="0" r="0" b="0"/>
             <wp:docPr id="1431358436" name="drawing"/>
@@ -34532,7 +34680,7 @@
           <w:noProof/>
         </w:rPr>
         <w:drawing>
-          <wp:inline distT="0" distB="0" distL="0" distR="0" wp14:anchorId="30FE5C6F" wp14:editId="292CE1A5">
+          <wp:inline distT="0" distB="0" distL="0" distR="0" wp14:anchorId="46652577" wp14:editId="315B28B0">
             <wp:extent cx="4267200" cy="3631565"/>
             <wp:effectExtent l="0" t="0" r="0" b="6985"/>
             <wp:docPr id="745881718" name="Picture 7"/>
@@ -35957,7 +36105,7 @@
           <w:noProof/>
         </w:rPr>
         <w:drawing>
-          <wp:inline distT="0" distB="0" distL="0" distR="0" wp14:anchorId="39D9502F" wp14:editId="60E5DB5C">
+          <wp:inline distT="0" distB="0" distL="0" distR="0" wp14:anchorId="1134B557" wp14:editId="2E1D966F">
             <wp:extent cx="3507740" cy="5496560"/>
             <wp:effectExtent l="0" t="0" r="0" b="0"/>
             <wp:docPr id="750805800" name="drawing"/>
@@ -36102,7 +36250,7 @@
           <w:szCs w:val="28"/>
         </w:rPr>
         <w:drawing>
-          <wp:anchor distT="0" distB="0" distL="114300" distR="114300" simplePos="0" relativeHeight="251656192" behindDoc="0" locked="0" layoutInCell="1" allowOverlap="1" wp14:anchorId="6D1D52C7" wp14:editId="18FD8DE3">
+          <wp:anchor distT="0" distB="0" distL="114300" distR="114300" simplePos="0" relativeHeight="251662336" behindDoc="0" locked="0" layoutInCell="1" allowOverlap="1" wp14:anchorId="4020F345" wp14:editId="4B217AD4">
             <wp:simplePos x="0" y="0"/>
             <wp:positionH relativeFrom="margin">
               <wp:align>center</wp:align>
@@ -37542,7 +37690,7 @@
           <w:noProof/>
         </w:rPr>
         <w:drawing>
-          <wp:inline distT="0" distB="0" distL="0" distR="0" wp14:anchorId="5238FF07" wp14:editId="6F9C86E8">
+          <wp:inline distT="0" distB="0" distL="0" distR="0" wp14:anchorId="5E71EBE8" wp14:editId="53741BC4">
             <wp:extent cx="3457575" cy="6767830"/>
             <wp:effectExtent l="0" t="0" r="0" b="0"/>
             <wp:docPr id="1964301189" name="drawing"/>
@@ -37714,7 +37862,7 @@
           <w:szCs w:val="28"/>
         </w:rPr>
         <w:drawing>
-          <wp:inline distT="0" distB="0" distL="0" distR="0" wp14:anchorId="62F06A8A" wp14:editId="3C341E81">
+          <wp:inline distT="0" distB="0" distL="0" distR="0" wp14:anchorId="285A0B0B" wp14:editId="21665A7F">
             <wp:extent cx="6126480" cy="3637915"/>
             <wp:effectExtent l="0" t="0" r="7620" b="635"/>
             <wp:docPr id="9" name="Picture 9"/>
@@ -39097,7 +39245,7 @@
         </w:rPr>
         <w:lastRenderedPageBreak/>
         <w:drawing>
-          <wp:inline distT="0" distB="0" distL="0" distR="0" wp14:anchorId="368303B2" wp14:editId="5B318C6B">
+          <wp:inline distT="0" distB="0" distL="0" distR="0" wp14:anchorId="6EAA8822" wp14:editId="1F3583EE">
             <wp:extent cx="3960495" cy="6282690"/>
             <wp:effectExtent l="0" t="0" r="0" b="0"/>
             <wp:docPr id="1947841172" name="drawing"/>
@@ -39235,7 +39383,7 @@
         </w:rPr>
         <w:lastRenderedPageBreak/>
         <w:drawing>
-          <wp:inline distT="0" distB="0" distL="0" distR="0" wp14:anchorId="16E4CD06" wp14:editId="629A2516">
+          <wp:inline distT="0" distB="0" distL="0" distR="0" wp14:anchorId="6312F370" wp14:editId="6911EF72">
             <wp:extent cx="6221730" cy="3874135"/>
             <wp:effectExtent l="0" t="0" r="0" b="0"/>
             <wp:docPr id="1477138677" name="drawing"/>
@@ -40601,7 +40749,7 @@
         </w:rPr>
         <w:lastRenderedPageBreak/>
         <w:drawing>
-          <wp:inline distT="0" distB="0" distL="0" distR="0" wp14:anchorId="4E8DA8E3" wp14:editId="2B94FBE3">
+          <wp:inline distT="0" distB="0" distL="0" distR="0" wp14:anchorId="701BC77F" wp14:editId="74C1403B">
             <wp:extent cx="3348355" cy="3876040"/>
             <wp:effectExtent l="0" t="0" r="0" b="0"/>
             <wp:docPr id="850643023" name="drawing"/>
@@ -40758,7 +40906,7 @@
         </w:rPr>
         <w:lastRenderedPageBreak/>
         <w:drawing>
-          <wp:anchor distT="0" distB="0" distL="114300" distR="114300" simplePos="0" relativeHeight="251660288" behindDoc="0" locked="0" layoutInCell="1" allowOverlap="1" wp14:anchorId="0D8FEAC4" wp14:editId="652E16A0">
+          <wp:anchor distT="0" distB="0" distL="114300" distR="114300" simplePos="0" relativeHeight="251666432" behindDoc="0" locked="0" layoutInCell="1" allowOverlap="1" wp14:anchorId="34CA0342" wp14:editId="44EBBD23">
             <wp:simplePos x="0" y="0"/>
             <wp:positionH relativeFrom="column">
               <wp:posOffset>129540</wp:posOffset>
@@ -42152,7 +42300,7 @@
         </w:rPr>
         <w:lastRenderedPageBreak/>
         <w:drawing>
-          <wp:inline distT="0" distB="0" distL="0" distR="0" wp14:anchorId="3426E585" wp14:editId="534000A6">
+          <wp:inline distT="0" distB="0" distL="0" distR="0" wp14:anchorId="22C3D077" wp14:editId="4D213C85">
             <wp:extent cx="3916680" cy="5551170"/>
             <wp:effectExtent l="0" t="0" r="0" b="0"/>
             <wp:docPr id="830806661" name="drawing"/>
@@ -43150,7 +43298,7 @@
           <w:noProof/>
         </w:rPr>
         <w:drawing>
-          <wp:inline distT="0" distB="0" distL="0" distR="0" wp14:anchorId="5965B845" wp14:editId="2E5B1259">
+          <wp:inline distT="0" distB="0" distL="0" distR="0" wp14:anchorId="0F1BAB9C" wp14:editId="33934BBA">
             <wp:extent cx="1476375" cy="6134100"/>
             <wp:effectExtent l="0" t="0" r="0" b="0"/>
             <wp:docPr id="599173689" name="drawing"/>
@@ -43197,7 +43345,7 @@
           <w:noProof/>
         </w:rPr>
         <w:drawing>
-          <wp:inline distT="0" distB="0" distL="0" distR="0" wp14:anchorId="76DBADA8" wp14:editId="64A1F140">
+          <wp:inline distT="0" distB="0" distL="0" distR="0" wp14:anchorId="34CCE00F" wp14:editId="32BC6FD9">
             <wp:extent cx="1733550" cy="6134100"/>
             <wp:effectExtent l="0" t="0" r="0" b="0"/>
             <wp:docPr id="1408851771" name="drawing"/>
@@ -43336,7 +43484,7 @@
           <w:noProof/>
         </w:rPr>
         <w:drawing>
-          <wp:inline distT="0" distB="0" distL="0" distR="0" wp14:anchorId="33B121C2" wp14:editId="2D68CC78">
+          <wp:inline distT="0" distB="0" distL="0" distR="0" wp14:anchorId="021BADDB" wp14:editId="7AE94BC0">
             <wp:extent cx="6126480" cy="3154680"/>
             <wp:effectExtent l="0" t="0" r="7620" b="7620"/>
             <wp:docPr id="17" name="Picture 17"/>
@@ -44754,7 +44902,7 @@
         </w:rPr>
         <w:lastRenderedPageBreak/>
         <w:drawing>
-          <wp:inline distT="0" distB="0" distL="0" distR="0" wp14:anchorId="2878EBE4" wp14:editId="41FE4A91">
+          <wp:inline distT="0" distB="0" distL="0" distR="0" wp14:anchorId="630BF07F" wp14:editId="5C1630B2">
             <wp:extent cx="3438525" cy="6856095"/>
             <wp:effectExtent l="0" t="0" r="0" b="0"/>
             <wp:docPr id="991262125" name="drawing"/>
@@ -44803,7 +44951,7 @@
         </w:rPr>
         <w:lastRenderedPageBreak/>
         <w:drawing>
-          <wp:inline distT="0" distB="0" distL="0" distR="0" wp14:anchorId="537F741E" wp14:editId="5B967BC3">
+          <wp:inline distT="0" distB="0" distL="0" distR="0" wp14:anchorId="5A570078" wp14:editId="56B9D355">
             <wp:extent cx="1624965" cy="6753225"/>
             <wp:effectExtent l="0" t="0" r="0" b="0"/>
             <wp:docPr id="1244635735" name="drawing"/>
@@ -44960,7 +45108,7 @@
         </w:rPr>
         <w:lastRenderedPageBreak/>
         <w:drawing>
-          <wp:anchor distT="0" distB="0" distL="114300" distR="114300" simplePos="0" relativeHeight="251657216" behindDoc="0" locked="0" layoutInCell="1" allowOverlap="1" wp14:anchorId="3716D204" wp14:editId="0183A5B2">
+          <wp:anchor distT="0" distB="0" distL="114300" distR="114300" simplePos="0" relativeHeight="251663360" behindDoc="0" locked="0" layoutInCell="1" allowOverlap="1" wp14:anchorId="31ED589E" wp14:editId="796D7F16">
             <wp:simplePos x="0" y="0"/>
             <wp:positionH relativeFrom="margin">
               <wp:align>right</wp:align>
@@ -45991,7 +46139,7 @@
         </w:rPr>
         <w:lastRenderedPageBreak/>
         <w:drawing>
-          <wp:inline distT="0" distB="0" distL="0" distR="0" wp14:anchorId="327840A8" wp14:editId="4A554034">
+          <wp:inline distT="0" distB="0" distL="0" distR="0" wp14:anchorId="78B15916" wp14:editId="46B3A8FD">
             <wp:extent cx="3463290" cy="6905625"/>
             <wp:effectExtent l="0" t="0" r="0" b="0"/>
             <wp:docPr id="655711882" name="drawing"/>
@@ -46147,7 +46295,7 @@
         </w:rPr>
         <w:lastRenderedPageBreak/>
         <w:drawing>
-          <wp:inline distT="0" distB="0" distL="0" distR="0" wp14:anchorId="438CE1B2" wp14:editId="0EBB40E2">
+          <wp:inline distT="0" distB="0" distL="0" distR="0" wp14:anchorId="7566BF75" wp14:editId="01CBEBA3">
             <wp:extent cx="6088380" cy="3082290"/>
             <wp:effectExtent l="0" t="0" r="7620" b="3810"/>
             <wp:docPr id="15" name="Picture 15"/>
@@ -47043,7 +47191,7 @@
         </w:rPr>
         <w:lastRenderedPageBreak/>
         <w:drawing>
-          <wp:inline distT="0" distB="0" distL="0" distR="0" wp14:anchorId="40B4E210" wp14:editId="76514FFC">
+          <wp:inline distT="0" distB="0" distL="0" distR="0" wp14:anchorId="071B70B5" wp14:editId="42BF94D7">
             <wp:extent cx="1504950" cy="4229100"/>
             <wp:effectExtent l="0" t="0" r="0" b="0"/>
             <wp:docPr id="818532248" name="drawing"/>
@@ -47094,13 +47242,7 @@
         <w:rPr>
           <w:rFonts w:ascii="Times New Roman" w:hAnsi="Times New Roman"/>
         </w:rPr>
-        <w:t xml:space="preserve">Chức năng </w:t>
-      </w:r>
-      <w:r>
-        <w:rPr>
-          <w:rFonts w:ascii="Times New Roman" w:hAnsi="Times New Roman"/>
-        </w:rPr>
-        <w:t>Plugin</w:t>
+        <w:t>Chức năng Plugin</w:t>
       </w:r>
       <w:bookmarkEnd w:id="33"/>
     </w:p>
@@ -47200,12 +47342,13 @@
           <w:rFonts w:ascii="Times New Roman" w:hAnsi="Times New Roman"/>
           <w:b/>
           <w:bCs/>
+          <w:noProof/>
           <w:sz w:val="28"/>
           <w:szCs w:val="28"/>
         </w:rPr>
         <w:drawing>
-          <wp:inline distT="0" distB="0" distL="0" distR="0" wp14:anchorId="380AA009" wp14:editId="0AAA5AC1">
-            <wp:extent cx="1524132" cy="998307"/>
+          <wp:inline distT="0" distB="0" distL="0" distR="0" wp14:anchorId="4ABDD8B5" wp14:editId="702F75C9">
+            <wp:extent cx="1524000" cy="998220"/>
             <wp:effectExtent l="0" t="0" r="0" b="0"/>
             <wp:docPr id="725325209" name="Picture 1"/>
             <wp:cNvGraphicFramePr>
@@ -47215,8 +47358,10 @@
               <a:graphicData uri="http://schemas.openxmlformats.org/drawingml/2006/picture">
                 <pic:pic xmlns:pic="http://schemas.openxmlformats.org/drawingml/2006/picture">
                   <pic:nvPicPr>
-                    <pic:cNvPr id="725325209" name=""/>
-                    <pic:cNvPicPr/>
+                    <pic:cNvPr id="725325209" name="Picture 1"/>
+                    <pic:cNvPicPr>
+                      <a:picLocks noChangeAspect="1"/>
+                    </pic:cNvPicPr>
                   </pic:nvPicPr>
                   <pic:blipFill>
                     <a:blip r:embed="rId37"/>
@@ -48106,7 +48251,7 @@
           <w:noProof/>
         </w:rPr>
         <w:drawing>
-          <wp:inline distT="0" distB="0" distL="0" distR="0" wp14:anchorId="718C56EC" wp14:editId="418E9A0E">
+          <wp:inline distT="0" distB="0" distL="0" distR="0" wp14:anchorId="67C69EA5" wp14:editId="49C11F3F">
             <wp:extent cx="2268855" cy="4377055"/>
             <wp:effectExtent l="0" t="0" r="0" b="4445"/>
             <wp:docPr id="1766779746" name="Picture 1"/>
@@ -48117,7 +48262,7 @@
               <a:graphicData uri="http://schemas.openxmlformats.org/drawingml/2006/picture">
                 <pic:pic xmlns:pic="http://schemas.openxmlformats.org/drawingml/2006/picture">
                   <pic:nvPicPr>
-                    <pic:cNvPr id="0" name="Picture 1"/>
+                    <pic:cNvPr id="1766779746" name="Picture 1"/>
                     <pic:cNvPicPr>
                       <a:picLocks noChangeAspect="1" noChangeArrowheads="1"/>
                     </pic:cNvPicPr>
@@ -48135,7 +48280,7 @@
                       <a:fillRect/>
                     </a:stretch>
                   </pic:blipFill>
-                  <pic:spPr bwMode="auto">
+                  <pic:spPr>
                     <a:xfrm>
                       <a:off x="0" y="0"/>
                       <a:ext cx="2268855" cy="4377055"/>
@@ -48199,7 +48344,7 @@
           <w:tcPr>
             <w:tcW w:w="1013" w:type="dxa"/>
           </w:tcPr>
-          <w:bookmarkEnd w:id="22"/>
+          <w:bookmarkEnd w:id="23"/>
           <w:p>
             <w:pPr>
               <w:spacing w:line="276" w:lineRule="auto"/>
@@ -51393,17 +51538,23 @@
         <w:spacing w:after="40" w:line="276" w:lineRule="auto"/>
         <w:rPr>
           <w:i w:val="0"/>
+          <w:sz w:val="28"/>
+          <w:szCs w:val="22"/>
         </w:rPr>
       </w:pPr>
       <w:r>
         <w:rPr>
           <w:i w:val="0"/>
+          <w:sz w:val="28"/>
+          <w:szCs w:val="22"/>
         </w:rPr>
         <w:t xml:space="preserve">Phụ lục </w:t>
       </w:r>
       <w:r>
         <w:rPr>
           <w:i w:val="0"/>
+          <w:sz w:val="28"/>
+          <w:szCs w:val="22"/>
           <w:lang w:val="vi-VN"/>
         </w:rPr>
         <w:t>A</w:t>
@@ -51411,6 +51562,8 @@
       <w:r>
         <w:rPr>
           <w:i w:val="0"/>
+          <w:sz w:val="28"/>
+          <w:szCs w:val="22"/>
         </w:rPr>
         <w:t>: Danh sách công nghệ và thư viện sử dụng</w:t>
       </w:r>
@@ -51424,8 +51577,8 @@
         <w:spacing w:before="240" w:line="276" w:lineRule="auto"/>
         <w:rPr>
           <w:rFonts w:ascii="Times New Roman" w:hAnsi="Times New Roman"/>
-          <w:sz w:val="22"/>
-          <w:szCs w:val="22"/>
+          <w:sz w:val="28"/>
+          <w:szCs w:val="28"/>
         </w:rPr>
       </w:pPr>
       <w:r>
@@ -51433,16 +51586,16 @@
           <w:rFonts w:ascii="Times New Roman" w:hAnsi="Times New Roman"/>
           <w:b/>
           <w:bCs/>
-          <w:sz w:val="22"/>
-          <w:szCs w:val="22"/>
+          <w:sz w:val="28"/>
+          <w:szCs w:val="28"/>
         </w:rPr>
         <w:t>Ngôn ngữ lập trình</w:t>
       </w:r>
       <w:r>
         <w:rPr>
           <w:rFonts w:ascii="Times New Roman" w:hAnsi="Times New Roman"/>
-          <w:sz w:val="22"/>
-          <w:szCs w:val="22"/>
+          <w:sz w:val="28"/>
+          <w:szCs w:val="28"/>
         </w:rPr>
         <w:t>: Java 17 (hoặc Java 21)</w:t>
       </w:r>
@@ -51456,8 +51609,8 @@
         <w:spacing w:line="276" w:lineRule="auto"/>
         <w:rPr>
           <w:rFonts w:ascii="Times New Roman" w:hAnsi="Times New Roman"/>
-          <w:sz w:val="22"/>
-          <w:szCs w:val="22"/>
+          <w:sz w:val="28"/>
+          <w:szCs w:val="28"/>
         </w:rPr>
       </w:pPr>
       <w:r>
@@ -51465,16 +51618,16 @@
           <w:rFonts w:ascii="Times New Roman" w:hAnsi="Times New Roman"/>
           <w:b/>
           <w:bCs/>
-          <w:sz w:val="22"/>
-          <w:szCs w:val="22"/>
+          <w:sz w:val="28"/>
+          <w:szCs w:val="28"/>
         </w:rPr>
         <w:t>Framework GUI</w:t>
       </w:r>
       <w:r>
         <w:rPr>
           <w:rFonts w:ascii="Times New Roman" w:hAnsi="Times New Roman"/>
-          <w:sz w:val="22"/>
-          <w:szCs w:val="22"/>
+          <w:sz w:val="28"/>
+          <w:szCs w:val="28"/>
         </w:rPr>
         <w:t>: JavaFX</w:t>
       </w:r>
@@ -51488,8 +51641,8 @@
         <w:spacing w:line="276" w:lineRule="auto"/>
         <w:rPr>
           <w:rFonts w:ascii="Times New Roman" w:hAnsi="Times New Roman"/>
-          <w:sz w:val="22"/>
-          <w:szCs w:val="22"/>
+          <w:sz w:val="28"/>
+          <w:szCs w:val="28"/>
         </w:rPr>
       </w:pPr>
       <w:r>
@@ -51497,16 +51650,16 @@
           <w:rFonts w:ascii="Times New Roman" w:hAnsi="Times New Roman"/>
           <w:b/>
           <w:bCs/>
-          <w:sz w:val="22"/>
-          <w:szCs w:val="22"/>
+          <w:sz w:val="28"/>
+          <w:szCs w:val="28"/>
         </w:rPr>
         <w:t>Cơ chế Plugin</w:t>
       </w:r>
       <w:r>
         <w:rPr>
           <w:rFonts w:ascii="Times New Roman" w:hAnsi="Times New Roman"/>
-          <w:sz w:val="22"/>
-          <w:szCs w:val="22"/>
+          <w:sz w:val="28"/>
+          <w:szCs w:val="28"/>
         </w:rPr>
         <w:t>: Java Reflection kết hợp PF4J (Plugin Framework for Java)</w:t>
       </w:r>
@@ -51520,8 +51673,8 @@
         <w:spacing w:line="276" w:lineRule="auto"/>
         <w:rPr>
           <w:rFonts w:ascii="Times New Roman" w:hAnsi="Times New Roman"/>
-          <w:sz w:val="22"/>
-          <w:szCs w:val="22"/>
+          <w:sz w:val="28"/>
+          <w:szCs w:val="28"/>
         </w:rPr>
       </w:pPr>
       <w:r>
@@ -51529,16 +51682,16 @@
           <w:rFonts w:ascii="Times New Roman" w:hAnsi="Times New Roman"/>
           <w:b/>
           <w:bCs/>
-          <w:sz w:val="22"/>
-          <w:szCs w:val="22"/>
+          <w:sz w:val="28"/>
+          <w:szCs w:val="28"/>
         </w:rPr>
         <w:t>Cơ sở dữ liệu</w:t>
       </w:r>
       <w:r>
         <w:rPr>
           <w:rFonts w:ascii="Times New Roman" w:hAnsi="Times New Roman"/>
-          <w:sz w:val="22"/>
-          <w:szCs w:val="22"/>
+          <w:sz w:val="28"/>
+          <w:szCs w:val="28"/>
         </w:rPr>
         <w:t>: SQLite (phiên bản cục bộ) hoặc MySQL</w:t>
       </w:r>
@@ -51552,8 +51705,8 @@
         <w:spacing w:line="276" w:lineRule="auto"/>
         <w:rPr>
           <w:rFonts w:ascii="Times New Roman" w:hAnsi="Times New Roman"/>
-          <w:sz w:val="22"/>
-          <w:szCs w:val="22"/>
+          <w:sz w:val="28"/>
+          <w:szCs w:val="28"/>
         </w:rPr>
       </w:pPr>
       <w:r>
@@ -51561,16 +51714,16 @@
           <w:rFonts w:ascii="Times New Roman" w:hAnsi="Times New Roman"/>
           <w:b/>
           <w:bCs/>
-          <w:sz w:val="22"/>
-          <w:szCs w:val="22"/>
+          <w:sz w:val="28"/>
+          <w:szCs w:val="28"/>
         </w:rPr>
         <w:t>Công cụ xây dựng</w:t>
       </w:r>
       <w:r>
         <w:rPr>
           <w:rFonts w:ascii="Times New Roman" w:hAnsi="Times New Roman"/>
-          <w:sz w:val="22"/>
-          <w:szCs w:val="22"/>
+          <w:sz w:val="28"/>
+          <w:szCs w:val="28"/>
         </w:rPr>
         <w:t>: Maven</w:t>
       </w:r>
@@ -51584,8 +51737,8 @@
         <w:spacing w:line="276" w:lineRule="auto"/>
         <w:rPr>
           <w:rFonts w:ascii="Times New Roman" w:hAnsi="Times New Roman"/>
-          <w:sz w:val="22"/>
-          <w:szCs w:val="22"/>
+          <w:sz w:val="28"/>
+          <w:szCs w:val="28"/>
         </w:rPr>
       </w:pPr>
       <w:r>
@@ -51593,16 +51746,16 @@
           <w:rFonts w:ascii="Times New Roman" w:hAnsi="Times New Roman"/>
           <w:b/>
           <w:bCs/>
-          <w:sz w:val="22"/>
-          <w:szCs w:val="22"/>
+          <w:sz w:val="28"/>
+          <w:szCs w:val="28"/>
         </w:rPr>
         <w:t>Thư viện hỗ trợ</w:t>
       </w:r>
       <w:r>
         <w:rPr>
           <w:rFonts w:ascii="Times New Roman" w:hAnsi="Times New Roman"/>
-          <w:sz w:val="22"/>
-          <w:szCs w:val="22"/>
+          <w:sz w:val="28"/>
+          <w:szCs w:val="28"/>
         </w:rPr>
         <w:t>:</w:t>
       </w:r>
@@ -51616,15 +51769,15 @@
         <w:spacing w:line="276" w:lineRule="auto"/>
         <w:rPr>
           <w:rFonts w:ascii="Times New Roman" w:hAnsi="Times New Roman"/>
-          <w:sz w:val="22"/>
-          <w:szCs w:val="22"/>
+          <w:sz w:val="28"/>
+          <w:szCs w:val="28"/>
         </w:rPr>
       </w:pPr>
       <w:r>
         <w:rPr>
           <w:rFonts w:ascii="Times New Roman" w:hAnsi="Times New Roman"/>
-          <w:sz w:val="22"/>
-          <w:szCs w:val="22"/>
+          <w:sz w:val="28"/>
+          <w:szCs w:val="28"/>
         </w:rPr>
         <w:t>Lombok – Giảm mã boilerplate</w:t>
       </w:r>
@@ -51638,15 +51791,15 @@
         <w:spacing w:line="276" w:lineRule="auto"/>
         <w:rPr>
           <w:rFonts w:ascii="Times New Roman" w:hAnsi="Times New Roman"/>
-          <w:sz w:val="22"/>
-          <w:szCs w:val="22"/>
+          <w:sz w:val="28"/>
+          <w:szCs w:val="28"/>
         </w:rPr>
       </w:pPr>
       <w:r>
         <w:rPr>
           <w:rFonts w:ascii="Times New Roman" w:hAnsi="Times New Roman"/>
-          <w:sz w:val="22"/>
-          <w:szCs w:val="22"/>
+          <w:sz w:val="28"/>
+          <w:szCs w:val="28"/>
         </w:rPr>
         <w:t>JUnit 5 + Mockito – Kiểm thử đơn vị</w:t>
       </w:r>
@@ -51660,15 +51813,15 @@
         <w:spacing w:after="240" w:line="276" w:lineRule="auto"/>
         <w:rPr>
           <w:rFonts w:ascii="Times New Roman" w:hAnsi="Times New Roman"/>
-          <w:sz w:val="22"/>
-          <w:szCs w:val="22"/>
+          <w:sz w:val="28"/>
+          <w:szCs w:val="28"/>
         </w:rPr>
       </w:pPr>
       <w:r>
         <w:rPr>
           <w:rFonts w:ascii="Times New Roman" w:hAnsi="Times New Roman"/>
-          <w:sz w:val="22"/>
-          <w:szCs w:val="22"/>
+          <w:sz w:val="28"/>
+          <w:szCs w:val="28"/>
         </w:rPr>
         <w:t>Java ServiceLoader (tùy chọn thay thế cho PF4J)</w:t>
       </w:r>
@@ -51684,6 +51837,8 @@
         <w:spacing w:after="40" w:line="276" w:lineRule="auto"/>
         <w:rPr>
           <w:i w:val="0"/>
+          <w:sz w:val="28"/>
+          <w:szCs w:val="22"/>
         </w:rPr>
       </w:pPr>
       <w:bookmarkStart w:id="36" w:name="_heading=h.2mi7w9l3qk38" w:colFirst="0" w:colLast="0"/>
@@ -51691,12 +51846,16 @@
       <w:r>
         <w:rPr>
           <w:i w:val="0"/>
+          <w:sz w:val="28"/>
+          <w:szCs w:val="22"/>
         </w:rPr>
         <w:t xml:space="preserve">Phụ lục </w:t>
       </w:r>
       <w:r>
         <w:rPr>
           <w:i w:val="0"/>
+          <w:sz w:val="28"/>
+          <w:szCs w:val="22"/>
           <w:lang w:val="vi-VN"/>
         </w:rPr>
         <w:t>B</w:t>
@@ -51704,6 +51863,8 @@
       <w:r>
         <w:rPr>
           <w:i w:val="0"/>
+          <w:sz w:val="28"/>
+          <w:szCs w:val="22"/>
         </w:rPr>
         <w:t>: Các tài liệu hỗ trợ</w:t>
       </w:r>
@@ -51714,15 +51875,15 @@
         <w:ind w:left="360"/>
         <w:rPr>
           <w:rFonts w:ascii="Times New Roman" w:hAnsi="Times New Roman"/>
-          <w:sz w:val="22"/>
-          <w:szCs w:val="22"/>
+          <w:sz w:val="28"/>
+          <w:szCs w:val="28"/>
         </w:rPr>
       </w:pPr>
       <w:r>
         <w:rPr>
           <w:rFonts w:ascii="Times New Roman" w:hAnsi="Times New Roman"/>
-          <w:sz w:val="22"/>
-          <w:szCs w:val="22"/>
+          <w:sz w:val="28"/>
+          <w:szCs w:val="28"/>
         </w:rPr>
         <w:t>1. Kế hoạch phân công phát triển các Plugin</w:t>
       </w:r>
@@ -51733,15 +51894,15 @@
         <w:ind w:left="360"/>
         <w:rPr>
           <w:rFonts w:ascii="Times New Roman" w:hAnsi="Times New Roman"/>
-          <w:sz w:val="22"/>
-          <w:szCs w:val="22"/>
+          <w:sz w:val="28"/>
+          <w:szCs w:val="28"/>
         </w:rPr>
       </w:pPr>
       <w:r>
         <w:rPr>
           <w:rFonts w:ascii="Times New Roman" w:hAnsi="Times New Roman"/>
-          <w:sz w:val="22"/>
-          <w:szCs w:val="22"/>
+          <w:sz w:val="28"/>
+          <w:szCs w:val="28"/>
         </w:rPr>
         <w:t>2. Danh sách rủi ro kỹ thuật đã xác định và biện pháp giảm thiểu</w:t>
       </w:r>
@@ -51752,15 +51913,15 @@
         <w:ind w:left="360"/>
         <w:rPr>
           <w:rFonts w:ascii="Times New Roman" w:hAnsi="Times New Roman"/>
-          <w:sz w:val="22"/>
-          <w:szCs w:val="22"/>
+          <w:sz w:val="28"/>
+          <w:szCs w:val="28"/>
         </w:rPr>
       </w:pPr>
       <w:r>
         <w:rPr>
           <w:rFonts w:ascii="Times New Roman" w:hAnsi="Times New Roman"/>
-          <w:sz w:val="22"/>
-          <w:szCs w:val="22"/>
+          <w:sz w:val="28"/>
+          <w:szCs w:val="28"/>
         </w:rPr>
         <w:t>3. Link Git repository của dự án:</w:t>
       </w:r>
@@ -51769,115 +51930,21 @@
       <w:pPr>
         <w:spacing w:line="276" w:lineRule="auto"/>
         <w:ind w:left="360" w:firstLine="716"/>
+        <w:rPr>
+          <w:sz w:val="32"/>
+          <w:szCs w:val="22"/>
+        </w:rPr>
       </w:pPr>
       <w:hyperlink r:id="rId39" w:history="1">
         <w:r>
           <w:rPr>
             <w:rStyle w:val="Hyperlink"/>
+            <w:sz w:val="32"/>
+            <w:szCs w:val="22"/>
           </w:rPr>
           <w:t>https://github.com/ducb2303807/Projects-Management</w:t>
         </w:r>
       </w:hyperlink>
-    </w:p>
-    <w:p>
-      <w:pPr>
-        <w:spacing w:line="276" w:lineRule="auto"/>
-        <w:ind w:left="360"/>
-        <w:rPr>
-          <w:rFonts w:ascii="Times New Roman" w:hAnsi="Times New Roman"/>
-          <w:sz w:val="22"/>
-          <w:szCs w:val="22"/>
-        </w:rPr>
-      </w:pPr>
-      <w:r>
-        <w:rPr>
-          <w:rFonts w:ascii="Times New Roman" w:hAnsi="Times New Roman"/>
-          <w:sz w:val="22"/>
-          <w:szCs w:val="22"/>
-        </w:rPr>
-        <w:t>4. Tài liệu đặc tả yêu cầu phần mềm (SRS) phiên bản liên quan:</w:t>
-      </w:r>
-    </w:p>
-    <w:p>
-      <w:pPr>
-        <w:ind w:rightChars="-380" w:right="-912" w:firstLine="720"/>
-        <w:rPr>
-          <w:rFonts w:ascii="Times New Roman" w:eastAsia="SimSun" w:hAnsi="Times New Roman"/>
-          <w:color w:val="000000"/>
-          <w:szCs w:val="24"/>
-        </w:rPr>
-      </w:pPr>
-      <w:hyperlink r:id="rId40" w:history="1">
-        <w:r>
-          <w:rPr>
-            <w:rStyle w:val="Hyperlink"/>
-            <w:rFonts w:ascii="Times New Roman" w:eastAsia="SimSun" w:hAnsi="Times New Roman"/>
-            <w:szCs w:val="24"/>
-          </w:rPr>
-          <w:t>https://ctueduvn</w:t>
-        </w:r>
-        <w:r>
-          <w:rPr>
-            <w:rStyle w:val="Hyperlink"/>
-            <w:rFonts w:ascii="Times New Roman" w:eastAsia="SimSun" w:hAnsi="Times New Roman"/>
-            <w:szCs w:val="24"/>
-            <w:lang w:val="vi-VN"/>
-          </w:rPr>
-          <w:t>-</w:t>
-        </w:r>
-        <w:r>
-          <w:rPr>
-            <w:rStyle w:val="Hyperlink"/>
-            <w:rFonts w:ascii="Times New Roman" w:eastAsia="SimSun" w:hAnsi="Times New Roman"/>
-            <w:szCs w:val="24"/>
-            <w:lang w:val="vi-VN"/>
-          </w:rPr>
-          <w:tab/>
-        </w:r>
-        <w:r>
-          <w:rPr>
-            <w:rStyle w:val="Hyperlink"/>
-            <w:rFonts w:ascii="Times New Roman" w:eastAsia="SimSun" w:hAnsi="Times New Roman"/>
-            <w:szCs w:val="24"/>
-          </w:rPr>
-          <w:t>my.sharepoint.com/:w:/g/personal/nghib2303830_student_ctu_edu_vn/</w:t>
-        </w:r>
-      </w:hyperlink>
-      <w:r>
-        <w:rPr>
-          <w:rFonts w:ascii="Times New Roman" w:eastAsia="SimSun" w:hAnsi="Times New Roman"/>
-          <w:color w:val="000000"/>
-          <w:szCs w:val="24"/>
-        </w:rPr>
-        <w:t>IQDrjbfhLzvjQIgsusF_h0fcA</w:t>
-      </w:r>
-      <w:r>
-        <w:rPr>
-          <w:rFonts w:ascii="Times New Roman" w:eastAsia="SimSun" w:hAnsi="Times New Roman"/>
-          <w:color w:val="000000"/>
-          <w:szCs w:val="24"/>
-          <w:lang w:val="vi-VN"/>
-        </w:rPr>
-        <w:tab/>
-      </w:r>
-      <w:r>
-        <w:rPr>
-          <w:rFonts w:ascii="Times New Roman" w:eastAsia="SimSun" w:hAnsi="Times New Roman"/>
-          <w:color w:val="000000"/>
-          <w:szCs w:val="24"/>
-        </w:rPr>
-        <w:t>TuB-74SYDWJPuXh2kMdXbY?e=VxDFHQ</w:t>
-      </w:r>
-    </w:p>
-    <w:p>
-      <w:pPr>
-        <w:ind w:rightChars="-380" w:right="-912"/>
-        <w:rPr>
-          <w:rFonts w:ascii="Times New Roman" w:eastAsia="SimSun" w:hAnsi="Times New Roman"/>
-          <w:color w:val="000000"/>
-          <w:szCs w:val="24"/>
-        </w:rPr>
-      </w:pPr>
     </w:p>
     <w:p>
       <w:pPr>
@@ -51890,17 +51957,23 @@
         <w:spacing w:after="40" w:line="360" w:lineRule="auto"/>
         <w:rPr>
           <w:i w:val="0"/>
+          <w:sz w:val="32"/>
+          <w:szCs w:val="24"/>
         </w:rPr>
       </w:pPr>
       <w:r>
         <w:rPr>
           <w:i w:val="0"/>
+          <w:sz w:val="32"/>
+          <w:szCs w:val="24"/>
         </w:rPr>
         <w:t xml:space="preserve">Phụ lục </w:t>
       </w:r>
       <w:r>
         <w:rPr>
           <w:i w:val="0"/>
+          <w:sz w:val="32"/>
+          <w:szCs w:val="24"/>
           <w:lang w:val="vi-VN"/>
         </w:rPr>
         <w:t>C</w:t>
@@ -51908,6 +51981,8 @@
       <w:r>
         <w:rPr>
           <w:i w:val="0"/>
+          <w:sz w:val="32"/>
+          <w:szCs w:val="24"/>
         </w:rPr>
         <w:t>: Các sơ đồ thiết kế hệ thống</w:t>
       </w:r>
@@ -51919,6 +51994,8 @@
         <w:rPr>
           <w:b/>
           <w:bCs/>
+          <w:sz w:val="32"/>
+          <w:szCs w:val="22"/>
           <w:lang w:val="vi-VN"/>
         </w:rPr>
       </w:pPr>
@@ -51926,12 +52003,13 @@
         <w:rPr>
           <w:rFonts w:ascii="Times New Roman" w:hAnsi="Times New Roman"/>
           <w:noProof/>
-          <w:szCs w:val="28"/>
+          <w:sz w:val="32"/>
+          <w:szCs w:val="36"/>
           <w:lang w:val="vi-VN"/>
         </w:rPr>
         <w:lastRenderedPageBreak/>
         <w:drawing>
-          <wp:anchor distT="0" distB="0" distL="114300" distR="114300" simplePos="0" relativeHeight="251661312" behindDoc="0" locked="0" layoutInCell="1" allowOverlap="1" wp14:anchorId="28765E06" wp14:editId="4E26A9B0">
+          <wp:anchor distT="0" distB="0" distL="114300" distR="114300" simplePos="0" relativeHeight="251667456" behindDoc="0" locked="0" layoutInCell="1" allowOverlap="1" wp14:anchorId="10D87EAB" wp14:editId="0D46006B">
             <wp:simplePos x="0" y="0"/>
             <wp:positionH relativeFrom="margin">
               <wp:posOffset>-224155</wp:posOffset>
@@ -51987,6 +52065,8 @@
         <w:rPr>
           <w:b/>
           <w:bCs/>
+          <w:sz w:val="32"/>
+          <w:szCs w:val="22"/>
           <w:lang w:val="vi-VN"/>
         </w:rPr>
         <w:t>Sơ đồ lớp</w:t>
@@ -51999,6 +52079,8 @@
         <w:rPr>
           <w:b/>
           <w:bCs/>
+          <w:sz w:val="32"/>
+          <w:szCs w:val="22"/>
           <w:lang w:val="vi-VN"/>
         </w:rPr>
       </w:pPr>
@@ -52006,6 +52088,8 @@
         <w:rPr>
           <w:b/>
           <w:bCs/>
+          <w:sz w:val="32"/>
+          <w:szCs w:val="22"/>
           <w:lang w:val="vi-VN"/>
         </w:rPr>
         <w:t>Sơ đồ kiến trúc phân tầng</w:t>
@@ -52018,15 +52102,19 @@
         <w:rPr>
           <w:b/>
           <w:bCs/>
+          <w:sz w:val="32"/>
+          <w:szCs w:val="22"/>
           <w:lang w:val="vi-VN"/>
         </w:rPr>
       </w:pPr>
       <w:r>
         <w:rPr>
           <w:noProof/>
+          <w:sz w:val="32"/>
+          <w:szCs w:val="22"/>
         </w:rPr>
         <w:drawing>
-          <wp:anchor distT="0" distB="0" distL="114300" distR="114300" simplePos="0" relativeHeight="251662336" behindDoc="0" locked="0" layoutInCell="1" allowOverlap="1" wp14:anchorId="4301E993" wp14:editId="3B6A9454">
+          <wp:anchor distT="0" distB="0" distL="114300" distR="114300" simplePos="0" relativeHeight="251668480" behindDoc="0" locked="0" layoutInCell="1" allowOverlap="1" wp14:anchorId="3AFB01E4" wp14:editId="4A84577A">
             <wp:simplePos x="0" y="0"/>
             <wp:positionH relativeFrom="margin">
               <wp:posOffset>698500</wp:posOffset>
@@ -52086,12 +52174,16 @@
         <w:rPr>
           <w:b/>
           <w:bCs/>
+          <w:sz w:val="32"/>
+          <w:szCs w:val="22"/>
         </w:rPr>
       </w:pPr>
       <w:r>
         <w:rPr>
           <w:b/>
           <w:bCs/>
+          <w:sz w:val="32"/>
+          <w:szCs w:val="22"/>
         </w:rPr>
         <w:t xml:space="preserve">Phụ lục </w:t>
       </w:r>
@@ -52099,6 +52191,8 @@
         <w:rPr>
           <w:b/>
           <w:bCs/>
+          <w:sz w:val="32"/>
+          <w:szCs w:val="22"/>
           <w:lang w:val="vi-VN"/>
         </w:rPr>
         <w:t>D</w:t>
@@ -52107,6 +52201,8 @@
         <w:rPr>
           <w:b/>
           <w:bCs/>
+          <w:sz w:val="32"/>
+          <w:szCs w:val="22"/>
         </w:rPr>
         <w:t>: Các mẫu thiết kế (Design Patterns) được áp dụng</w:t>
       </w:r>
@@ -52120,8 +52216,8 @@
           <w:rFonts w:ascii="Times New Roman" w:hAnsi="Times New Roman"/>
           <w:b/>
           <w:bCs/>
-          <w:sz w:val="22"/>
-          <w:szCs w:val="22"/>
+          <w:sz w:val="28"/>
+          <w:szCs w:val="28"/>
         </w:rPr>
       </w:pPr>
       <w:r>
@@ -52129,9 +52225,10 @@
           <w:rFonts w:ascii="Times New Roman" w:hAnsi="Times New Roman"/>
           <w:b/>
           <w:bCs/>
-          <w:sz w:val="22"/>
-          <w:szCs w:val="22"/>
-        </w:rPr>
+          <w:sz w:val="28"/>
+          <w:szCs w:val="28"/>
+        </w:rPr>
+        <w:lastRenderedPageBreak/>
         <w:t>1. Observer Pattern</w:t>
       </w:r>
     </w:p>
@@ -52145,17 +52242,16 @@
         <w:ind w:left="1140"/>
         <w:rPr>
           <w:rFonts w:ascii="Times New Roman" w:hAnsi="Times New Roman"/>
-          <w:sz w:val="22"/>
-          <w:szCs w:val="22"/>
+          <w:sz w:val="28"/>
+          <w:szCs w:val="28"/>
         </w:rPr>
       </w:pPr>
       <w:r>
         <w:rPr>
           <w:rFonts w:ascii="Times New Roman" w:hAnsi="Times New Roman"/>
-          <w:sz w:val="22"/>
-          <w:szCs w:val="22"/>
-        </w:rPr>
-        <w:lastRenderedPageBreak/>
+          <w:sz w:val="28"/>
+          <w:szCs w:val="28"/>
+        </w:rPr>
         <w:t>Mô tả: Dùng để thông báo tự động khi có thay đổi trạng thái công việc hoặc deadline.</w:t>
       </w:r>
     </w:p>
@@ -52169,15 +52265,15 @@
         <w:ind w:left="1140"/>
         <w:rPr>
           <w:rFonts w:ascii="Times New Roman" w:hAnsi="Times New Roman"/>
-          <w:sz w:val="22"/>
-          <w:szCs w:val="22"/>
+          <w:sz w:val="28"/>
+          <w:szCs w:val="28"/>
         </w:rPr>
       </w:pPr>
       <w:r>
         <w:rPr>
           <w:rFonts w:ascii="Times New Roman" w:hAnsi="Times New Roman"/>
-          <w:sz w:val="22"/>
-          <w:szCs w:val="22"/>
+          <w:sz w:val="28"/>
+          <w:szCs w:val="28"/>
         </w:rPr>
         <w:t xml:space="preserve">Ứng dụng: </w:t>
       </w:r>
@@ -52186,8 +52282,8 @@
           <w:rFonts w:ascii="Times New Roman" w:eastAsia="Segoe UI" w:hAnsi="Times New Roman"/>
           <w:color w:val="081B3A"/>
           <w:spacing w:val="2"/>
-          <w:sz w:val="22"/>
-          <w:szCs w:val="22"/>
+          <w:sz w:val="28"/>
+          <w:szCs w:val="28"/>
           <w:shd w:val="clear" w:color="auto" w:fill="FFFFFF"/>
         </w:rPr>
         <w:t>Các property tại giao diện lắng nghe thay đổi và tự động thực hiện công việc dựa theo thay đổi</w:t>
@@ -52202,8 +52298,8 @@
           <w:rFonts w:ascii="Times New Roman" w:hAnsi="Times New Roman"/>
           <w:b/>
           <w:bCs/>
-          <w:sz w:val="22"/>
-          <w:szCs w:val="22"/>
+          <w:sz w:val="28"/>
+          <w:szCs w:val="28"/>
         </w:rPr>
       </w:pPr>
       <w:r>
@@ -52211,8 +52307,8 @@
           <w:rFonts w:ascii="Times New Roman" w:hAnsi="Times New Roman"/>
           <w:b/>
           <w:bCs/>
-          <w:sz w:val="22"/>
-          <w:szCs w:val="22"/>
+          <w:sz w:val="28"/>
+          <w:szCs w:val="28"/>
         </w:rPr>
         <w:t>2. Strategy Pattern</w:t>
       </w:r>
@@ -52227,15 +52323,15 @@
         <w:ind w:left="1140"/>
         <w:rPr>
           <w:rFonts w:ascii="Times New Roman" w:hAnsi="Times New Roman"/>
-          <w:sz w:val="22"/>
-          <w:szCs w:val="22"/>
+          <w:sz w:val="28"/>
+          <w:szCs w:val="28"/>
         </w:rPr>
       </w:pPr>
       <w:r>
         <w:rPr>
           <w:rFonts w:ascii="Times New Roman" w:hAnsi="Times New Roman"/>
-          <w:sz w:val="22"/>
-          <w:szCs w:val="22"/>
+          <w:sz w:val="28"/>
+          <w:szCs w:val="28"/>
         </w:rPr>
         <w:t xml:space="preserve">Mô tả: </w:t>
       </w:r>
@@ -52244,8 +52340,8 @@
           <w:rFonts w:ascii="Times New Roman" w:eastAsia="Segoe UI" w:hAnsi="Times New Roman"/>
           <w:color w:val="081B3A"/>
           <w:spacing w:val="2"/>
-          <w:sz w:val="22"/>
-          <w:szCs w:val="22"/>
+          <w:sz w:val="28"/>
+          <w:szCs w:val="28"/>
           <w:shd w:val="clear" w:color="auto" w:fill="FFFFFF"/>
         </w:rPr>
         <w:t>Xử lý linh hoạt các loại notification gửi về FE</w:t>
@@ -52255,8 +52351,8 @@
           <w:rFonts w:ascii="Times New Roman" w:eastAsia="Segoe UI" w:hAnsi="Times New Roman"/>
           <w:color w:val="081B3A"/>
           <w:spacing w:val="2"/>
-          <w:sz w:val="22"/>
-          <w:szCs w:val="22"/>
+          <w:sz w:val="28"/>
+          <w:szCs w:val="28"/>
           <w:shd w:val="clear" w:color="auto" w:fill="FFFFFF"/>
           <w:lang w:val="vi-VN"/>
         </w:rPr>
@@ -52273,15 +52369,15 @@
         <w:ind w:left="1140"/>
         <w:rPr>
           <w:rFonts w:ascii="Times New Roman" w:hAnsi="Times New Roman"/>
-          <w:sz w:val="22"/>
-          <w:szCs w:val="22"/>
+          <w:sz w:val="28"/>
+          <w:szCs w:val="28"/>
         </w:rPr>
       </w:pPr>
       <w:r>
         <w:rPr>
           <w:rFonts w:ascii="Times New Roman" w:hAnsi="Times New Roman"/>
-          <w:sz w:val="22"/>
-          <w:szCs w:val="22"/>
+          <w:sz w:val="28"/>
+          <w:szCs w:val="28"/>
         </w:rPr>
         <w:t>Ứng dụng: Định nghĩa các Strategy khác nhau cho từng loại trạng thái (To Do, In Progress, Done).</w:t>
       </w:r>
@@ -52295,8 +52391,8 @@
           <w:rFonts w:ascii="Times New Roman" w:hAnsi="Times New Roman"/>
           <w:b/>
           <w:bCs/>
-          <w:sz w:val="22"/>
-          <w:szCs w:val="22"/>
+          <w:sz w:val="28"/>
+          <w:szCs w:val="28"/>
         </w:rPr>
       </w:pPr>
       <w:r>
@@ -52304,8 +52400,8 @@
           <w:rFonts w:ascii="Times New Roman" w:hAnsi="Times New Roman"/>
           <w:b/>
           <w:bCs/>
-          <w:sz w:val="22"/>
-          <w:szCs w:val="22"/>
+          <w:sz w:val="28"/>
+          <w:szCs w:val="28"/>
         </w:rPr>
         <w:t xml:space="preserve">3. </w:t>
       </w:r>
@@ -52316,8 +52412,8 @@
           <w:bCs/>
           <w:color w:val="081B3A"/>
           <w:spacing w:val="2"/>
-          <w:sz w:val="22"/>
-          <w:szCs w:val="22"/>
+          <w:sz w:val="28"/>
+          <w:szCs w:val="28"/>
           <w:shd w:val="clear" w:color="auto" w:fill="FFFFFF"/>
         </w:rPr>
         <w:t>Repository Pattern</w:t>
@@ -52333,23 +52429,23 @@
         <w:ind w:left="1140"/>
         <w:rPr>
           <w:rFonts w:ascii="Times New Roman" w:hAnsi="Times New Roman"/>
-          <w:sz w:val="22"/>
-          <w:szCs w:val="22"/>
+          <w:sz w:val="28"/>
+          <w:szCs w:val="28"/>
         </w:rPr>
       </w:pPr>
       <w:r>
         <w:rPr>
           <w:rFonts w:ascii="Times New Roman" w:hAnsi="Times New Roman"/>
-          <w:sz w:val="22"/>
-          <w:szCs w:val="22"/>
+          <w:sz w:val="28"/>
+          <w:szCs w:val="28"/>
         </w:rPr>
         <w:t xml:space="preserve">Mô tả: </w:t>
       </w:r>
       <w:r>
         <w:rPr>
           <w:rFonts w:ascii="Times New Roman" w:eastAsia="SimSun" w:hAnsi="Times New Roman"/>
-          <w:sz w:val="22"/>
-          <w:szCs w:val="22"/>
+          <w:sz w:val="28"/>
+          <w:szCs w:val="28"/>
         </w:rPr>
         <w:t>Cung cấp lớp trung gian để truy cập và thao tác với dữ liệu, tách biệt khỏi logic nghiệp vụ.</w:t>
       </w:r>
@@ -52364,23 +52460,23 @@
         <w:ind w:left="1140"/>
         <w:rPr>
           <w:rFonts w:ascii="Times New Roman" w:hAnsi="Times New Roman"/>
-          <w:sz w:val="22"/>
-          <w:szCs w:val="22"/>
+          <w:sz w:val="28"/>
+          <w:szCs w:val="28"/>
         </w:rPr>
       </w:pPr>
       <w:r>
         <w:rPr>
           <w:rFonts w:ascii="Times New Roman" w:hAnsi="Times New Roman"/>
-          <w:sz w:val="22"/>
-          <w:szCs w:val="22"/>
+          <w:sz w:val="28"/>
+          <w:szCs w:val="28"/>
         </w:rPr>
         <w:t xml:space="preserve">Ứng dụng: </w:t>
       </w:r>
       <w:r>
         <w:rPr>
           <w:rFonts w:ascii="Times New Roman" w:eastAsia="SimSun" w:hAnsi="Times New Roman"/>
-          <w:sz w:val="22"/>
-          <w:szCs w:val="22"/>
+          <w:sz w:val="28"/>
+          <w:szCs w:val="28"/>
         </w:rPr>
         <w:t>Các lớp như UserRepository, ProjectRepository, TaskRepository đảm nhiệm việc truy vấn và thao tác dữ liệu từ cơ sở dữ liệu.</w:t>
       </w:r>
@@ -52394,8 +52490,8 @@
           <w:rFonts w:ascii="Times New Roman" w:hAnsi="Times New Roman"/>
           <w:b/>
           <w:bCs/>
-          <w:sz w:val="22"/>
-          <w:szCs w:val="22"/>
+          <w:sz w:val="28"/>
+          <w:szCs w:val="28"/>
         </w:rPr>
       </w:pPr>
       <w:r>
@@ -52403,8 +52499,8 @@
           <w:rFonts w:ascii="Times New Roman" w:hAnsi="Times New Roman"/>
           <w:b/>
           <w:bCs/>
-          <w:sz w:val="22"/>
-          <w:szCs w:val="22"/>
+          <w:sz w:val="28"/>
+          <w:szCs w:val="28"/>
         </w:rPr>
         <w:t>4. D</w:t>
       </w:r>
@@ -52413,8 +52509,8 @@
           <w:rFonts w:ascii="Times New Roman" w:hAnsi="Times New Roman"/>
           <w:b/>
           <w:bCs/>
-          <w:sz w:val="22"/>
-          <w:szCs w:val="22"/>
+          <w:sz w:val="28"/>
+          <w:szCs w:val="28"/>
           <w:lang w:val="vi-VN"/>
         </w:rPr>
         <w:t>T</w:t>
@@ -52424,8 +52520,8 @@
           <w:rFonts w:ascii="Times New Roman" w:hAnsi="Times New Roman"/>
           <w:b/>
           <w:bCs/>
-          <w:sz w:val="22"/>
-          <w:szCs w:val="22"/>
+          <w:sz w:val="28"/>
+          <w:szCs w:val="28"/>
         </w:rPr>
         <w:t>O Pattern</w:t>
       </w:r>
@@ -52440,23 +52536,23 @@
         <w:ind w:left="1140"/>
         <w:rPr>
           <w:rFonts w:ascii="Times New Roman" w:hAnsi="Times New Roman"/>
-          <w:sz w:val="22"/>
-          <w:szCs w:val="22"/>
+          <w:sz w:val="28"/>
+          <w:szCs w:val="28"/>
         </w:rPr>
       </w:pPr>
       <w:r>
         <w:rPr>
           <w:rFonts w:ascii="Times New Roman" w:hAnsi="Times New Roman"/>
-          <w:sz w:val="22"/>
-          <w:szCs w:val="22"/>
+          <w:sz w:val="28"/>
+          <w:szCs w:val="28"/>
         </w:rPr>
         <w:t xml:space="preserve">Mô tả: </w:t>
       </w:r>
       <w:r>
         <w:rPr>
           <w:rFonts w:ascii="Times New Roman" w:eastAsia="SimSun" w:hAnsi="Times New Roman"/>
-          <w:sz w:val="22"/>
-          <w:szCs w:val="22"/>
+          <w:sz w:val="28"/>
+          <w:szCs w:val="28"/>
         </w:rPr>
         <w:t>Dùng để truyền dữ liệu giữa các tầng trong hệ thống mà không chứa logic nghiệp vụ.</w:t>
       </w:r>
@@ -52471,15 +52567,15 @@
         <w:ind w:left="1140"/>
         <w:rPr>
           <w:rFonts w:ascii="Times New Roman" w:hAnsi="Times New Roman"/>
-          <w:sz w:val="22"/>
-          <w:szCs w:val="22"/>
+          <w:sz w:val="28"/>
+          <w:szCs w:val="28"/>
         </w:rPr>
       </w:pPr>
       <w:r>
         <w:rPr>
           <w:rFonts w:ascii="Times New Roman" w:hAnsi="Times New Roman"/>
-          <w:sz w:val="22"/>
-          <w:szCs w:val="22"/>
+          <w:sz w:val="28"/>
+          <w:szCs w:val="28"/>
         </w:rPr>
         <w:t>Ứng dụng: Các đối tượng như UserDTO, ProjectDTO, TaskDTO được sử dụng để trao đổi dữ liệu giữa Backend và Frontend, giúp tách biệt dữ liệu và xử lý logic trong hệ thống.</w:t>
       </w:r>
@@ -52493,8 +52589,8 @@
           <w:rFonts w:ascii="Times New Roman" w:hAnsi="Times New Roman"/>
           <w:b/>
           <w:bCs/>
-          <w:sz w:val="22"/>
-          <w:szCs w:val="22"/>
+          <w:sz w:val="28"/>
+          <w:szCs w:val="28"/>
         </w:rPr>
       </w:pPr>
       <w:r>
@@ -52502,8 +52598,8 @@
           <w:rFonts w:ascii="Times New Roman" w:hAnsi="Times New Roman"/>
           <w:b/>
           <w:bCs/>
-          <w:sz w:val="22"/>
-          <w:szCs w:val="22"/>
+          <w:sz w:val="28"/>
+          <w:szCs w:val="28"/>
           <w:lang w:val="vi-VN"/>
         </w:rPr>
         <w:t>5</w:t>
@@ -52513,8 +52609,8 @@
           <w:rFonts w:ascii="Times New Roman" w:hAnsi="Times New Roman"/>
           <w:b/>
           <w:bCs/>
-          <w:sz w:val="22"/>
-          <w:szCs w:val="22"/>
+          <w:sz w:val="28"/>
+          <w:szCs w:val="28"/>
         </w:rPr>
         <w:t xml:space="preserve">. </w:t>
       </w:r>
@@ -52523,8 +52619,8 @@
           <w:rFonts w:ascii="Times New Roman" w:hAnsi="Times New Roman"/>
           <w:b/>
           <w:bCs/>
-          <w:sz w:val="22"/>
-          <w:szCs w:val="22"/>
+          <w:sz w:val="28"/>
+          <w:szCs w:val="28"/>
           <w:lang w:val="vi-VN"/>
         </w:rPr>
         <w:t xml:space="preserve">Service </w:t>
@@ -52534,8 +52630,8 @@
           <w:rFonts w:ascii="Times New Roman" w:hAnsi="Times New Roman"/>
           <w:b/>
           <w:bCs/>
-          <w:sz w:val="22"/>
-          <w:szCs w:val="22"/>
+          <w:sz w:val="28"/>
+          <w:szCs w:val="28"/>
         </w:rPr>
         <w:t>Pattern</w:t>
       </w:r>
@@ -52550,23 +52646,23 @@
         <w:ind w:left="1140"/>
         <w:rPr>
           <w:rFonts w:ascii="Times New Roman" w:hAnsi="Times New Roman"/>
-          <w:sz w:val="22"/>
-          <w:szCs w:val="22"/>
+          <w:sz w:val="28"/>
+          <w:szCs w:val="28"/>
         </w:rPr>
       </w:pPr>
       <w:r>
         <w:rPr>
           <w:rFonts w:ascii="Times New Roman" w:hAnsi="Times New Roman"/>
-          <w:sz w:val="22"/>
-          <w:szCs w:val="22"/>
+          <w:sz w:val="28"/>
+          <w:szCs w:val="28"/>
         </w:rPr>
         <w:t xml:space="preserve">Mô tả: </w:t>
       </w:r>
       <w:r>
         <w:rPr>
           <w:rFonts w:ascii="Times New Roman" w:eastAsia="SimSun" w:hAnsi="Times New Roman"/>
-          <w:sz w:val="22"/>
-          <w:szCs w:val="22"/>
+          <w:sz w:val="28"/>
+          <w:szCs w:val="28"/>
         </w:rPr>
         <w:t>Đóng vai trò xử lý logic nghiệp vụ của hệ thống, tách biệt khỏi tầng giao diện và tầng dữ liệu.</w:t>
       </w:r>
@@ -52581,23 +52677,23 @@
         <w:ind w:left="1140"/>
         <w:rPr>
           <w:rFonts w:ascii="Times New Roman" w:hAnsi="Times New Roman"/>
-          <w:sz w:val="22"/>
-          <w:szCs w:val="22"/>
+          <w:sz w:val="28"/>
+          <w:szCs w:val="28"/>
         </w:rPr>
       </w:pPr>
       <w:r>
         <w:rPr>
           <w:rFonts w:ascii="Times New Roman" w:hAnsi="Times New Roman"/>
-          <w:sz w:val="22"/>
-          <w:szCs w:val="22"/>
+          <w:sz w:val="28"/>
+          <w:szCs w:val="28"/>
         </w:rPr>
         <w:t xml:space="preserve">Ứng dụng: </w:t>
       </w:r>
       <w:r>
         <w:rPr>
           <w:rFonts w:ascii="Times New Roman" w:eastAsia="SimSun" w:hAnsi="Times New Roman"/>
-          <w:sz w:val="22"/>
-          <w:szCs w:val="22"/>
+          <w:sz w:val="28"/>
+          <w:szCs w:val="28"/>
         </w:rPr>
         <w:t>Các lớp như UserService, ProjectService, TaskService thực hiện các xử lý nghiệp vụ như quản lý người dùng, phân công task, xử lý trạng thái công việc.</w:t>
       </w:r>
@@ -52611,8 +52707,8 @@
           <w:rFonts w:ascii="Times New Roman" w:hAnsi="Times New Roman"/>
           <w:b/>
           <w:bCs/>
-          <w:sz w:val="22"/>
-          <w:szCs w:val="22"/>
+          <w:sz w:val="28"/>
+          <w:szCs w:val="28"/>
         </w:rPr>
       </w:pPr>
       <w:r>
@@ -52620,10 +52716,11 @@
           <w:rFonts w:ascii="Times New Roman" w:hAnsi="Times New Roman"/>
           <w:b/>
           <w:bCs/>
-          <w:sz w:val="22"/>
-          <w:szCs w:val="22"/>
+          <w:sz w:val="28"/>
+          <w:szCs w:val="28"/>
           <w:lang w:val="vi-VN"/>
         </w:rPr>
+        <w:lastRenderedPageBreak/>
         <w:t>6</w:t>
       </w:r>
       <w:r>
@@ -52631,8 +52728,8 @@
           <w:rFonts w:ascii="Times New Roman" w:hAnsi="Times New Roman"/>
           <w:b/>
           <w:bCs/>
-          <w:sz w:val="22"/>
-          <w:szCs w:val="22"/>
+          <w:sz w:val="28"/>
+          <w:szCs w:val="28"/>
         </w:rPr>
         <w:t xml:space="preserve">. </w:t>
       </w:r>
@@ -52641,8 +52738,8 @@
           <w:rFonts w:ascii="Times New Roman" w:hAnsi="Times New Roman"/>
           <w:b/>
           <w:bCs/>
-          <w:sz w:val="22"/>
-          <w:szCs w:val="22"/>
+          <w:sz w:val="28"/>
+          <w:szCs w:val="28"/>
           <w:lang w:val="vi-VN"/>
         </w:rPr>
         <w:t xml:space="preserve">Singleton </w:t>
@@ -52652,8 +52749,8 @@
           <w:rFonts w:ascii="Times New Roman" w:hAnsi="Times New Roman"/>
           <w:b/>
           <w:bCs/>
-          <w:sz w:val="22"/>
-          <w:szCs w:val="22"/>
+          <w:sz w:val="28"/>
+          <w:szCs w:val="28"/>
         </w:rPr>
         <w:t>Pattern</w:t>
       </w:r>
@@ -52668,23 +52765,23 @@
         <w:ind w:left="1140"/>
         <w:rPr>
           <w:rFonts w:ascii="Times New Roman" w:hAnsi="Times New Roman"/>
-          <w:sz w:val="22"/>
-          <w:szCs w:val="22"/>
+          <w:sz w:val="28"/>
+          <w:szCs w:val="28"/>
         </w:rPr>
       </w:pPr>
       <w:r>
         <w:rPr>
           <w:rFonts w:ascii="Times New Roman" w:hAnsi="Times New Roman"/>
-          <w:sz w:val="22"/>
-          <w:szCs w:val="22"/>
+          <w:sz w:val="28"/>
+          <w:szCs w:val="28"/>
         </w:rPr>
         <w:t xml:space="preserve">Mô tả: </w:t>
       </w:r>
       <w:r>
         <w:rPr>
           <w:rFonts w:ascii="Times New Roman" w:eastAsia="SimSun" w:hAnsi="Times New Roman"/>
-          <w:sz w:val="22"/>
-          <w:szCs w:val="22"/>
+          <w:sz w:val="28"/>
+          <w:szCs w:val="28"/>
         </w:rPr>
         <w:t>Đảm bảo một lớp chỉ có một instance duy nhất và cung cấp điểm truy cập toàn cục đến instance đó.</w:t>
       </w:r>
@@ -52699,23 +52796,23 @@
         <w:ind w:left="1140"/>
         <w:rPr>
           <w:rFonts w:ascii="Times New Roman" w:hAnsi="Times New Roman"/>
-          <w:sz w:val="22"/>
-          <w:szCs w:val="22"/>
+          <w:sz w:val="28"/>
+          <w:szCs w:val="28"/>
         </w:rPr>
       </w:pPr>
       <w:r>
         <w:rPr>
           <w:rFonts w:ascii="Times New Roman" w:hAnsi="Times New Roman"/>
-          <w:sz w:val="22"/>
-          <w:szCs w:val="22"/>
+          <w:sz w:val="28"/>
+          <w:szCs w:val="28"/>
         </w:rPr>
         <w:t xml:space="preserve">Ứng dụng: </w:t>
       </w:r>
       <w:r>
         <w:rPr>
           <w:rFonts w:ascii="Times New Roman" w:eastAsia="SimSun" w:hAnsi="Times New Roman"/>
-          <w:sz w:val="22"/>
-          <w:szCs w:val="22"/>
+          <w:sz w:val="28"/>
+          <w:szCs w:val="28"/>
         </w:rPr>
         <w:t>Áp dụng cho các thành phần dùng chung như cấu hình hệ thống, kết nối cơ sở dữ liệu hoặc các service dùng chung trong toàn bộ ứng dụng.</w:t>
       </w:r>
@@ -52731,17 +52828,23 @@
         <w:spacing w:after="40" w:line="276" w:lineRule="auto"/>
         <w:rPr>
           <w:i w:val="0"/>
+          <w:sz w:val="28"/>
+          <w:szCs w:val="22"/>
         </w:rPr>
       </w:pPr>
       <w:r>
         <w:rPr>
           <w:i w:val="0"/>
+          <w:sz w:val="28"/>
+          <w:szCs w:val="22"/>
         </w:rPr>
         <w:t xml:space="preserve">Phụ lục </w:t>
       </w:r>
       <w:r>
         <w:rPr>
           <w:i w:val="0"/>
+          <w:sz w:val="28"/>
+          <w:szCs w:val="22"/>
           <w:lang w:val="vi-VN"/>
         </w:rPr>
         <w:t>E</w:t>
@@ -52749,6 +52852,8 @@
       <w:r>
         <w:rPr>
           <w:i w:val="0"/>
+          <w:sz w:val="28"/>
+          <w:szCs w:val="22"/>
         </w:rPr>
         <w:t>: Thiết kế giao diện người dùng (UI Mockups)</w:t>
       </w:r>
@@ -52759,15 +52864,15 @@
         <w:jc w:val="both"/>
         <w:rPr>
           <w:rFonts w:ascii="Times New Roman" w:hAnsi="Times New Roman"/>
-          <w:sz w:val="22"/>
-          <w:szCs w:val="22"/>
+          <w:sz w:val="28"/>
+          <w:szCs w:val="28"/>
         </w:rPr>
       </w:pPr>
       <w:r>
         <w:rPr>
           <w:rFonts w:ascii="Times New Roman" w:hAnsi="Times New Roman"/>
-          <w:sz w:val="22"/>
-          <w:szCs w:val="22"/>
+          <w:sz w:val="28"/>
+          <w:szCs w:val="28"/>
         </w:rPr>
         <w:t>Danh sách các mockup giao diện chính đã được thiết kế:</w:t>
       </w:r>
@@ -52778,23 +52883,23 @@
         <w:ind w:left="360"/>
         <w:rPr>
           <w:rFonts w:ascii="Times New Roman" w:hAnsi="Times New Roman"/>
-          <w:sz w:val="22"/>
-          <w:szCs w:val="22"/>
+          <w:sz w:val="28"/>
+          <w:szCs w:val="28"/>
         </w:rPr>
       </w:pPr>
       <w:r>
         <w:rPr>
           <w:rFonts w:ascii="Times New Roman" w:hAnsi="Times New Roman"/>
-          <w:sz w:val="22"/>
-          <w:szCs w:val="22"/>
+          <w:sz w:val="28"/>
+          <w:szCs w:val="28"/>
         </w:rPr>
         <w:t xml:space="preserve">1. Dashboard </w:t>
       </w:r>
       <w:r>
         <w:rPr>
           <w:rFonts w:ascii="Times New Roman" w:hAnsi="Times New Roman"/>
-          <w:sz w:val="22"/>
-          <w:szCs w:val="22"/>
+          <w:sz w:val="28"/>
+          <w:szCs w:val="28"/>
           <w:lang w:val="vi-VN"/>
         </w:rPr>
         <w:t xml:space="preserve">giao diện chính </w:t>
@@ -52802,8 +52907,8 @@
       <w:r>
         <w:rPr>
           <w:rFonts w:ascii="Times New Roman" w:hAnsi="Times New Roman"/>
-          <w:sz w:val="22"/>
-          <w:szCs w:val="22"/>
+          <w:sz w:val="28"/>
+          <w:szCs w:val="28"/>
         </w:rPr>
         <w:t>của hệ thống</w:t>
       </w:r>
@@ -52814,23 +52919,23 @@
         <w:ind w:left="360"/>
         <w:rPr>
           <w:rFonts w:ascii="Times New Roman" w:hAnsi="Times New Roman"/>
-          <w:sz w:val="22"/>
-          <w:szCs w:val="22"/>
+          <w:sz w:val="28"/>
+          <w:szCs w:val="28"/>
         </w:rPr>
       </w:pPr>
       <w:r>
         <w:rPr>
           <w:rFonts w:ascii="Times New Roman" w:hAnsi="Times New Roman"/>
-          <w:sz w:val="22"/>
-          <w:szCs w:val="22"/>
+          <w:sz w:val="28"/>
+          <w:szCs w:val="28"/>
         </w:rPr>
         <w:t xml:space="preserve">2. </w:t>
       </w:r>
       <w:r>
         <w:rPr>
           <w:rFonts w:ascii="Times New Roman" w:hAnsi="Times New Roman"/>
-          <w:sz w:val="22"/>
-          <w:szCs w:val="22"/>
+          <w:sz w:val="28"/>
+          <w:szCs w:val="28"/>
           <w:lang w:val="vi-VN"/>
         </w:rPr>
         <w:t>Giao diện form</w:t>
@@ -52838,16 +52943,16 @@
       <w:r>
         <w:rPr>
           <w:rFonts w:ascii="Times New Roman" w:hAnsi="Times New Roman"/>
-          <w:sz w:val="22"/>
-          <w:szCs w:val="22"/>
+          <w:sz w:val="28"/>
+          <w:szCs w:val="28"/>
         </w:rPr>
         <w:t xml:space="preserve"> </w:t>
       </w:r>
       <w:r>
         <w:rPr>
           <w:rFonts w:ascii="Times New Roman" w:hAnsi="Times New Roman"/>
-          <w:sz w:val="22"/>
-          <w:szCs w:val="22"/>
+          <w:sz w:val="28"/>
+          <w:szCs w:val="28"/>
           <w:lang w:val="vi-VN"/>
         </w:rPr>
         <w:t>t</w:t>
@@ -52855,8 +52960,8 @@
       <w:r>
         <w:rPr>
           <w:rFonts w:ascii="Times New Roman" w:hAnsi="Times New Roman"/>
-          <w:sz w:val="22"/>
-          <w:szCs w:val="22"/>
+          <w:sz w:val="28"/>
+          <w:szCs w:val="28"/>
         </w:rPr>
         <w:t>ạo dự án</w:t>
       </w:r>
@@ -52867,24 +52972,24 @@
         <w:ind w:left="360"/>
         <w:rPr>
           <w:rFonts w:ascii="Times New Roman" w:hAnsi="Times New Roman"/>
-          <w:sz w:val="22"/>
-          <w:szCs w:val="22"/>
+          <w:sz w:val="28"/>
+          <w:szCs w:val="28"/>
           <w:lang w:val="vi-VN"/>
         </w:rPr>
       </w:pPr>
       <w:r>
         <w:rPr>
           <w:rFonts w:ascii="Times New Roman" w:hAnsi="Times New Roman"/>
-          <w:sz w:val="22"/>
-          <w:szCs w:val="22"/>
+          <w:sz w:val="28"/>
+          <w:szCs w:val="28"/>
         </w:rPr>
         <w:t xml:space="preserve">3. </w:t>
       </w:r>
       <w:r>
         <w:rPr>
           <w:rFonts w:ascii="Times New Roman" w:hAnsi="Times New Roman"/>
-          <w:sz w:val="22"/>
-          <w:szCs w:val="22"/>
+          <w:sz w:val="28"/>
+          <w:szCs w:val="28"/>
           <w:lang w:val="vi-VN"/>
         </w:rPr>
         <w:t>Giao diện thông tin dự án</w:t>
@@ -52896,33 +53001,32 @@
         <w:ind w:left="360"/>
         <w:rPr>
           <w:rFonts w:ascii="Times New Roman" w:hAnsi="Times New Roman"/>
-          <w:sz w:val="22"/>
-          <w:szCs w:val="22"/>
+          <w:sz w:val="28"/>
+          <w:szCs w:val="28"/>
         </w:rPr>
       </w:pPr>
       <w:r>
         <w:rPr>
           <w:rFonts w:ascii="Times New Roman" w:hAnsi="Times New Roman"/>
-          <w:sz w:val="22"/>
-          <w:szCs w:val="22"/>
+          <w:sz w:val="28"/>
+          <w:szCs w:val="28"/>
           <w:lang w:val="vi-VN"/>
         </w:rPr>
-        <w:lastRenderedPageBreak/>
         <w:t>4</w:t>
       </w:r>
       <w:r>
         <w:rPr>
           <w:rFonts w:ascii="Times New Roman" w:hAnsi="Times New Roman"/>
-          <w:sz w:val="22"/>
-          <w:szCs w:val="22"/>
+          <w:sz w:val="28"/>
+          <w:szCs w:val="28"/>
         </w:rPr>
         <w:t xml:space="preserve">. </w:t>
       </w:r>
       <w:r>
         <w:rPr>
           <w:rFonts w:ascii="Times New Roman" w:hAnsi="Times New Roman"/>
-          <w:sz w:val="22"/>
-          <w:szCs w:val="22"/>
+          <w:sz w:val="28"/>
+          <w:szCs w:val="28"/>
           <w:lang w:val="vi-VN"/>
         </w:rPr>
         <w:t>Giao diện f</w:t>
@@ -52930,8 +53034,8 @@
       <w:r>
         <w:rPr>
           <w:rFonts w:ascii="Times New Roman" w:hAnsi="Times New Roman"/>
-          <w:sz w:val="22"/>
-          <w:szCs w:val="22"/>
+          <w:sz w:val="28"/>
+          <w:szCs w:val="28"/>
         </w:rPr>
         <w:t>orm tạo công việc</w:t>
       </w:r>
@@ -52942,16 +53046,16 @@
         <w:ind w:left="360"/>
         <w:rPr>
           <w:rFonts w:ascii="Times New Roman" w:hAnsi="Times New Roman"/>
-          <w:sz w:val="22"/>
-          <w:szCs w:val="22"/>
+          <w:sz w:val="28"/>
+          <w:szCs w:val="28"/>
           <w:lang w:val="vi-VN"/>
         </w:rPr>
       </w:pPr>
       <w:r>
         <w:rPr>
           <w:rFonts w:ascii="Times New Roman" w:hAnsi="Times New Roman"/>
-          <w:sz w:val="22"/>
-          <w:szCs w:val="22"/>
+          <w:sz w:val="28"/>
+          <w:szCs w:val="28"/>
           <w:lang w:val="vi-VN"/>
         </w:rPr>
         <w:t>5</w:t>
@@ -52959,16 +53063,16 @@
       <w:r>
         <w:rPr>
           <w:rFonts w:ascii="Times New Roman" w:hAnsi="Times New Roman"/>
-          <w:sz w:val="22"/>
-          <w:szCs w:val="22"/>
+          <w:sz w:val="28"/>
+          <w:szCs w:val="28"/>
         </w:rPr>
         <w:t xml:space="preserve">. </w:t>
       </w:r>
       <w:r>
         <w:rPr>
           <w:rFonts w:ascii="Times New Roman" w:hAnsi="Times New Roman"/>
-          <w:sz w:val="22"/>
-          <w:szCs w:val="22"/>
+          <w:sz w:val="28"/>
+          <w:szCs w:val="28"/>
           <w:lang w:val="vi-VN"/>
         </w:rPr>
         <w:t>Giao diện thông tin</w:t>
@@ -52976,16 +53080,16 @@
       <w:r>
         <w:rPr>
           <w:rFonts w:ascii="Times New Roman" w:hAnsi="Times New Roman"/>
-          <w:sz w:val="22"/>
-          <w:szCs w:val="22"/>
+          <w:sz w:val="28"/>
+          <w:szCs w:val="28"/>
         </w:rPr>
         <w:t xml:space="preserve"> công việc </w:t>
       </w:r>
       <w:r>
         <w:rPr>
           <w:rFonts w:ascii="Times New Roman" w:hAnsi="Times New Roman"/>
-          <w:sz w:val="22"/>
-          <w:szCs w:val="22"/>
+          <w:sz w:val="28"/>
+          <w:szCs w:val="28"/>
           <w:lang w:val="vi-VN"/>
         </w:rPr>
         <w:t>và bình luận (có thể cập nhật).</w:t>
@@ -52997,15 +53101,15 @@
         <w:ind w:left="360"/>
         <w:rPr>
           <w:rFonts w:ascii="Times New Roman" w:hAnsi="Times New Roman"/>
-          <w:sz w:val="22"/>
-          <w:szCs w:val="22"/>
+          <w:sz w:val="28"/>
+          <w:szCs w:val="28"/>
         </w:rPr>
       </w:pPr>
       <w:r>
         <w:rPr>
           <w:rFonts w:ascii="Times New Roman" w:hAnsi="Times New Roman"/>
-          <w:sz w:val="22"/>
-          <w:szCs w:val="22"/>
+          <w:sz w:val="28"/>
+          <w:szCs w:val="28"/>
           <w:lang w:val="vi-VN"/>
         </w:rPr>
         <w:t>6</w:t>
@@ -53013,16 +53117,16 @@
       <w:r>
         <w:rPr>
           <w:rFonts w:ascii="Times New Roman" w:hAnsi="Times New Roman"/>
-          <w:sz w:val="22"/>
-          <w:szCs w:val="22"/>
+          <w:sz w:val="28"/>
+          <w:szCs w:val="28"/>
         </w:rPr>
         <w:t xml:space="preserve">. </w:t>
       </w:r>
       <w:r>
         <w:rPr>
           <w:rFonts w:ascii="Times New Roman" w:hAnsi="Times New Roman"/>
-          <w:sz w:val="22"/>
-          <w:szCs w:val="22"/>
+          <w:sz w:val="28"/>
+          <w:szCs w:val="28"/>
           <w:lang w:val="vi-VN"/>
         </w:rPr>
         <w:t xml:space="preserve">Popup </w:t>
@@ -53030,8 +53134,8 @@
       <w:r>
         <w:rPr>
           <w:rFonts w:ascii="Times New Roman" w:hAnsi="Times New Roman"/>
-          <w:sz w:val="22"/>
-          <w:szCs w:val="22"/>
+          <w:sz w:val="28"/>
+          <w:szCs w:val="28"/>
         </w:rPr>
         <w:t>Thông báo</w:t>
       </w:r>
@@ -53042,15 +53146,15 @@
         <w:ind w:left="360"/>
         <w:rPr>
           <w:rFonts w:ascii="Times New Roman" w:hAnsi="Times New Roman"/>
-          <w:sz w:val="22"/>
-          <w:szCs w:val="22"/>
+          <w:sz w:val="28"/>
+          <w:szCs w:val="28"/>
         </w:rPr>
       </w:pPr>
       <w:r>
         <w:rPr>
           <w:rFonts w:ascii="Times New Roman" w:hAnsi="Times New Roman"/>
-          <w:sz w:val="22"/>
-          <w:szCs w:val="22"/>
+          <w:sz w:val="28"/>
+          <w:szCs w:val="28"/>
           <w:lang w:val="vi-VN"/>
         </w:rPr>
         <w:t>7</w:t>
@@ -53058,16 +53162,16 @@
       <w:r>
         <w:rPr>
           <w:rFonts w:ascii="Times New Roman" w:hAnsi="Times New Roman"/>
-          <w:sz w:val="22"/>
-          <w:szCs w:val="22"/>
+          <w:sz w:val="28"/>
+          <w:szCs w:val="28"/>
         </w:rPr>
         <w:t xml:space="preserve">. </w:t>
       </w:r>
       <w:r>
         <w:rPr>
           <w:rFonts w:ascii="Times New Roman" w:hAnsi="Times New Roman"/>
-          <w:sz w:val="22"/>
-          <w:szCs w:val="22"/>
+          <w:sz w:val="28"/>
+          <w:szCs w:val="28"/>
           <w:lang w:val="vi-VN"/>
         </w:rPr>
         <w:t>Giao diện</w:t>
@@ -53075,8 +53179,8 @@
       <w:r>
         <w:rPr>
           <w:rFonts w:ascii="Times New Roman" w:hAnsi="Times New Roman"/>
-          <w:sz w:val="22"/>
-          <w:szCs w:val="22"/>
+          <w:sz w:val="28"/>
+          <w:szCs w:val="28"/>
         </w:rPr>
         <w:t xml:space="preserve"> Thống kê</w:t>
       </w:r>
@@ -53087,15 +53191,15 @@
         <w:ind w:left="360"/>
         <w:rPr>
           <w:rFonts w:ascii="Times New Roman" w:hAnsi="Times New Roman"/>
-          <w:sz w:val="22"/>
-          <w:szCs w:val="22"/>
+          <w:sz w:val="28"/>
+          <w:szCs w:val="28"/>
         </w:rPr>
       </w:pPr>
       <w:r>
         <w:rPr>
           <w:rFonts w:ascii="Times New Roman" w:hAnsi="Times New Roman"/>
-          <w:sz w:val="22"/>
-          <w:szCs w:val="22"/>
+          <w:sz w:val="28"/>
+          <w:szCs w:val="28"/>
           <w:lang w:val="vi-VN"/>
         </w:rPr>
         <w:t>8</w:t>
@@ -53103,16 +53207,16 @@
       <w:r>
         <w:rPr>
           <w:rFonts w:ascii="Times New Roman" w:hAnsi="Times New Roman"/>
-          <w:sz w:val="22"/>
-          <w:szCs w:val="22"/>
+          <w:sz w:val="28"/>
+          <w:szCs w:val="28"/>
         </w:rPr>
         <w:t xml:space="preserve">. </w:t>
       </w:r>
       <w:r>
         <w:rPr>
           <w:rFonts w:ascii="Times New Roman" w:hAnsi="Times New Roman"/>
-          <w:sz w:val="22"/>
-          <w:szCs w:val="22"/>
+          <w:sz w:val="28"/>
+          <w:szCs w:val="28"/>
           <w:lang w:val="vi-VN"/>
         </w:rPr>
         <w:t xml:space="preserve">Giao diện </w:t>
@@ -53120,8 +53224,8 @@
       <w:r>
         <w:rPr>
           <w:rFonts w:ascii="Times New Roman" w:hAnsi="Times New Roman"/>
-          <w:sz w:val="22"/>
-          <w:szCs w:val="22"/>
+          <w:sz w:val="28"/>
+          <w:szCs w:val="28"/>
         </w:rPr>
         <w:t>Đăng ký / Đăng nhập</w:t>
       </w:r>
@@ -53132,6 +53236,64 @@
         <w:rPr>
           <w:b/>
           <w:bCs/>
+          <w:sz w:val="28"/>
+          <w:szCs w:val="22"/>
+        </w:rPr>
+      </w:pPr>
+      <w:r>
+        <w:rPr>
+          <w:b/>
+          <w:bCs/>
+          <w:sz w:val="28"/>
+          <w:szCs w:val="22"/>
+        </w:rPr>
+        <w:t>Phụ lục F: Bảng theo dõi tiến độ công việc</w:t>
+      </w:r>
+    </w:p>
+    <w:p>
+      <w:pPr>
+        <w:spacing w:line="360" w:lineRule="auto"/>
+        <w:rPr>
+          <w:rStyle w:val="Hyperlink"/>
+          <w:sz w:val="28"/>
+          <w:szCs w:val="21"/>
+        </w:rPr>
+      </w:pPr>
+      <w:hyperlink r:id="rId40" w:history="1">
+        <w:r>
+          <w:rPr>
+            <w:rStyle w:val="Hyperlink"/>
+            <w:sz w:val="28"/>
+            <w:szCs w:val="21"/>
+          </w:rPr>
+          <w:t>https://docs.google.com/spreadsheets/d/1uBTjOxI6xlFg0dFZDXHnYigq9N5MaWra/edit?usp=sharing&amp;ouid=1</w:t>
+        </w:r>
+        <w:r>
+          <w:rPr>
+            <w:rStyle w:val="Hyperlink"/>
+            <w:sz w:val="28"/>
+            <w:szCs w:val="21"/>
+          </w:rPr>
+          <w:t>0</w:t>
+        </w:r>
+        <w:r>
+          <w:rPr>
+            <w:rStyle w:val="Hyperlink"/>
+            <w:sz w:val="28"/>
+            <w:szCs w:val="21"/>
+          </w:rPr>
+          <w:t>1515664537737340167&amp;rtpof=true&amp;sd=true</w:t>
+        </w:r>
+      </w:hyperlink>
+    </w:p>
+    <w:p>
+      <w:pPr>
+        <w:spacing w:line="360" w:lineRule="auto"/>
+        <w:rPr>
+          <w:b/>
+          <w:bCs/>
+          <w:sz w:val="28"/>
+          <w:szCs w:val="22"/>
           <w:lang w:val="vi-VN"/>
         </w:rPr>
       </w:pPr>
@@ -54592,40 +54754,40 @@
       </w:pPr>
     </w:lvl>
   </w:abstractNum>
-  <w:num w:numId="1" w16cid:durableId="257831942">
+  <w:num w:numId="1" w16cid:durableId="15156508">
     <w:abstractNumId w:val="0"/>
   </w:num>
-  <w:num w:numId="2" w16cid:durableId="78841354">
+  <w:num w:numId="2" w16cid:durableId="1322007906">
     <w:abstractNumId w:val="11"/>
   </w:num>
-  <w:num w:numId="3" w16cid:durableId="1711883596">
+  <w:num w:numId="3" w16cid:durableId="1627082944">
     <w:abstractNumId w:val="9"/>
   </w:num>
-  <w:num w:numId="4" w16cid:durableId="346716816">
+  <w:num w:numId="4" w16cid:durableId="1401750112">
     <w:abstractNumId w:val="5"/>
   </w:num>
-  <w:num w:numId="5" w16cid:durableId="1475834092">
+  <w:num w:numId="5" w16cid:durableId="1737167542">
     <w:abstractNumId w:val="2"/>
   </w:num>
-  <w:num w:numId="6" w16cid:durableId="75716189">
+  <w:num w:numId="6" w16cid:durableId="826476865">
     <w:abstractNumId w:val="7"/>
   </w:num>
-  <w:num w:numId="7" w16cid:durableId="1005980176">
+  <w:num w:numId="7" w16cid:durableId="315454883">
     <w:abstractNumId w:val="4"/>
   </w:num>
-  <w:num w:numId="8" w16cid:durableId="2024504168">
+  <w:num w:numId="8" w16cid:durableId="1457799717">
     <w:abstractNumId w:val="1"/>
   </w:num>
-  <w:num w:numId="9" w16cid:durableId="1151479917">
+  <w:num w:numId="9" w16cid:durableId="633026819">
     <w:abstractNumId w:val="10"/>
   </w:num>
-  <w:num w:numId="10" w16cid:durableId="336156844">
+  <w:num w:numId="10" w16cid:durableId="1304851913">
     <w:abstractNumId w:val="6"/>
   </w:num>
-  <w:num w:numId="11" w16cid:durableId="1995405167">
+  <w:num w:numId="11" w16cid:durableId="2060131578">
     <w:abstractNumId w:val="8"/>
   </w:num>
-  <w:num w:numId="12" w16cid:durableId="344864443">
+  <w:num w:numId="12" w16cid:durableId="1876581098">
     <w:abstractNumId w:val="3"/>
   </w:num>
 </w:numbering>
@@ -55177,6 +55339,14 @@
       <w:lang w:eastAsia="ar-SA"/>
     </w:rPr>
   </w:style>
+  <w:style w:type="character" w:styleId="FollowedHyperlink">
+    <w:name w:val="FollowedHyperlink"/>
+    <w:basedOn w:val="DefaultParagraphFont"/>
+    <w:rPr>
+      <w:color w:val="800080"/>
+      <w:u w:val="single"/>
+    </w:rPr>
+  </w:style>
   <w:style w:type="paragraph" w:styleId="Footer">
     <w:name w:val="footer"/>
     <w:basedOn w:val="Normal"/>
@@ -55402,6 +55572,7 @@
   <w:style w:type="paragraph" w:customStyle="1" w:styleId="bullet">
     <w:name w:val="bullet"/>
     <w:basedOn w:val="Normal"/>
+    <w:qFormat/>
     <w:rPr>
       <w:rFonts w:ascii="Arial" w:hAnsi="Arial"/>
       <w:sz w:val="20"/>
@@ -55410,6 +55581,7 @@
   <w:style w:type="paragraph" w:customStyle="1" w:styleId="heading10">
     <w:name w:val="heading1"/>
     <w:basedOn w:val="Normal"/>
+    <w:qFormat/>
     <w:pPr>
       <w:tabs>
         <w:tab w:val="left" w:pos="450"/>
@@ -55422,6 +55594,7 @@
   <w:style w:type="paragraph" w:customStyle="1" w:styleId="level4">
     <w:name w:val="level 4"/>
     <w:basedOn w:val="Normal"/>
+    <w:qFormat/>
     <w:pPr>
       <w:spacing w:before="120" w:after="120"/>
       <w:ind w:left="634"/>
@@ -55430,6 +55603,7 @@
   <w:style w:type="paragraph" w:customStyle="1" w:styleId="level5">
     <w:name w:val="level 5"/>
     <w:basedOn w:val="Normal"/>
+    <w:qFormat/>
     <w:pPr>
       <w:tabs>
         <w:tab w:val="left" w:pos="2520"/>
@@ -55440,6 +55614,7 @@
   <w:style w:type="paragraph" w:customStyle="1" w:styleId="TOCEntry">
     <w:name w:val="TOCEntry"/>
     <w:basedOn w:val="Normal"/>
+    <w:qFormat/>
     <w:pPr>
       <w:keepNext/>
       <w:keepLines/>
@@ -55489,6 +55664,7 @@
   <w:style w:type="paragraph" w:customStyle="1" w:styleId="ByLine">
     <w:name w:val="ByLine"/>
     <w:basedOn w:val="Title"/>
+    <w:qFormat/>
     <w:rPr>
       <w:sz w:val="28"/>
     </w:rPr>
@@ -55551,6 +55727,7 @@
     <w:name w:val="Heading 2 Char"/>
     <w:basedOn w:val="DefaultParagraphFont"/>
     <w:link w:val="Heading2"/>
+    <w:qFormat/>
     <w:rPr>
       <w:rFonts w:ascii="Times" w:hAnsi="Times"/>
       <w:b/>
@@ -55565,6 +55742,18 @@
       <w:ind w:hanging="1"/>
     </w:pPr>
     <w:tblPr/>
+  </w:style>
+  <w:style w:type="character" w:styleId="UnresolvedMention">
+    <w:name w:val="Unresolved Mention"/>
+    <w:basedOn w:val="DefaultParagraphFont"/>
+    <w:uiPriority w:val="99"/>
+    <w:semiHidden/>
+    <w:unhideWhenUsed/>
+    <w:rsid w:val="00A25AFF"/>
+    <w:rPr>
+      <w:color w:val="605E5C"/>
+      <w:shd w:val="clear" w:color="auto" w:fill="E1DFDD"/>
+    </w:rPr>
   </w:style>
 </w:styles>
 </file>
